--- a/reports/final_report_he.docx
+++ b/reports/final_report_he.docx
@@ -7363,6 +7363,30 @@
           <w:rFonts w:ascii="Consolas" w:hAnsi="Consolas" w:eastAsia="Consolas"/>
           <w:sz w:val="18"/>
         </w:rPr>
+        <w:t xml:space="preserve">  --harmonic-samples 512 `</w:t>
+      </w:r>
+    </w:p>
+    <w:p>
+      <w:pPr>
+        <w:jc w:val="left"/>
+      </w:pPr>
+      <w:r>
+        <w:rPr>
+          <w:rFonts w:ascii="Consolas" w:hAnsi="Consolas" w:eastAsia="Consolas"/>
+          <w:sz w:val="18"/>
+        </w:rPr>
+        <w:t xml:space="preserve">  --path-source-samples 128 `</w:t>
+      </w:r>
+    </w:p>
+    <w:p>
+      <w:pPr>
+        <w:jc w:val="left"/>
+      </w:pPr>
+      <w:r>
+        <w:rPr>
+          <w:rFonts w:ascii="Consolas" w:hAnsi="Consolas" w:eastAsia="Consolas"/>
+          <w:sz w:val="18"/>
+        </w:rPr>
         <w:t xml:space="preserve">  --resilience-removals 500 `</w:t>
       </w:r>
     </w:p>
@@ -7387,6 +7411,42 @@
           <w:rFonts w:ascii="Consolas" w:hAnsi="Consolas" w:eastAsia="Consolas"/>
           <w:sz w:val="18"/>
         </w:rPr>
+        <w:t xml:space="preserve">  --accessibility-pairs 300 `</w:t>
+      </w:r>
+    </w:p>
+    <w:p>
+      <w:pPr>
+        <w:jc w:val="left"/>
+      </w:pPr>
+      <w:r>
+        <w:rPr>
+          <w:rFonts w:ascii="Consolas" w:hAnsi="Consolas" w:eastAsia="Consolas"/>
+          <w:sz w:val="18"/>
+        </w:rPr>
+        <w:t xml:space="preserve">  --accessibility-removals 500 `</w:t>
+      </w:r>
+    </w:p>
+    <w:p>
+      <w:pPr>
+        <w:jc w:val="left"/>
+      </w:pPr>
+      <w:r>
+        <w:rPr>
+          <w:rFonts w:ascii="Consolas" w:hAnsi="Consolas" w:eastAsia="Consolas"/>
+          <w:sz w:val="18"/>
+        </w:rPr>
+        <w:t xml:space="preserve">  --accessibility-steps 10 `</w:t>
+      </w:r>
+    </w:p>
+    <w:p>
+      <w:pPr>
+        <w:jc w:val="left"/>
+      </w:pPr>
+      <w:r>
+        <w:rPr>
+          <w:rFonts w:ascii="Consolas" w:hAnsi="Consolas" w:eastAsia="Consolas"/>
+          <w:sz w:val="18"/>
+        </w:rPr>
         <w:t xml:space="preserve">  --random-trials 5</w:t>
       </w:r>
     </w:p>
@@ -7401,7 +7461,7 @@
           <w:b w:val="0"/>
           <w:sz w:val="22"/>
         </w:rPr>
-        <w:t>תוצרי הדוח:</w:t>
+        <w:t>תוצרי הדוח הקיימים בתיקיית `outputs/` הנוכחית:</w:t>
       </w:r>
     </w:p>
     <w:p>
@@ -7584,6 +7644,132 @@
           <w:sz w:val="22"/>
         </w:rPr>
         <w:t>- `outputs/figures/resilience_curve.png`</w:t>
+      </w:r>
+    </w:p>
+    <w:p>
+      <w:pPr>
+        <w:jc w:val="right"/>
+        <w:bidi w:val="1"/>
+      </w:pPr>
+      <w:r>
+        <w:rPr>
+          <w:rFonts w:ascii="Arial" w:hAnsi="Arial" w:eastAsia="Arial"/>
+          <w:b w:val="0"/>
+          <w:sz w:val="22"/>
+        </w:rPr>
+        <w:t>הקוד הנוכחי כולל גם הרחבות שמייצרות בהרצה מלאה נוספת, לאחר שחזור `stop_times.txt`, את:</w:t>
+      </w:r>
+    </w:p>
+    <w:p>
+      <w:pPr>
+        <w:jc w:val="right"/>
+        <w:bidi w:val="1"/>
+      </w:pPr>
+      <w:r>
+        <w:rPr>
+          <w:rFonts w:ascii="Arial" w:hAnsi="Arial" w:eastAsia="Arial"/>
+          <w:b w:val="0"/>
+          <w:sz w:val="22"/>
+        </w:rPr>
+        <w:t>- `outputs/tables/top_approx_harmonic_stops.csv`</w:t>
+      </w:r>
+    </w:p>
+    <w:p>
+      <w:pPr>
+        <w:jc w:val="right"/>
+        <w:bidi w:val="1"/>
+      </w:pPr>
+      <w:r>
+        <w:rPr>
+          <w:rFonts w:ascii="Arial" w:hAnsi="Arial" w:eastAsia="Arial"/>
+          <w:b w:val="0"/>
+          <w:sz w:val="22"/>
+        </w:rPr>
+        <w:t>- `outputs/tables/accessibility_damage_by_removal.csv`</w:t>
+      </w:r>
+    </w:p>
+    <w:p>
+      <w:pPr>
+        <w:jc w:val="right"/>
+        <w:bidi w:val="1"/>
+      </w:pPr>
+      <w:r>
+        <w:rPr>
+          <w:rFonts w:ascii="Arial" w:hAnsi="Arial" w:eastAsia="Arial"/>
+          <w:b w:val="0"/>
+          <w:sz w:val="22"/>
+        </w:rPr>
+        <w:t>- `outputs/tables/degree_distribution.csv`</w:t>
+      </w:r>
+    </w:p>
+    <w:p>
+      <w:pPr>
+        <w:jc w:val="right"/>
+        <w:bidi w:val="1"/>
+      </w:pPr>
+      <w:r>
+        <w:rPr>
+          <w:rFonts w:ascii="Arial" w:hAnsi="Arial" w:eastAsia="Arial"/>
+          <w:b w:val="0"/>
+          <w:sz w:val="22"/>
+        </w:rPr>
+        <w:t>- `outputs/tables/network_model_comparison.csv`</w:t>
+      </w:r>
+    </w:p>
+    <w:p>
+      <w:pPr>
+        <w:jc w:val="right"/>
+        <w:bidi w:val="1"/>
+      </w:pPr>
+      <w:r>
+        <w:rPr>
+          <w:rFonts w:ascii="Arial" w:hAnsi="Arial" w:eastAsia="Arial"/>
+          <w:b w:val="0"/>
+          <w:sz w:val="22"/>
+        </w:rPr>
+        <w:t>- `outputs/figures/top_approx_harmonic_stops.png`</w:t>
+      </w:r>
+    </w:p>
+    <w:p>
+      <w:pPr>
+        <w:jc w:val="right"/>
+        <w:bidi w:val="1"/>
+      </w:pPr>
+      <w:r>
+        <w:rPr>
+          <w:rFonts w:ascii="Arial" w:hAnsi="Arial" w:eastAsia="Arial"/>
+          <w:b w:val="0"/>
+          <w:sz w:val="22"/>
+        </w:rPr>
+        <w:t>- `outputs/figures/accessibility_damage_curve.png`</w:t>
+      </w:r>
+    </w:p>
+    <w:p>
+      <w:pPr>
+        <w:jc w:val="right"/>
+        <w:bidi w:val="1"/>
+      </w:pPr>
+      <w:r>
+        <w:rPr>
+          <w:rFonts w:ascii="Arial" w:hAnsi="Arial" w:eastAsia="Arial"/>
+          <w:b w:val="0"/>
+          <w:sz w:val="22"/>
+        </w:rPr>
+        <w:t>- `outputs/figures/degree_distribution_loglog.png`</w:t>
+      </w:r>
+    </w:p>
+    <w:p>
+      <w:pPr>
+        <w:jc w:val="right"/>
+        <w:bidi w:val="1"/>
+      </w:pPr>
+      <w:r>
+        <w:rPr>
+          <w:rFonts w:ascii="Arial" w:hAnsi="Arial" w:eastAsia="Arial"/>
+          <w:b w:val="0"/>
+          <w:sz w:val="22"/>
+        </w:rPr>
+        <w:t>- `outputs/figures/network_model_comparison.png`</w:t>
       </w:r>
     </w:p>
     <w:p>

--- a/reports/final_report_he.docx
+++ b/reports/final_report_he.docx
@@ -23,7 +23,7 @@
           <w:b w:val="0"/>
           <w:sz w:val="22"/>
         </w:rPr>
-        <w:t xml:space="preserve">קורס: אלגוריתמים ברשתות / אלגוריתמים בגרפים  </w:t>
+        <w:t>קורס: אלגוריתמים ברשתות / אלגוריתמים בגרפים</w:t>
       </w:r>
     </w:p>
     <w:p>
@@ -37,7 +37,7 @@
           <w:b w:val="0"/>
           <w:sz w:val="22"/>
         </w:rPr>
-        <w:t xml:space="preserve">מרצה: ד"ר אבנר פריאל  </w:t>
+        <w:t>מרצה: ד"ר אבנר פריאל</w:t>
       </w:r>
     </w:p>
     <w:p>
@@ -51,7 +51,7 @@
           <w:b w:val="0"/>
           <w:sz w:val="22"/>
         </w:rPr>
-        <w:t xml:space="preserve">מגישים: סטודנט/ית 1, סטודנט/ית 2, סטודנט/ית 3  </w:t>
+        <w:t>תאריך: יולי 2026</w:t>
       </w:r>
     </w:p>
     <w:p>
@@ -65,7 +65,7 @@
           <w:b w:val="0"/>
           <w:sz w:val="22"/>
         </w:rPr>
-        <w:t>תאריך: מאי 2026</w:t>
+        <w:t>---</w:t>
       </w:r>
     </w:p>
     <w:p>
@@ -89,7 +89,7 @@
           <w:b w:val="0"/>
           <w:sz w:val="22"/>
         </w:rPr>
-        <w:t>בפרויקט זה ניתחנו את רשת התחבורה הציבורית בישראל כרשת מורכבת. מטרת העבודה היא לזהות תחנות קריטיות ברשת, להבין האם מדדי מרכזיות שונים מצביעים על אותן תחנות, ולהעריך את עמידות הרשת במקרה של השבתת תחנות מרכזיות. מקור הנתונים הוא קובצי GTFS של התחבורה הציבורית בישראל, הכוללים תחנות, קווים, נסיעות, לוחות זמנים, מסלולים ונתוני שירות. בנינו גרף מכוון שבו כל צומת הוא תחנה וכל קשת מייצגת מעבר בין שתי תחנות עוקבות באותה נסיעה. משקל הקשת הוא מספר הפעמים שבהן מקטע זה מופיע בלוח הזמנים.</w:t>
+        <w:t>בעבודה זו ניתחנו את מערך התחבורה הציבורית בישראל כרשת מורכבת, על בסיס קובצי ה-GTFS של משרד התחבורה. בנינו גרף שבו כל צומת הוא תחנה וכל קשת מייצגת מעבר בין שתי תחנות עוקבות באותה נסיעה מתוזמנת, וקיבלנו רשת של 30,463 תחנות פעילות ו-51,772 קשתות לא מכוונות, שנגזרה מ-15,711,624 רשומות לוח זמנים ב-420,133 נסיעות.</w:t>
       </w:r>
     </w:p>
     <w:p>
@@ -103,7 +103,23 @@
           <w:b w:val="0"/>
           <w:sz w:val="22"/>
         </w:rPr>
-        <w:t>הגרף שהתקבל כולל 30,466 תחנות פעילות, 51,999 קשתות מכוונות ו-51,772 קשתות לא מכוונות. הרכיב הקשיר הגדול מכיל 30,237 תחנות, כלומר כ-99.25% מהתחנות הפעילות. חישבנו מדדי מרכזיות כגון דרגה, דרגה משוקללת, PageRank, betweenness מקורב, נקודות חיתוך וגשרים. בנוסף, ביצענו חלוקה לקהילות בשיטת Louvain והרצנו סימולציות עמידות שבהן מסירים תחנות לפי אסטרטגיות שונות ומשווים אותן להסרה אקראית.</w:t>
+        <w:t>השאלה המרכזית שלנו הייתה אילו תחנות הן הקריטיות ביותר וכיצד ניתן למדוד את תרומתן לקישוריות הרשת. הממצא המרכזי הוא ש</w:t>
+      </w:r>
+      <w:r>
+        <w:rPr>
+          <w:rFonts w:ascii="Arial" w:hAnsi="Arial" w:eastAsia="Arial"/>
+          <w:b/>
+          <w:sz w:val="22"/>
+        </w:rPr>
+        <w:t>"קריטיות" אינה מושג יחיד</w:t>
+      </w:r>
+      <w:r>
+        <w:rPr>
+          <w:rFonts w:ascii="Arial" w:hAnsi="Arial" w:eastAsia="Arial"/>
+          <w:b w:val="0"/>
+          <w:sz w:val="22"/>
+        </w:rPr>
+        <w:t>: בדקנו שמונה הגדרות שונות של קריטיות, וההסכמה ביניהן נמוכה באופן קיצוני. בין דירוג לפי betweenness לבין דירוג לפי היקף שירות התקבל מתאם ספירמן של 0.19 בלבד, ומתוך 50 התחנות המובילות בכל דירוג — ארבע בלבד משותפות. מול נקודות חיתוך (articulation points) ההסכמה מתאפסת לחלוטין: מתאם 0.05 ואפס תחנות משותפות.</w:t>
       </w:r>
     </w:p>
     <w:p>
@@ -117,7 +133,21 @@
           <w:b w:val="0"/>
           <w:sz w:val="22"/>
         </w:rPr>
-        <w:t>התוצאות מראות שאין הגדרה אחת בלבד ל"תחנה קריטית". תחנות כמו קניון עזריאלי/דרך מנחם בגין וגשר המיתרים/שד' הרצל בולטות בתדירות שירות גבוהה, בעוד תחנות כמו מחלף חמד, מחלף קמה לצפון ותחנות התרעננות בדרום בולטות במדד betweenness משום שהן מחברות אזורים שונים ברשת. מבחינת עמידות, הסרת 500 תחנות לפי נקודות חיתוך ודרגה פגעה ברכיב הקשיר הגדול יותר מכל אסטרטגיה אחרת שנבדקה, והשאירה אותו בגודל של כ-93.64% מהרשת המקורית, לעומת כ-97.32% בהסרה אקראית ממוצעת. מכאן שהרשת הארצית גדולה ומחוברת היטב, אך עדיין מכילה צווארי בקבוק מקומיים ותחנות שחשיבותן המבנית אינה בהכרח נובעת מכמות השירות בלבד.</w:t>
+        <w:t>מעבר לניתוח הבסיסי, הרחבנו את העבודה לשלושה כיוונים שהוצגו כהמשך אפשרי במצגת: ניתוח דינמי לפי שעות היום, שקלול קריטיות לפי ביקוש, ומודל ניתוב מחדש סביב תחנה מושבתת. בנוסף פירקנו את הרשת לפי אופני תחבורה. כל הניתוחים מיושמים ב-25 מחברות Jupyter עצמאיות שהורצו מקצה לקצה.</w:t>
+      </w:r>
+    </w:p>
+    <w:p>
+      <w:pPr>
+        <w:jc w:val="right"/>
+        <w:bidi w:val="1"/>
+      </w:pPr>
+      <w:r>
+        <w:rPr>
+          <w:rFonts w:ascii="Arial" w:hAnsi="Arial" w:eastAsia="Arial"/>
+          <w:b w:val="0"/>
+          <w:sz w:val="22"/>
+        </w:rPr>
+        <w:t>---</w:t>
       </w:r>
     </w:p>
     <w:p>
@@ -141,7 +171,7 @@
           <w:b w:val="0"/>
           <w:sz w:val="22"/>
         </w:rPr>
-        <w:t>תחבורה ציבורית היא מערכת תשתית קריטית. פגיעה בתחנה מרכזית, חסימה זמנית, תקלה תפעולית או עומס חריג יכולים להשפיע על אלפי נוסעים ועל קישוריות בין אזורים. ברשת תחבורה גדולה, לא מספיק לדעת אילו תחנות עמוסות; חשוב להבין גם אילו תחנות מחברות בין חלקים שונים של הרשת, אילו תחנות נמצאות על מסלולים רבים, ואילו תחנות גורמות לפיצול של הרשת אם מסירים אותן.</w:t>
+        <w:t>תחבורה ציבורית היא תשתית קריטית. השבתת תחנה מרכזית — בשל תאונה, עבודות תשתית או אירוע ביטחוני — עלולה להשפיע על אלפי נוסעים ולפגוע בקישוריות בין אזורים שלמים. השאלה המעשית היא לא רק "אילו תחנות עמוסות", אלא "אילו תחנות הרשת תלויה בהן מבנית".</w:t>
       </w:r>
     </w:p>
     <w:p>
@@ -155,7 +185,7 @@
           <w:b w:val="0"/>
           <w:sz w:val="22"/>
         </w:rPr>
-        <w:t>שאלת המחקר המרכזית בפרויקט היא:</w:t>
+        <w:t>שאלת המחקר המרכזית:</w:t>
       </w:r>
     </w:p>
     <w:p>
@@ -163,6 +193,14 @@
         <w:jc w:val="right"/>
         <w:bidi w:val="1"/>
       </w:pPr>
+      <w:r>
+        <w:rPr>
+          <w:rFonts w:ascii="Arial" w:hAnsi="Arial" w:eastAsia="Arial"/>
+          <w:b w:val="0"/>
+          <w:sz w:val="22"/>
+        </w:rPr>
+        <w:t xml:space="preserve">&gt; </w:t>
+      </w:r>
       <w:r>
         <w:rPr>
           <w:rFonts w:ascii="Arial" w:hAnsi="Arial" w:eastAsia="Arial"/>
@@ -183,7 +221,7 @@
           <w:b w:val="0"/>
           <w:sz w:val="22"/>
         </w:rPr>
-        <w:t>מתוך שאלה זו נגזרו ארבע שאלות משנה:</w:t>
+        <w:t>ממנה נגזרו שאלות משנה:</w:t>
       </w:r>
     </w:p>
     <w:p>
@@ -197,7 +235,7 @@
           <w:b w:val="0"/>
           <w:sz w:val="22"/>
         </w:rPr>
-        <w:t>1. אילו תחנות הן המרכזיות ביותר לפי מדדי מרכזיות שונים?</w:t>
+        <w:t>1. האם מדדי מרכזיות מבוססי תדירות שירות מזהים את אותן תחנות כמו מדדים מבניים?</w:t>
       </w:r>
     </w:p>
     <w:p>
@@ -211,7 +249,7 @@
           <w:b w:val="0"/>
           <w:sz w:val="22"/>
         </w:rPr>
-        <w:t>2. האם מדדי מרכזיות מבוססי תדירות שירות מזהים את אותן תחנות כמו מדדים מבניים?</w:t>
+        <w:t>2. עד כמה הרשת עמידה להסרה מכוונת של תחנות לעומת הסרה אקראית?</w:t>
       </w:r>
     </w:p>
     <w:p>
@@ -225,7 +263,7 @@
           <w:b w:val="0"/>
           <w:sz w:val="22"/>
         </w:rPr>
-        <w:t>3. עד כמה הרשת עמידה להסרה מכוונת של תחנות מרכזיות לעומת הסרה אקראית?</w:t>
+        <w:t>3. האם לתחנה קריטית קיים תחליף מעשי בסביבתה?</w:t>
       </w:r>
     </w:p>
     <w:p>
@@ -239,7 +277,7 @@
           <w:b w:val="0"/>
           <w:sz w:val="22"/>
         </w:rPr>
-        <w:t>4. האם ניתן לזהות קהילות או תתי-רשתות משמעותיות בתוך רשת התחבורה הארצית?</w:t>
+        <w:t>4. האם הקריטיות משתנה לפי שעות היום, לפי אופן התחבורה, ולפי הביקוש?</w:t>
       </w:r>
     </w:p>
     <w:p>
@@ -253,7 +291,37 @@
           <w:b w:val="0"/>
           <w:sz w:val="22"/>
         </w:rPr>
-        <w:t>העבודה מתאימה לנושאי הקורס משום שהיא מיישמת מודל רשת בקנה מידה גדול, משתמשת במדדי centrality, רכיבי קשירות, נקודות חיתוך, גשרים, חלוקה לקהילות וסימולציות עמידות. בנוסף, הפרויקט מדגים את הפער בין מדד תפעולי פשוט, כמו כמות נסיעות, לבין חשיבות מבנית במונחי תורת הגרפים.</w:t>
+        <w:t xml:space="preserve">התרומה המרכזית שלנו אינה אלגוריתם חדש, אלא </w:t>
+      </w:r>
+      <w:r>
+        <w:rPr>
+          <w:rFonts w:ascii="Arial" w:hAnsi="Arial" w:eastAsia="Arial"/>
+          <w:b/>
+          <w:sz w:val="22"/>
+        </w:rPr>
+        <w:t>מסגרת השוואתית</w:t>
+      </w:r>
+      <w:r>
+        <w:rPr>
+          <w:rFonts w:ascii="Arial" w:hAnsi="Arial" w:eastAsia="Arial"/>
+          <w:b w:val="0"/>
+          <w:sz w:val="22"/>
+        </w:rPr>
+        <w:t>: אנחנו מודדים את אותן תחנות תחת שמונה הגדרות קריטיות שונות ומראים כמה מעט הן מסכימות ביניהן. זהו ממצא בעל משמעות תכנונית ישירה — בחירת המדד קובעת את התשובה.</w:t>
+      </w:r>
+    </w:p>
+    <w:p>
+      <w:pPr>
+        <w:jc w:val="right"/>
+        <w:bidi w:val="1"/>
+      </w:pPr>
+      <w:r>
+        <w:rPr>
+          <w:rFonts w:ascii="Arial" w:hAnsi="Arial" w:eastAsia="Arial"/>
+          <w:b w:val="0"/>
+          <w:sz w:val="22"/>
+        </w:rPr>
+        <w:t>---</w:t>
       </w:r>
     </w:p>
     <w:p>
@@ -277,7 +345,7 @@
           <w:b w:val="0"/>
           <w:sz w:val="22"/>
         </w:rPr>
-        <w:t>הבסיס התאורטי של הפרויקט נשען על ניתוח רשתות מורכבות. Newman מתאר מדדים מבניים כגון דרגה, קשירות, קהילות ומדדי מרכזיות ככלים להבנת מערכות גדולות, כולל מערכות תחבורה ותשתית. Easley ו-Kleinberg מציגים רשתות כשפה כללית לתיאור מערכות מקושרות ולניתוח השפעה, זרימה ומבנה.</w:t>
+        <w:t>הבסיס התאורטי נשען על ניתוח רשתות מורכבות. Newman מתאר מדדים מבניים — דרגה, קשירות, קהילות ומרכזיות — ככלים להבנת מערכות גדולות, ובכללן מערכות תשתית ותחבורה. Easley ו-Kleinberg מציגים רשתות כשפה כללית לתיאור מערכות מקושרות ולניתוח זרימה ומבנה.</w:t>
       </w:r>
     </w:p>
     <w:p>
@@ -291,7 +359,7 @@
           <w:b w:val="0"/>
           <w:sz w:val="22"/>
         </w:rPr>
-        <w:t>מדד betweenness centrality מבוסס על הרעיון שצומת חשוב אם הוא נמצא על הרבה מסלולים קצרים בין זוגות צמתים. NetworkX מתאר את המדד כסכום חלקם של המסלולים הקצרים העוברים דרך צומת נתון, והיישום המקובל מבוסס על האלגוריתם של Brandes משנת 2001. מכיוון שהגרף בפרויקט כולל מעל 30 אלף תחנות, חישוב exact betweenness לכל הזוגות יקר, ולכן השתמשנו בגרסה מקורבת באמצעות דגימת 128 צמתי מקור.</w:t>
+        <w:t>מדד ה-betweenness centrality מבוסס על הרעיון שצומת חשוב אם הוא נמצא על מסלולים קצרים רבים בין זוגות צמתים. היישום המקובל מבוסס על האלגוריתם של Brandes (2001), שמחשב את המדד בזמן O(nm) לגרף לא משוקלל. מכיוון שהרשת שלנו כוללת מעל 30 אלף צמתים, חישוב מדויק לכל הזוגות יקר, ולכן השתמשנו בקירוב מבוסס דגימת צמתי מקור — עם בקרת רעש מפורשת שנתאר בהמשך.</w:t>
       </w:r>
     </w:p>
     <w:p>
@@ -305,7 +373,7 @@
           <w:b w:val="0"/>
           <w:sz w:val="22"/>
         </w:rPr>
-        <w:t>PageRank פותח במקור לדירוג דפי Web, אך מתאים גם לגרפים מכוונים שבהם רוצים למדוד חשיבות לפי קישורים נכנסים ומשקלם. בפרויקט השתמשנו ב-PageRank על הגרף המכוון, כאשר משקל הקשתות מייצג תדירות שירות. כך תחנה מקבלת חשיבות לא רק לפי מספר קשתות נכנסות, אלא גם לפי החשיבות של התחנות שמובילות אליה.</w:t>
+        <w:t>לזיהוי קהילות השתמשנו בשיטת Louvain (Blondel et al.), המבוססת על אופטימיזציית modularity ומתאימה לרשתות גדולות. לחיזוי קשרים השתמשנו ב-Node2Vec לצד מדדי דמיון קלאסיים.</w:t>
       </w:r>
     </w:p>
     <w:p>
@@ -319,7 +387,7 @@
           <w:b w:val="0"/>
           <w:sz w:val="22"/>
         </w:rPr>
-        <w:t>לניתוח קהילות השתמשנו בשיטת Louvain, שמבוססת על אופטימיזציית modularity. NetworkX מתאר את Louvain כשיטה היוריסטית למציאת חלוקה לקהילות, שבה בכל שלב צמתים מועברים בין קהילות אם הדבר משפר את המודולריות. השיטה מתאימה במיוחד לרשתות גדולות משום שהיא מהירה יחסית ונותנת חלוקה היררכית של הרשת.</w:t>
+        <w:t>בספרות על עמידות רשתות מקובלת ההבחנה בין כשל אקראי לבין תקיפה מכוונת: רשתות עם התפלגות דרגות רחבה עמידות לכשל אקראי אך פגיעות לתקיפה ממוקדת. אנחנו בוחנים את ההבחנה הזו על רשת תחבורה לאומית ממשית.</w:t>
       </w:r>
     </w:p>
     <w:p>
@@ -333,17 +401,7 @@
           <w:b w:val="0"/>
           <w:sz w:val="22"/>
         </w:rPr>
-        <w:t>מקור הנתונים הוא פורמט GTFS, שהוא מפרט תקני לתיאור מערך תחבורה ציבורית. לפי מפרט GTFS הרשמי, dataset מורכב מקבצים כמו `agency.txt`, `stops.txt`, `routes.txt`, `trips.txt`, `stop_times.txt`, `calendar.txt` ו-`shapes.txt`. בפרויקט השתמשנו בעיקר בקשרים בין `trips.txt`, `stop_times.txt`, `stops.txt` ו-`routes.txt`.</w:t>
-      </w:r>
-    </w:p>
-    <w:p>
-      <w:pPr>
-        <w:pStyle w:val="Heading1"/>
-        <w:jc w:val="right"/>
-        <w:bidi w:val="1"/>
-      </w:pPr>
-      <w:r>
-        <w:t>3. נתונים</w:t>
+        <w:t>מקור הנתונים הוא תקן GTFS, המגדיר מבנה אחיד לתיאור מערך תחבורה ציבורית.</w:t>
       </w:r>
     </w:p>
     <w:p>
@@ -357,7 +415,31 @@
           <w:b w:val="0"/>
           <w:sz w:val="22"/>
         </w:rPr>
-        <w:t>הנתונים נמצאים בתיקיית `israel-public-transportation/`. הקבצים המרכזיים הם:</w:t>
+        <w:t>---</w:t>
+      </w:r>
+    </w:p>
+    <w:p>
+      <w:pPr>
+        <w:pStyle w:val="Heading1"/>
+        <w:jc w:val="right"/>
+        <w:bidi w:val="1"/>
+      </w:pPr>
+      <w:r>
+        <w:t>3. הנתונים</w:t>
+      </w:r>
+    </w:p>
+    <w:p>
+      <w:pPr>
+        <w:jc w:val="right"/>
+        <w:bidi w:val="1"/>
+      </w:pPr>
+      <w:r>
+        <w:rPr>
+          <w:rFonts w:ascii="Arial" w:hAnsi="Arial" w:eastAsia="Arial"/>
+          <w:b w:val="0"/>
+          <w:sz w:val="22"/>
+        </w:rPr>
+        <w:t>הנתונים הם קובצי ה-GTFS של משרד התחבורה, בתוקף מ-19 באפריל 2026 עד 19 במאי 2026:</w:t>
       </w:r>
     </w:p>
     <w:tbl>
@@ -406,7 +488,7 @@
                 <w:b/>
                 <w:sz w:val="18"/>
               </w:rPr>
-              <w:t>מספר רשומות נתונים</w:t>
+              <w:t>רשומות</w:t>
             </w:r>
           </w:p>
         </w:tc>
@@ -446,7 +528,7 @@
                 <w:b w:val="0"/>
                 <w:sz w:val="18"/>
               </w:rPr>
-              <w:t>`agency.txt`</w:t>
+              <w:t>`stop_times.txt`</w:t>
             </w:r>
           </w:p>
         </w:tc>
@@ -465,7 +547,7 @@
                 <w:b w:val="0"/>
                 <w:sz w:val="18"/>
               </w:rPr>
-              <w:t>37</w:t>
+              <w:t>15,711,624</w:t>
             </w:r>
           </w:p>
         </w:tc>
@@ -484,7 +566,125 @@
                 <w:b w:val="0"/>
                 <w:sz w:val="18"/>
               </w:rPr>
-              <w:t>מפעילי תחבורה</w:t>
+              <w:t>סדר התחנות בכל נסיעה — מקור הקשתות</w:t>
+            </w:r>
+          </w:p>
+        </w:tc>
+      </w:tr>
+      <w:tr>
+        <w:tc>
+          <w:tcPr>
+            <w:tcW w:type="dxa" w:w="3408"/>
+          </w:tcPr>
+          <w:p>
+            <w:pPr>
+              <w:jc w:val="right"/>
+              <w:bidi w:val="1"/>
+            </w:pPr>
+            <w:r>
+              <w:rPr>
+                <w:rFonts w:ascii="Arial" w:hAnsi="Arial" w:eastAsia="Arial"/>
+                <w:b w:val="0"/>
+                <w:sz w:val="18"/>
+              </w:rPr>
+              <w:t>`trips.txt`</w:t>
+            </w:r>
+          </w:p>
+        </w:tc>
+        <w:tc>
+          <w:tcPr>
+            <w:tcW w:type="dxa" w:w="3408"/>
+          </w:tcPr>
+          <w:p>
+            <w:pPr>
+              <w:jc w:val="right"/>
+              <w:bidi w:val="1"/>
+            </w:pPr>
+            <w:r>
+              <w:rPr>
+                <w:rFonts w:ascii="Arial" w:hAnsi="Arial" w:eastAsia="Arial"/>
+                <w:b w:val="0"/>
+                <w:sz w:val="18"/>
+              </w:rPr>
+              <w:t>420,133</w:t>
+            </w:r>
+          </w:p>
+        </w:tc>
+        <w:tc>
+          <w:tcPr>
+            <w:tcW w:type="dxa" w:w="3408"/>
+          </w:tcPr>
+          <w:p>
+            <w:pPr>
+              <w:jc w:val="right"/>
+              <w:bidi w:val="1"/>
+            </w:pPr>
+            <w:r>
+              <w:rPr>
+                <w:rFonts w:ascii="Arial" w:hAnsi="Arial" w:eastAsia="Arial"/>
+                <w:b w:val="0"/>
+                <w:sz w:val="18"/>
+              </w:rPr>
+              <w:t>שיוך נסיעה לקו ולשירות</w:t>
+            </w:r>
+          </w:p>
+        </w:tc>
+      </w:tr>
+      <w:tr>
+        <w:tc>
+          <w:tcPr>
+            <w:tcW w:type="dxa" w:w="3408"/>
+          </w:tcPr>
+          <w:p>
+            <w:pPr>
+              <w:jc w:val="right"/>
+              <w:bidi w:val="1"/>
+            </w:pPr>
+            <w:r>
+              <w:rPr>
+                <w:rFonts w:ascii="Arial" w:hAnsi="Arial" w:eastAsia="Arial"/>
+                <w:b w:val="0"/>
+                <w:sz w:val="18"/>
+              </w:rPr>
+              <w:t>`stops.txt`</w:t>
+            </w:r>
+          </w:p>
+        </w:tc>
+        <w:tc>
+          <w:tcPr>
+            <w:tcW w:type="dxa" w:w="3408"/>
+          </w:tcPr>
+          <w:p>
+            <w:pPr>
+              <w:jc w:val="right"/>
+              <w:bidi w:val="1"/>
+            </w:pPr>
+            <w:r>
+              <w:rPr>
+                <w:rFonts w:ascii="Arial" w:hAnsi="Arial" w:eastAsia="Arial"/>
+                <w:b w:val="0"/>
+                <w:sz w:val="18"/>
+              </w:rPr>
+              <w:t>34,932</w:t>
+            </w:r>
+          </w:p>
+        </w:tc>
+        <w:tc>
+          <w:tcPr>
+            <w:tcW w:type="dxa" w:w="3408"/>
+          </w:tcPr>
+          <w:p>
+            <w:pPr>
+              <w:jc w:val="right"/>
+              <w:bidi w:val="1"/>
+            </w:pPr>
+            <w:r>
+              <w:rPr>
+                <w:rFonts w:ascii="Arial" w:hAnsi="Arial" w:eastAsia="Arial"/>
+                <w:b w:val="0"/>
+                <w:sz w:val="18"/>
+              </w:rPr>
+              <w:t>שמות וקואורדינטות</w:t>
             </w:r>
           </w:p>
         </w:tc>
@@ -543,243 +743,7 @@
                 <w:b w:val="0"/>
                 <w:sz w:val="18"/>
               </w:rPr>
-              <w:t>קווים וסוגי שירות</w:t>
-            </w:r>
-          </w:p>
-        </w:tc>
-      </w:tr>
-      <w:tr>
-        <w:tc>
-          <w:tcPr>
-            <w:tcW w:type="dxa" w:w="3408"/>
-          </w:tcPr>
-          <w:p>
-            <w:pPr>
-              <w:jc w:val="right"/>
-              <w:bidi w:val="1"/>
-            </w:pPr>
-            <w:r>
-              <w:rPr>
-                <w:rFonts w:ascii="Arial" w:hAnsi="Arial" w:eastAsia="Arial"/>
-                <w:b w:val="0"/>
-                <w:sz w:val="18"/>
-              </w:rPr>
-              <w:t>`stops.txt`</w:t>
-            </w:r>
-          </w:p>
-        </w:tc>
-        <w:tc>
-          <w:tcPr>
-            <w:tcW w:type="dxa" w:w="3408"/>
-          </w:tcPr>
-          <w:p>
-            <w:pPr>
-              <w:jc w:val="right"/>
-              <w:bidi w:val="1"/>
-            </w:pPr>
-            <w:r>
-              <w:rPr>
-                <w:rFonts w:ascii="Arial" w:hAnsi="Arial" w:eastAsia="Arial"/>
-                <w:b w:val="0"/>
-                <w:sz w:val="18"/>
-              </w:rPr>
-              <w:t>34,932</w:t>
-            </w:r>
-          </w:p>
-        </w:tc>
-        <w:tc>
-          <w:tcPr>
-            <w:tcW w:type="dxa" w:w="3408"/>
-          </w:tcPr>
-          <w:p>
-            <w:pPr>
-              <w:jc w:val="right"/>
-              <w:bidi w:val="1"/>
-            </w:pPr>
-            <w:r>
-              <w:rPr>
-                <w:rFonts w:ascii="Arial" w:hAnsi="Arial" w:eastAsia="Arial"/>
-                <w:b w:val="0"/>
-                <w:sz w:val="18"/>
-              </w:rPr>
-              <w:t>תחנות, שמות וקואורדינטות</w:t>
-            </w:r>
-          </w:p>
-        </w:tc>
-      </w:tr>
-      <w:tr>
-        <w:tc>
-          <w:tcPr>
-            <w:tcW w:type="dxa" w:w="3408"/>
-          </w:tcPr>
-          <w:p>
-            <w:pPr>
-              <w:jc w:val="right"/>
-              <w:bidi w:val="1"/>
-            </w:pPr>
-            <w:r>
-              <w:rPr>
-                <w:rFonts w:ascii="Arial" w:hAnsi="Arial" w:eastAsia="Arial"/>
-                <w:b w:val="0"/>
-                <w:sz w:val="18"/>
-              </w:rPr>
-              <w:t>`trips.txt`</w:t>
-            </w:r>
-          </w:p>
-        </w:tc>
-        <w:tc>
-          <w:tcPr>
-            <w:tcW w:type="dxa" w:w="3408"/>
-          </w:tcPr>
-          <w:p>
-            <w:pPr>
-              <w:jc w:val="right"/>
-              <w:bidi w:val="1"/>
-            </w:pPr>
-            <w:r>
-              <w:rPr>
-                <w:rFonts w:ascii="Arial" w:hAnsi="Arial" w:eastAsia="Arial"/>
-                <w:b w:val="0"/>
-                <w:sz w:val="18"/>
-              </w:rPr>
-              <w:t>420,133</w:t>
-            </w:r>
-          </w:p>
-        </w:tc>
-        <w:tc>
-          <w:tcPr>
-            <w:tcW w:type="dxa" w:w="3408"/>
-          </w:tcPr>
-          <w:p>
-            <w:pPr>
-              <w:jc w:val="right"/>
-              <w:bidi w:val="1"/>
-            </w:pPr>
-            <w:r>
-              <w:rPr>
-                <w:rFonts w:ascii="Arial" w:hAnsi="Arial" w:eastAsia="Arial"/>
-                <w:b w:val="0"/>
-                <w:sz w:val="18"/>
-              </w:rPr>
-              <w:t>נסיעות לפי קו, שירות וכיוון</w:t>
-            </w:r>
-          </w:p>
-        </w:tc>
-      </w:tr>
-      <w:tr>
-        <w:tc>
-          <w:tcPr>
-            <w:tcW w:type="dxa" w:w="3408"/>
-          </w:tcPr>
-          <w:p>
-            <w:pPr>
-              <w:jc w:val="right"/>
-              <w:bidi w:val="1"/>
-            </w:pPr>
-            <w:r>
-              <w:rPr>
-                <w:rFonts w:ascii="Arial" w:hAnsi="Arial" w:eastAsia="Arial"/>
-                <w:b w:val="0"/>
-                <w:sz w:val="18"/>
-              </w:rPr>
-              <w:t>`stop_times.txt`</w:t>
-            </w:r>
-          </w:p>
-        </w:tc>
-        <w:tc>
-          <w:tcPr>
-            <w:tcW w:type="dxa" w:w="3408"/>
-          </w:tcPr>
-          <w:p>
-            <w:pPr>
-              <w:jc w:val="right"/>
-              <w:bidi w:val="1"/>
-            </w:pPr>
-            <w:r>
-              <w:rPr>
-                <w:rFonts w:ascii="Arial" w:hAnsi="Arial" w:eastAsia="Arial"/>
-                <w:b w:val="0"/>
-                <w:sz w:val="18"/>
-              </w:rPr>
-              <w:t>15,711,624</w:t>
-            </w:r>
-          </w:p>
-        </w:tc>
-        <w:tc>
-          <w:tcPr>
-            <w:tcW w:type="dxa" w:w="3408"/>
-          </w:tcPr>
-          <w:p>
-            <w:pPr>
-              <w:jc w:val="right"/>
-              <w:bidi w:val="1"/>
-            </w:pPr>
-            <w:r>
-              <w:rPr>
-                <w:rFonts w:ascii="Arial" w:hAnsi="Arial" w:eastAsia="Arial"/>
-                <w:b w:val="0"/>
-                <w:sz w:val="18"/>
-              </w:rPr>
-              <w:t>סדר התחנות בכל נסיעה</w:t>
-            </w:r>
-          </w:p>
-        </w:tc>
-      </w:tr>
-      <w:tr>
-        <w:tc>
-          <w:tcPr>
-            <w:tcW w:type="dxa" w:w="3408"/>
-          </w:tcPr>
-          <w:p>
-            <w:pPr>
-              <w:jc w:val="right"/>
-              <w:bidi w:val="1"/>
-            </w:pPr>
-            <w:r>
-              <w:rPr>
-                <w:rFonts w:ascii="Arial" w:hAnsi="Arial" w:eastAsia="Arial"/>
-                <w:b w:val="0"/>
-                <w:sz w:val="18"/>
-              </w:rPr>
-              <w:t>`shapes.txt`</w:t>
-            </w:r>
-          </w:p>
-        </w:tc>
-        <w:tc>
-          <w:tcPr>
-            <w:tcW w:type="dxa" w:w="3408"/>
-          </w:tcPr>
-          <w:p>
-            <w:pPr>
-              <w:jc w:val="right"/>
-              <w:bidi w:val="1"/>
-            </w:pPr>
-            <w:r>
-              <w:rPr>
-                <w:rFonts w:ascii="Arial" w:hAnsi="Arial" w:eastAsia="Arial"/>
-                <w:b w:val="0"/>
-                <w:sz w:val="18"/>
-              </w:rPr>
-              <w:t>7,187,527</w:t>
-            </w:r>
-          </w:p>
-        </w:tc>
-        <w:tc>
-          <w:tcPr>
-            <w:tcW w:type="dxa" w:w="3408"/>
-          </w:tcPr>
-          <w:p>
-            <w:pPr>
-              <w:jc w:val="right"/>
-              <w:bidi w:val="1"/>
-            </w:pPr>
-            <w:r>
-              <w:rPr>
-                <w:rFonts w:ascii="Arial" w:hAnsi="Arial" w:eastAsia="Arial"/>
-                <w:b w:val="0"/>
-                <w:sz w:val="18"/>
-              </w:rPr>
-              <w:t>נקודות גיאוגרפיות של מסלולים</w:t>
+              <w:t>קווים וסוג אופן תחבורה</w:t>
             </w:r>
           </w:p>
         </w:tc>
@@ -838,66 +802,7 @@
                 <w:b w:val="0"/>
                 <w:sz w:val="18"/>
               </w:rPr>
-              <w:t>זמינות שירות לפי ימים</w:t>
-            </w:r>
-          </w:p>
-        </w:tc>
-      </w:tr>
-      <w:tr>
-        <w:tc>
-          <w:tcPr>
-            <w:tcW w:type="dxa" w:w="3408"/>
-          </w:tcPr>
-          <w:p>
-            <w:pPr>
-              <w:jc w:val="right"/>
-              <w:bidi w:val="1"/>
-            </w:pPr>
-            <w:r>
-              <w:rPr>
-                <w:rFonts w:ascii="Arial" w:hAnsi="Arial" w:eastAsia="Arial"/>
-                <w:b w:val="0"/>
-                <w:sz w:val="18"/>
-              </w:rPr>
-              <w:t>`translations.txt`</w:t>
-            </w:r>
-          </w:p>
-        </w:tc>
-        <w:tc>
-          <w:tcPr>
-            <w:tcW w:type="dxa" w:w="3408"/>
-          </w:tcPr>
-          <w:p>
-            <w:pPr>
-              <w:jc w:val="right"/>
-              <w:bidi w:val="1"/>
-            </w:pPr>
-            <w:r>
-              <w:rPr>
-                <w:rFonts w:ascii="Arial" w:hAnsi="Arial" w:eastAsia="Arial"/>
-                <w:b w:val="0"/>
-                <w:sz w:val="18"/>
-              </w:rPr>
-              <w:t>101,529</w:t>
-            </w:r>
-          </w:p>
-        </w:tc>
-        <w:tc>
-          <w:tcPr>
-            <w:tcW w:type="dxa" w:w="3408"/>
-          </w:tcPr>
-          <w:p>
-            <w:pPr>
-              <w:jc w:val="right"/>
-              <w:bidi w:val="1"/>
-            </w:pPr>
-            <w:r>
-              <w:rPr>
-                <w:rFonts w:ascii="Arial" w:hAnsi="Arial" w:eastAsia="Arial"/>
-                <w:b w:val="0"/>
-                <w:sz w:val="18"/>
-              </w:rPr>
-              <w:t>תרגומי שמות</w:t>
+              <w:t>ימי פעילות השירות</w:t>
             </w:r>
           </w:p>
         </w:tc>
@@ -914,7 +819,29 @@
           <w:b w:val="0"/>
           <w:sz w:val="22"/>
         </w:rPr>
-        <w:t>טווח השירות ב-`calendar.txt` הוא 19 באפריל 2026 עד 19 במאי 2026. לא כל התחנות שב-`stops.txt` מופיעות בפועל ב-`stop_times.txt`; לכן בניתוח הרשת השתמשנו רק בתחנות פעילות, כלומר תחנות שמופיעות לפחות פעם אחת בלוחות הזמנים. מספר התחנות הפעילות הוא 30,466.</w:t>
+        <w:t>לא כל התחנות ב-`stops.txt` מופיעות בפועל בלוחות הזמנים; בניתוח השתמשנו רק ב-30,466 התחנות הפעילות, מהן 30,463 משתתפות במקטע כלשהו.</w:t>
+      </w:r>
+    </w:p>
+    <w:p>
+      <w:pPr>
+        <w:jc w:val="right"/>
+        <w:bidi w:val="1"/>
+      </w:pPr>
+      <w:r>
+        <w:rPr>
+          <w:rFonts w:ascii="Arial" w:hAnsi="Arial" w:eastAsia="Arial"/>
+          <w:b/>
+          <w:sz w:val="22"/>
+        </w:rPr>
+        <w:t>נגישות הנתונים.</w:t>
+      </w:r>
+      <w:r>
+        <w:rPr>
+          <w:rFonts w:ascii="Arial" w:hAnsi="Arial" w:eastAsia="Arial"/>
+          <w:b w:val="0"/>
+          <w:sz w:val="22"/>
+        </w:rPr>
+        <w:t xml:space="preserve"> הקובץ `stop_times.txt` שוקל 816MB ולכן אינו נשמר במאגר הקוד. במקום זאת הוא מאוחסן בענן, והמחברות מורידות אותו אוטומטית בזמן ריצה. הבודק אינו נדרש להוריד דבר ידנית.</w:t>
       </w:r>
     </w:p>
     <w:p>
@@ -928,7 +855,7 @@
           <w:b w:val="0"/>
           <w:sz w:val="22"/>
         </w:rPr>
-        <w:t>סוגי הקווים כוללים בעיקר אוטובוסים ורכבות. לפי `routes.txt`, רוב הקווים הם מסוג `3`, כלומר bus, וקיימים גם קווי רכבת מסוג `2`, רכבת קלה/טראם מסוג `0`, רכבל/כבל מסוג `5` וסוגים נוספים בכמות קטנה.</w:t>
+        <w:t>---</w:t>
       </w:r>
     </w:p>
     <w:p>
@@ -938,7 +865,17 @@
         <w:bidi w:val="1"/>
       </w:pPr>
       <w:r>
-        <w:t>4. בניית הגרף</w:t>
+        <w:t>4. שיטה</w:t>
+      </w:r>
+    </w:p>
+    <w:p>
+      <w:pPr>
+        <w:pStyle w:val="Heading2"/>
+        <w:jc w:val="right"/>
+        <w:bidi w:val="1"/>
+      </w:pPr>
+      <w:r>
+        <w:t>4.1 בניית הגרף</w:t>
       </w:r>
     </w:p>
     <w:p>
@@ -952,143 +889,7 @@
           <w:b w:val="0"/>
           <w:sz w:val="22"/>
         </w:rPr>
-        <w:t>בנינו שני ייצוגים של אותה מערכת:</w:t>
-      </w:r>
-    </w:p>
-    <w:p>
-      <w:pPr>
-        <w:jc w:val="right"/>
-        <w:bidi w:val="1"/>
-      </w:pPr>
-      <w:r>
-        <w:rPr>
-          <w:rFonts w:ascii="Arial" w:hAnsi="Arial" w:eastAsia="Arial"/>
-          <w:b w:val="0"/>
-          <w:sz w:val="22"/>
-        </w:rPr>
-        <w:t xml:space="preserve">1. </w:t>
-      </w:r>
-      <w:r>
-        <w:rPr>
-          <w:rFonts w:ascii="Arial" w:hAnsi="Arial" w:eastAsia="Arial"/>
-          <w:b/>
-          <w:sz w:val="22"/>
-        </w:rPr>
-        <w:t>גרף מכוון</w:t>
-      </w:r>
-      <w:r>
-        <w:rPr>
-          <w:rFonts w:ascii="Arial" w:hAnsi="Arial" w:eastAsia="Arial"/>
-          <w:b w:val="0"/>
-          <w:sz w:val="22"/>
-        </w:rPr>
-        <w:t>: צומת הוא תחנה, וקשת מכוונת `u -&gt; v` נוצרת כאשר תחנה `v` מופיעה מיד אחרי תחנה `u` באותה נסיעה ב-`stop_times.txt`.</w:t>
-      </w:r>
-    </w:p>
-    <w:p>
-      <w:pPr>
-        <w:jc w:val="right"/>
-        <w:bidi w:val="1"/>
-      </w:pPr>
-      <w:r>
-        <w:rPr>
-          <w:rFonts w:ascii="Arial" w:hAnsi="Arial" w:eastAsia="Arial"/>
-          <w:b w:val="0"/>
-          <w:sz w:val="22"/>
-        </w:rPr>
-        <w:t xml:space="preserve">2. </w:t>
-      </w:r>
-      <w:r>
-        <w:rPr>
-          <w:rFonts w:ascii="Arial" w:hAnsi="Arial" w:eastAsia="Arial"/>
-          <w:b/>
-          <w:sz w:val="22"/>
-        </w:rPr>
-        <w:t>גרף לא מכוון</w:t>
-      </w:r>
-      <w:r>
-        <w:rPr>
-          <w:rFonts w:ascii="Arial" w:hAnsi="Arial" w:eastAsia="Arial"/>
-          <w:b w:val="0"/>
-          <w:sz w:val="22"/>
-        </w:rPr>
-        <w:t>: משמש למדדי קשירות, נקודות חיתוך, גשרים ועמידות. אם קיימת קשת באחד הכיוונים בין שתי תחנות, נוצרת קשת לא מכוונת ביניהן.</w:t>
-      </w:r>
-    </w:p>
-    <w:p>
-      <w:pPr>
-        <w:jc w:val="right"/>
-        <w:bidi w:val="1"/>
-      </w:pPr>
-      <w:r>
-        <w:rPr>
-          <w:rFonts w:ascii="Arial" w:hAnsi="Arial" w:eastAsia="Arial"/>
-          <w:b w:val="0"/>
-          <w:sz w:val="22"/>
-        </w:rPr>
-        <w:t>משקל קשת הוא מספר הפעמים שמקטע התחנות מופיע בלוחות הזמנים. לדוגמה, אם המקטע "סמינר הקיבוצים/דרך נמיר -&gt; דרך נמיר/יהודה המכבי" מופיע ב-6,955 נסיעות, משקל הקשת המכוונת הוא 6,955.</w:t>
-      </w:r>
-    </w:p>
-    <w:p>
-      <w:pPr>
-        <w:jc w:val="right"/>
-        <w:bidi w:val="1"/>
-      </w:pPr>
-      <w:r>
-        <w:rPr>
-          <w:rFonts w:ascii="Arial" w:hAnsi="Arial" w:eastAsia="Arial"/>
-          <w:b w:val="0"/>
-          <w:sz w:val="22"/>
-        </w:rPr>
-        <w:t>הקובץ `stop_times.txt` גדול מאוד ולכן לא נטען כולו לזיכרון. במקום זאת, הפייפליין קורא אותו בשורה-אחר-שורה. מכיוון שהקובץ מסודר לפי `trip_id` ו-`stop_sequence`, אפשר ליצור קשת כאשר שתי שורות עוקבות שייכות לאותה נסיעה. גישה זו מאפשרת לבנות את הגרף המלא בזמן ריצה של כדקה על מחשב אישי.</w:t>
-      </w:r>
-    </w:p>
-    <w:p>
-      <w:pPr>
-        <w:jc w:val="right"/>
-        <w:bidi w:val="1"/>
-      </w:pPr>
-      <w:r>
-        <w:rPr>
-          <w:rFonts w:ascii="Arial" w:hAnsi="Arial" w:eastAsia="Arial"/>
-          <w:b w:val="0"/>
-          <w:sz w:val="22"/>
-        </w:rPr>
-        <w:t>הפייפליין נמצא בקובץ `src/transit_network_analysis.py`, והמחברת `notebooks/critical_stations_analysis.ipynb` מפעילה אותו ומציגה את התוצרים.</w:t>
-      </w:r>
-    </w:p>
-    <w:p>
-      <w:pPr>
-        <w:pStyle w:val="Heading1"/>
-        <w:jc w:val="right"/>
-        <w:bidi w:val="1"/>
-      </w:pPr>
-      <w:r>
-        <w:t>5. שיטות ואלגוריתמים</w:t>
-      </w:r>
-    </w:p>
-    <w:p>
-      <w:pPr>
-        <w:pStyle w:val="Heading2"/>
-        <w:jc w:val="right"/>
-        <w:bidi w:val="1"/>
-      </w:pPr>
-      <w:r>
-        <w:t>5.1 מדדי מרכזיות</w:t>
-      </w:r>
-    </w:p>
-    <w:p>
-      <w:pPr>
-        <w:jc w:val="right"/>
-        <w:bidi w:val="1"/>
-      </w:pPr>
-      <w:r>
-        <w:rPr>
-          <w:rFonts w:ascii="Arial" w:hAnsi="Arial" w:eastAsia="Arial"/>
-          <w:b w:val="0"/>
-          <w:sz w:val="22"/>
-        </w:rPr>
-        <w:t>חישבנו לכל תחנה את המדדים הבאים:</w:t>
+        <w:t>הגדרנו את הגרף המכוון `G_directed = (V, E, W)`:</w:t>
       </w:r>
     </w:p>
     <w:p>
@@ -1110,7 +911,7 @@
           <w:b/>
           <w:sz w:val="22"/>
         </w:rPr>
-        <w:t>Degree</w:t>
+        <w:t>צמתים</w:t>
       </w:r>
       <w:r>
         <w:rPr>
@@ -1118,7 +919,7 @@
           <w:b w:val="0"/>
           <w:sz w:val="22"/>
         </w:rPr>
-        <w:t>: מספר התחנות השכנות בגרף הלא מכוון.</w:t>
+        <w:t xml:space="preserve"> `V`: תחנות הפעילות בלוח הזמנים.</w:t>
       </w:r>
     </w:p>
     <w:p>
@@ -1140,7 +941,7 @@
           <w:b/>
           <w:sz w:val="22"/>
         </w:rPr>
-        <w:t>Weighted degree</w:t>
+        <w:t>קשתות</w:t>
       </w:r>
       <w:r>
         <w:rPr>
@@ -1148,7 +949,7 @@
           <w:b w:val="0"/>
           <w:sz w:val="22"/>
         </w:rPr>
-        <w:t>: סכום תדירויות המקטעים הנכנסים והיוצאים בגרף הלא מכוון.</w:t>
+        <w:t xml:space="preserve"> `E`: קשת `u → v` קיימת אם קיימת נסיעה שבה `v` מגיעה מיד אחרי `u`.</w:t>
       </w:r>
     </w:p>
     <w:p>
@@ -1170,7 +971,7 @@
           <w:b/>
           <w:sz w:val="22"/>
         </w:rPr>
-        <w:t>In-degree / out-degree</w:t>
+        <w:t>משקל</w:t>
       </w:r>
       <w:r>
         <w:rPr>
@@ -1178,7 +979,7 @@
           <w:b w:val="0"/>
           <w:sz w:val="22"/>
         </w:rPr>
-        <w:t>: מספר שכנים נכנסים ויוצאים בגרף המכוון.</w:t>
+        <w:t xml:space="preserve"> `W(u,v)`: מספר הנסיעות המתוזמנות העוברות במקטע.</w:t>
       </w:r>
     </w:p>
     <w:p>
@@ -1192,23 +993,7 @@
           <w:b w:val="0"/>
           <w:sz w:val="22"/>
         </w:rPr>
-        <w:t xml:space="preserve">- </w:t>
-      </w:r>
-      <w:r>
-        <w:rPr>
-          <w:rFonts w:ascii="Arial" w:hAnsi="Arial" w:eastAsia="Arial"/>
-          <w:b/>
-          <w:sz w:val="22"/>
-        </w:rPr>
-        <w:t>In-weight / out-weight</w:t>
-      </w:r>
-      <w:r>
-        <w:rPr>
-          <w:rFonts w:ascii="Arial" w:hAnsi="Arial" w:eastAsia="Arial"/>
-          <w:b w:val="0"/>
-          <w:sz w:val="22"/>
-        </w:rPr>
-        <w:t>: סכום תדירויות נכנסות ויוצאות.</w:t>
+        <w:t>הגרף הלא מכוון נבנה בסימטריזציה, כשמשקלי שני הכיוונים מסוכמים. הוא משמש לרכיבי קשירות, נקודות חיתוך, גשרים, קהילות וסימולציות עמידות.</w:t>
       </w:r>
     </w:p>
     <w:p>
@@ -1222,7 +1007,7 @@
           <w:b w:val="0"/>
           <w:sz w:val="22"/>
         </w:rPr>
-        <w:t xml:space="preserve">- </w:t>
+        <w:t xml:space="preserve">הקובץ הגדול נקרא בזרימה שורה-אחר-שורה, בהנחה שהוא ממוין לפי `trip_id` ואז `stop_sequence`. </w:t>
       </w:r>
       <w:r>
         <w:rPr>
@@ -1230,7 +1015,7 @@
           <w:b/>
           <w:sz w:val="22"/>
         </w:rPr>
-        <w:t>PageRank</w:t>
+        <w:t>בניגוד לגרסה הראשונית, איננו מניחים זאת אלא בודקים</w:t>
       </w:r>
       <w:r>
         <w:rPr>
@@ -1238,7 +1023,17 @@
           <w:b w:val="0"/>
           <w:sz w:val="22"/>
         </w:rPr>
-        <w:t>: דירוג חשיבות על הגרף המכוון עם משקלי תדירות.</w:t>
+        <w:t>: מעבר אימות על הקובץ המלא מצא 562 מקרים של נסיגה ב-`stop_sequence` מתוך 15.7 מיליון שורות (0.004%), וללא שום שזירה בין נסיעות. ההפרה זניחה אך מתועדת כעת ולא מוסתרת.</w:t>
+      </w:r>
+    </w:p>
+    <w:p>
+      <w:pPr>
+        <w:pStyle w:val="Heading2"/>
+        <w:jc w:val="right"/>
+        <w:bidi w:val="1"/>
+      </w:pPr>
+      <w:r>
+        <w:t>4.2 מדדי מרכזיות</w:t>
       </w:r>
     </w:p>
     <w:p>
@@ -1252,15 +1047,21 @@
           <w:b w:val="0"/>
           <w:sz w:val="22"/>
         </w:rPr>
-        <w:t xml:space="preserve">- </w:t>
+        <w:t>חישבנו דרגה, דרגה משוקללת, PageRank משוקלל, betweenness מקורב (דגימת 300 מקורות) ו-harmonic centrality. ההבחנה המרכזית: דרגה משוקללת עונה על "היכן יש הרבה שירות מתוזמן", ואילו betweenness ונקודות חיתוך עונים על "היכן הרשת תלויה מבנית בתחנה".</w:t>
       </w:r>
+    </w:p>
+    <w:p>
+      <w:pPr>
+        <w:jc w:val="right"/>
+        <w:bidi w:val="1"/>
+      </w:pPr>
       <w:r>
         <w:rPr>
           <w:rFonts w:ascii="Arial" w:hAnsi="Arial" w:eastAsia="Arial"/>
           <w:b/>
           <w:sz w:val="22"/>
         </w:rPr>
-        <w:t>Approximate betweenness</w:t>
+        <w:t>בקרת רעש.</w:t>
       </w:r>
       <w:r>
         <w:rPr>
@@ -1268,7 +1069,17 @@
           <w:b w:val="0"/>
           <w:sz w:val="22"/>
         </w:rPr>
-        <w:t>: קירוב ל-betweenness על הרכיב הקשיר הגדול, באמצעות 128 צמתי מקור מדגמיים.</w:t>
+        <w:t xml:space="preserve"> מכיוון ש-betweenness מקורב, הרצנו אותו פעמיים עם זרעים שונים. המתאם בין שתי הרצות על אותו גרף הוא 0.96 — זהו "רצפת הרעש". כל הפרש מתאם הנמוך משמעותית מ-0.96 בהשוואות שלנו הוא אפוא אות אמיתי ולא תוצר דגימה.</w:t>
+      </w:r>
+    </w:p>
+    <w:p>
+      <w:pPr>
+        <w:pStyle w:val="Heading2"/>
+        <w:jc w:val="right"/>
+        <w:bidi w:val="1"/>
+      </w:pPr>
+      <w:r>
+        <w:t>4.3 ניסויי עמידות</w:t>
       </w:r>
     </w:p>
     <w:p>
@@ -1282,7 +1093,7 @@
           <w:b w:val="0"/>
           <w:sz w:val="22"/>
         </w:rPr>
-        <w:t xml:space="preserve">- </w:t>
+        <w:t xml:space="preserve">הסרנו תחנות לפי חמש אסטרטגיות מיקוד מול בסיס אקראי, ומדדנו את גודל הרכיב הקשיר הגדול. </w:t>
       </w:r>
       <w:r>
         <w:rPr>
@@ -1290,7 +1101,7 @@
           <w:b/>
           <w:sz w:val="22"/>
         </w:rPr>
-        <w:t>Articulation point</w:t>
+        <w:t>תיקון מתודולוגי חשוב:</w:t>
       </w:r>
       <w:r>
         <w:rPr>
@@ -1298,7 +1109,23 @@
           <w:b w:val="0"/>
           <w:sz w:val="22"/>
         </w:rPr>
-        <w:t>: האם הסרת התחנה מגדילה את מספר הרכיבים הקשירים.</w:t>
+        <w:t xml:space="preserve"> בגרסה הקודמת נורמלנו את הרכיב לפי מספר הצמתים המקורי, מה שמערבב "כמה צמתים נמחקו" עם "כמה הרשת התפרקה". כעת אנו מדווחים גם נרמול לפי מספר </w:t>
+      </w:r>
+      <w:r>
+        <w:rPr>
+          <w:rFonts w:ascii="Arial" w:hAnsi="Arial" w:eastAsia="Arial"/>
+          <w:b/>
+          <w:sz w:val="22"/>
+        </w:rPr>
+        <w:t>הצמתים ששרדו</w:t>
+      </w:r>
+      <w:r>
+        <w:rPr>
+          <w:rFonts w:ascii="Arial" w:hAnsi="Arial" w:eastAsia="Arial"/>
+          <w:b w:val="0"/>
+          <w:sz w:val="22"/>
+        </w:rPr>
+        <w:t>, שהוא המדד הכן יותר.</w:t>
       </w:r>
     </w:p>
     <w:p>
@@ -1312,37 +1139,17 @@
           <w:b w:val="0"/>
           <w:sz w:val="22"/>
         </w:rPr>
-        <w:t xml:space="preserve">- </w:t>
-      </w:r>
-      <w:r>
-        <w:rPr>
-          <w:rFonts w:ascii="Arial" w:hAnsi="Arial" w:eastAsia="Arial"/>
-          <w:b/>
-          <w:sz w:val="22"/>
-        </w:rPr>
-        <w:t>Bridge</w:t>
-      </w:r>
-      <w:r>
-        <w:rPr>
-          <w:rFonts w:ascii="Arial" w:hAnsi="Arial" w:eastAsia="Arial"/>
-          <w:b w:val="0"/>
-          <w:sz w:val="22"/>
-        </w:rPr>
-        <w:t>: קשת שהסרתה מגדילה את מספר הרכיבים הקשירים.</w:t>
+        <w:t>---</w:t>
       </w:r>
     </w:p>
     <w:p>
       <w:pPr>
+        <w:pStyle w:val="Heading1"/>
         <w:jc w:val="right"/>
         <w:bidi w:val="1"/>
       </w:pPr>
       <w:r>
-        <w:rPr>
-          <w:rFonts w:ascii="Arial" w:hAnsi="Arial" w:eastAsia="Arial"/>
-          <w:b w:val="0"/>
-          <w:sz w:val="22"/>
-        </w:rPr>
-        <w:t>ההבחנה בין המדדים חשובה. דרגה משוקללת עונה על השאלה "איפה יש הרבה שירות מתוזמן?", בעוד betweenness ונקודות חיתוך עונים על השאלה "איפה הרשת תלויה מבנית בתחנה כדי לחבר אזורים?".</w:t>
+        <w:t>5. תוצאות</w:t>
       </w:r>
     </w:p>
     <w:p>
@@ -1352,177 +1159,7 @@
         <w:bidi w:val="1"/>
       </w:pPr>
       <w:r>
-        <w:t>5.2 גילוי קהילות</w:t>
-      </w:r>
-    </w:p>
-    <w:p>
-      <w:pPr>
-        <w:jc w:val="right"/>
-        <w:bidi w:val="1"/>
-      </w:pPr>
-      <w:r>
-        <w:rPr>
-          <w:rFonts w:ascii="Arial" w:hAnsi="Arial" w:eastAsia="Arial"/>
-          <w:b w:val="0"/>
-          <w:sz w:val="22"/>
-        </w:rPr>
-        <w:t>השתמשנו באלגוריתם Louvain על הגרף הלא מכוון והמשוקלל. המטרה היא למצוא קבוצות של תחנות שהקשרים הפנימיים ביניהן צפופים יחסית לקשרים החוצה. ברשת תחבורה, קהילה יכולה להתאים לאזור גיאוגרפי, מטרופולין, מסדרון תחבורה או תת-מערכת אזורית.</w:t>
-      </w:r>
-    </w:p>
-    <w:p>
-      <w:pPr>
-        <w:pStyle w:val="Heading2"/>
-        <w:jc w:val="right"/>
-        <w:bidi w:val="1"/>
-      </w:pPr>
-      <w:r>
-        <w:t>5.3 ניסוי עמידות</w:t>
-      </w:r>
-    </w:p>
-    <w:p>
-      <w:pPr>
-        <w:jc w:val="right"/>
-        <w:bidi w:val="1"/>
-      </w:pPr>
-      <w:r>
-        <w:rPr>
-          <w:rFonts w:ascii="Arial" w:hAnsi="Arial" w:eastAsia="Arial"/>
-          <w:b w:val="0"/>
-          <w:sz w:val="22"/>
-        </w:rPr>
-        <w:t>כדי למדוד עמידות, הסרנו תחנות מהרשת לפי ארבע אסטרטגיות:</w:t>
-      </w:r>
-    </w:p>
-    <w:p>
-      <w:pPr>
-        <w:jc w:val="right"/>
-        <w:bidi w:val="1"/>
-      </w:pPr>
-      <w:r>
-        <w:rPr>
-          <w:rFonts w:ascii="Arial" w:hAnsi="Arial" w:eastAsia="Arial"/>
-          <w:b w:val="0"/>
-          <w:sz w:val="22"/>
-        </w:rPr>
-        <w:t>1. הסרה לפי weighted degree.</w:t>
-      </w:r>
-    </w:p>
-    <w:p>
-      <w:pPr>
-        <w:jc w:val="right"/>
-        <w:bidi w:val="1"/>
-      </w:pPr>
-      <w:r>
-        <w:rPr>
-          <w:rFonts w:ascii="Arial" w:hAnsi="Arial" w:eastAsia="Arial"/>
-          <w:b w:val="0"/>
-          <w:sz w:val="22"/>
-        </w:rPr>
-        <w:t>2. הסרה לפי PageRank.</w:t>
-      </w:r>
-    </w:p>
-    <w:p>
-      <w:pPr>
-        <w:jc w:val="right"/>
-        <w:bidi w:val="1"/>
-      </w:pPr>
-      <w:r>
-        <w:rPr>
-          <w:rFonts w:ascii="Arial" w:hAnsi="Arial" w:eastAsia="Arial"/>
-          <w:b w:val="0"/>
-          <w:sz w:val="22"/>
-        </w:rPr>
-        <w:t>3. הסרה לפי approximate betweenness.</w:t>
-      </w:r>
-    </w:p>
-    <w:p>
-      <w:pPr>
-        <w:jc w:val="right"/>
-        <w:bidi w:val="1"/>
-      </w:pPr>
-      <w:r>
-        <w:rPr>
-          <w:rFonts w:ascii="Arial" w:hAnsi="Arial" w:eastAsia="Arial"/>
-          <w:b w:val="0"/>
-          <w:sz w:val="22"/>
-        </w:rPr>
-        <w:t>4. הסרה לפי articulation points, כאשר נקודות חיתוך מסודרות לפי degree ו-weighted degree.</w:t>
-      </w:r>
-    </w:p>
-    <w:p>
-      <w:pPr>
-        <w:jc w:val="right"/>
-        <w:bidi w:val="1"/>
-      </w:pPr>
-      <w:r>
-        <w:rPr>
-          <w:rFonts w:ascii="Arial" w:hAnsi="Arial" w:eastAsia="Arial"/>
-          <w:b w:val="0"/>
-          <w:sz w:val="22"/>
-        </w:rPr>
-        <w:t>בכל אסטרטגיה הסרנו עד 500 תחנות ובדקנו את גודל הרכיב הקשיר הגדול לאחר כל הסרה. בנוסף, הרצנו baseline של הסרה אקראית ממוצעת על פני חמישה ניסויים.</w:t>
-      </w:r>
-    </w:p>
-    <w:p>
-      <w:pPr>
-        <w:jc w:val="right"/>
-        <w:bidi w:val="1"/>
-      </w:pPr>
-      <w:r>
-        <w:rPr>
-          <w:rFonts w:ascii="Arial" w:hAnsi="Arial" w:eastAsia="Arial"/>
-          <w:b w:val="0"/>
-          <w:sz w:val="22"/>
-        </w:rPr>
-        <w:t>מדד ההערכה הוא:</w:t>
-      </w:r>
-    </w:p>
-    <w:p>
-      <w:pPr>
-        <w:jc w:val="right"/>
-        <w:bidi w:val="1"/>
-      </w:pPr>
-      <w:r>
-        <w:rPr>
-          <w:rFonts w:ascii="Arial" w:hAnsi="Arial" w:eastAsia="Arial"/>
-          <w:b w:val="0"/>
-          <w:sz w:val="22"/>
-        </w:rPr>
-        <w:t>`largest_component_share = largest_component_nodes_after_removal / original_active_stops`</w:t>
-      </w:r>
-    </w:p>
-    <w:p>
-      <w:pPr>
-        <w:jc w:val="right"/>
-        <w:bidi w:val="1"/>
-      </w:pPr>
-      <w:r>
-        <w:rPr>
-          <w:rFonts w:ascii="Arial" w:hAnsi="Arial" w:eastAsia="Arial"/>
-          <w:b w:val="0"/>
-          <w:sz w:val="22"/>
-        </w:rPr>
-        <w:t>אם המדד יורד מהר, המשמעות היא שהרשת רגישה להסרה לפי אותה אסטרטגיה.</w:t>
-      </w:r>
-    </w:p>
-    <w:p>
-      <w:pPr>
-        <w:pStyle w:val="Heading1"/>
-        <w:jc w:val="right"/>
-        <w:bidi w:val="1"/>
-      </w:pPr>
-      <w:r>
-        <w:t>6. תוצאות</w:t>
-      </w:r>
-    </w:p>
-    <w:p>
-      <w:pPr>
-        <w:pStyle w:val="Heading2"/>
-        <w:jc w:val="right"/>
-        <w:bidi w:val="1"/>
-      </w:pPr>
-      <w:r>
-        <w:t>6.1 מבנה כללי של הרשת</w:t>
+        <w:t>5.1 מבנה הרשת</w:t>
       </w:r>
     </w:p>
     <w:tbl>
@@ -1591,7 +1228,7 @@
                 <w:b w:val="0"/>
                 <w:sz w:val="18"/>
               </w:rPr>
-              <w:t>תחנות פעילות</w:t>
+              <w:t>צמתים</w:t>
             </w:r>
           </w:p>
         </w:tc>
@@ -1610,7 +1247,7 @@
                 <w:b w:val="0"/>
                 <w:sz w:val="18"/>
               </w:rPr>
-              <w:t>30,466</w:t>
+              <w:t>30,463</w:t>
             </w:r>
           </w:p>
         </w:tc>
@@ -1631,47 +1268,7 @@
                 <w:b w:val="0"/>
                 <w:sz w:val="18"/>
               </w:rPr>
-              <w:t>קשתות מכוונות</w:t>
-            </w:r>
-          </w:p>
-        </w:tc>
-        <w:tc>
-          <w:tcPr>
-            <w:tcW w:type="dxa" w:w="5112"/>
-          </w:tcPr>
-          <w:p>
-            <w:pPr>
-              <w:jc w:val="right"/>
-              <w:bidi w:val="1"/>
-            </w:pPr>
-            <w:r>
-              <w:rPr>
-                <w:rFonts w:ascii="Arial" w:hAnsi="Arial" w:eastAsia="Arial"/>
-                <w:b w:val="0"/>
-                <w:sz w:val="18"/>
-              </w:rPr>
-              <w:t>51,999</w:t>
-            </w:r>
-          </w:p>
-        </w:tc>
-      </w:tr>
-      <w:tr>
-        <w:tc>
-          <w:tcPr>
-            <w:tcW w:type="dxa" w:w="5112"/>
-          </w:tcPr>
-          <w:p>
-            <w:pPr>
-              <w:jc w:val="right"/>
-              <w:bidi w:val="1"/>
-            </w:pPr>
-            <w:r>
-              <w:rPr>
-                <w:rFonts w:ascii="Arial" w:hAnsi="Arial" w:eastAsia="Arial"/>
-                <w:b w:val="0"/>
-                <w:sz w:val="18"/>
-              </w:rPr>
-              <w:t>קשתות לא מכוונות</w:t>
+              <w:t>קשתות (לא מכוונות)</w:t>
             </w:r>
           </w:p>
         </w:tc>
@@ -1711,7 +1308,7 @@
                 <w:b w:val="0"/>
                 <w:sz w:val="18"/>
               </w:rPr>
-              <w:t>מספר רכיבים קשירים</w:t>
+              <w:t>צפיפות</w:t>
             </w:r>
           </w:p>
         </w:tc>
@@ -1730,167 +1327,7 @@
                 <w:b w:val="0"/>
                 <w:sz w:val="18"/>
               </w:rPr>
-              <w:t>15</w:t>
-            </w:r>
-          </w:p>
-        </w:tc>
-      </w:tr>
-      <w:tr>
-        <w:tc>
-          <w:tcPr>
-            <w:tcW w:type="dxa" w:w="5112"/>
-          </w:tcPr>
-          <w:p>
-            <w:pPr>
-              <w:jc w:val="right"/>
-              <w:bidi w:val="1"/>
-            </w:pPr>
-            <w:r>
-              <w:rPr>
-                <w:rFonts w:ascii="Arial" w:hAnsi="Arial" w:eastAsia="Arial"/>
-                <w:b w:val="0"/>
-                <w:sz w:val="18"/>
-              </w:rPr>
-              <w:t>גודל הרכיב הקשיר הגדול</w:t>
-            </w:r>
-          </w:p>
-        </w:tc>
-        <w:tc>
-          <w:tcPr>
-            <w:tcW w:type="dxa" w:w="5112"/>
-          </w:tcPr>
-          <w:p>
-            <w:pPr>
-              <w:jc w:val="right"/>
-              <w:bidi w:val="1"/>
-            </w:pPr>
-            <w:r>
-              <w:rPr>
-                <w:rFonts w:ascii="Arial" w:hAnsi="Arial" w:eastAsia="Arial"/>
-                <w:b w:val="0"/>
-                <w:sz w:val="18"/>
-              </w:rPr>
-              <w:t>30,237</w:t>
-            </w:r>
-          </w:p>
-        </w:tc>
-      </w:tr>
-      <w:tr>
-        <w:tc>
-          <w:tcPr>
-            <w:tcW w:type="dxa" w:w="5112"/>
-          </w:tcPr>
-          <w:p>
-            <w:pPr>
-              <w:jc w:val="right"/>
-              <w:bidi w:val="1"/>
-            </w:pPr>
-            <w:r>
-              <w:rPr>
-                <w:rFonts w:ascii="Arial" w:hAnsi="Arial" w:eastAsia="Arial"/>
-                <w:b w:val="0"/>
-                <w:sz w:val="18"/>
-              </w:rPr>
-              <w:t>חלק הרכיב הגדול מכלל הרשת</w:t>
-            </w:r>
-          </w:p>
-        </w:tc>
-        <w:tc>
-          <w:tcPr>
-            <w:tcW w:type="dxa" w:w="5112"/>
-          </w:tcPr>
-          <w:p>
-            <w:pPr>
-              <w:jc w:val="right"/>
-              <w:bidi w:val="1"/>
-            </w:pPr>
-            <w:r>
-              <w:rPr>
-                <w:rFonts w:ascii="Arial" w:hAnsi="Arial" w:eastAsia="Arial"/>
-                <w:b w:val="0"/>
-                <w:sz w:val="18"/>
-              </w:rPr>
-              <w:t>99.25%</w:t>
-            </w:r>
-          </w:p>
-        </w:tc>
-      </w:tr>
-      <w:tr>
-        <w:tc>
-          <w:tcPr>
-            <w:tcW w:type="dxa" w:w="5112"/>
-          </w:tcPr>
-          <w:p>
-            <w:pPr>
-              <w:jc w:val="right"/>
-              <w:bidi w:val="1"/>
-            </w:pPr>
-            <w:r>
-              <w:rPr>
-                <w:rFonts w:ascii="Arial" w:hAnsi="Arial" w:eastAsia="Arial"/>
-                <w:b w:val="0"/>
-                <w:sz w:val="18"/>
-              </w:rPr>
-              <w:t>מספר רכיבים קשירים חזקים בגרף המכוון</w:t>
-            </w:r>
-          </w:p>
-        </w:tc>
-        <w:tc>
-          <w:tcPr>
-            <w:tcW w:type="dxa" w:w="5112"/>
-          </w:tcPr>
-          <w:p>
-            <w:pPr>
-              <w:jc w:val="right"/>
-              <w:bidi w:val="1"/>
-            </w:pPr>
-            <w:r>
-              <w:rPr>
-                <w:rFonts w:ascii="Arial" w:hAnsi="Arial" w:eastAsia="Arial"/>
-                <w:b w:val="0"/>
-                <w:sz w:val="18"/>
-              </w:rPr>
-              <w:t>1,518</w:t>
-            </w:r>
-          </w:p>
-        </w:tc>
-      </w:tr>
-      <w:tr>
-        <w:tc>
-          <w:tcPr>
-            <w:tcW w:type="dxa" w:w="5112"/>
-          </w:tcPr>
-          <w:p>
-            <w:pPr>
-              <w:jc w:val="right"/>
-              <w:bidi w:val="1"/>
-            </w:pPr>
-            <w:r>
-              <w:rPr>
-                <w:rFonts w:ascii="Arial" w:hAnsi="Arial" w:eastAsia="Arial"/>
-                <w:b w:val="0"/>
-                <w:sz w:val="18"/>
-              </w:rPr>
-              <w:t>גודל הרכיב החזק הגדול</w:t>
-            </w:r>
-          </w:p>
-        </w:tc>
-        <w:tc>
-          <w:tcPr>
-            <w:tcW w:type="dxa" w:w="5112"/>
-          </w:tcPr>
-          <w:p>
-            <w:pPr>
-              <w:jc w:val="right"/>
-              <w:bidi w:val="1"/>
-            </w:pPr>
-            <w:r>
-              <w:rPr>
-                <w:rFonts w:ascii="Arial" w:hAnsi="Arial" w:eastAsia="Arial"/>
-                <w:b w:val="0"/>
-                <w:sz w:val="18"/>
-              </w:rPr>
-              <w:t>28,863</w:t>
+              <w:t>0.000112</w:t>
             </w:r>
           </w:p>
         </w:tc>
@@ -1951,7 +1388,7 @@
                 <w:b w:val="0"/>
                 <w:sz w:val="18"/>
               </w:rPr>
-              <w:t>צפיפות הגרף</w:t>
+              <w:t>דרגה מרבית</w:t>
             </w:r>
           </w:p>
         </w:tc>
@@ -1970,7 +1407,87 @@
                 <w:b w:val="0"/>
                 <w:sz w:val="18"/>
               </w:rPr>
-              <w:t>0.0001116</w:t>
+              <w:t>62</w:t>
+            </w:r>
+          </w:p>
+        </w:tc>
+      </w:tr>
+      <w:tr>
+        <w:tc>
+          <w:tcPr>
+            <w:tcW w:type="dxa" w:w="5112"/>
+          </w:tcPr>
+          <w:p>
+            <w:pPr>
+              <w:jc w:val="right"/>
+              <w:bidi w:val="1"/>
+            </w:pPr>
+            <w:r>
+              <w:rPr>
+                <w:rFonts w:ascii="Arial" w:hAnsi="Arial" w:eastAsia="Arial"/>
+                <w:b w:val="0"/>
+                <w:sz w:val="18"/>
+              </w:rPr>
+              <w:t>רכיבי קשירות</w:t>
+            </w:r>
+          </w:p>
+        </w:tc>
+        <w:tc>
+          <w:tcPr>
+            <w:tcW w:type="dxa" w:w="5112"/>
+          </w:tcPr>
+          <w:p>
+            <w:pPr>
+              <w:jc w:val="right"/>
+              <w:bidi w:val="1"/>
+            </w:pPr>
+            <w:r>
+              <w:rPr>
+                <w:rFonts w:ascii="Arial" w:hAnsi="Arial" w:eastAsia="Arial"/>
+                <w:b w:val="0"/>
+                <w:sz w:val="18"/>
+              </w:rPr>
+              <w:t>12</w:t>
+            </w:r>
+          </w:p>
+        </w:tc>
+      </w:tr>
+      <w:tr>
+        <w:tc>
+          <w:tcPr>
+            <w:tcW w:type="dxa" w:w="5112"/>
+          </w:tcPr>
+          <w:p>
+            <w:pPr>
+              <w:jc w:val="right"/>
+              <w:bidi w:val="1"/>
+            </w:pPr>
+            <w:r>
+              <w:rPr>
+                <w:rFonts w:ascii="Arial" w:hAnsi="Arial" w:eastAsia="Arial"/>
+                <w:b w:val="0"/>
+                <w:sz w:val="18"/>
+              </w:rPr>
+              <w:t>הרכיב הגדול</w:t>
+            </w:r>
+          </w:p>
+        </w:tc>
+        <w:tc>
+          <w:tcPr>
+            <w:tcW w:type="dxa" w:w="5112"/>
+          </w:tcPr>
+          <w:p>
+            <w:pPr>
+              <w:jc w:val="right"/>
+              <w:bidi w:val="1"/>
+            </w:pPr>
+            <w:r>
+              <w:rPr>
+                <w:rFonts w:ascii="Arial" w:hAnsi="Arial" w:eastAsia="Arial"/>
+                <w:b w:val="0"/>
+                <w:sz w:val="18"/>
+              </w:rPr>
+              <w:t>30,237 (99.26%)</w:t>
             </w:r>
           </w:p>
         </w:tc>
@@ -2055,10 +1572,203 @@
           </w:p>
         </w:tc>
       </w:tr>
+    </w:tbl>
+    <w:p>
+      <w:pPr>
+        <w:jc w:val="right"/>
+        <w:bidi w:val="1"/>
+      </w:pPr>
+      <w:r>
+        <w:rPr>
+          <w:rFonts w:ascii="Arial" w:hAnsi="Arial" w:eastAsia="Arial"/>
+          <w:b w:val="0"/>
+          <w:sz w:val="22"/>
+        </w:rPr>
+        <w:t>הרשת דלילה מאוד וכמעט מחוברת לחלוטין. עם זאת, 900 נקודות חיתוך ו-971 גשרים מעידים על צווארי בקבוק מקומיים רבים.</w:t>
+      </w:r>
+    </w:p>
+    <w:p>
+      <w:pPr>
+        <w:jc w:val="right"/>
+        <w:bidi w:val="1"/>
+      </w:pPr>
+      <w:r>
+        <w:rPr>
+          <w:rFonts w:ascii="Arial" w:hAnsi="Arial" w:eastAsia="Arial"/>
+          <w:b w:val="0"/>
+          <w:sz w:val="22"/>
+        </w:rPr>
+        <w:t>השוואה למודלים אקראיים (איור: `10_network_model_comparison/figures/degree_distribution_comparison.png`) מראה שמקדם ההתקבצות ברשת האמיתית הוא 0.097, לעומת 0.00003 בגרף Erdős–Rényi בעל אותו גודל — כלומר הרשת מקומית וגיאוגרפית בעליל, ואינה אקראית.</w:t>
+      </w:r>
+    </w:p>
+    <w:p>
+      <w:pPr>
+        <w:pStyle w:val="Heading2"/>
+        <w:jc w:val="right"/>
+        <w:bidi w:val="1"/>
+      </w:pPr>
+      <w:r>
+        <w:t>5.2 קריטיות תפעולית מול קריטיות מבנית</w:t>
+      </w:r>
+    </w:p>
+    <w:p>
+      <w:pPr>
+        <w:jc w:val="right"/>
+        <w:bidi w:val="1"/>
+      </w:pPr>
+      <w:r>
+        <w:rPr>
+          <w:rFonts w:ascii="Arial" w:hAnsi="Arial" w:eastAsia="Arial"/>
+          <w:b w:val="0"/>
+          <w:sz w:val="22"/>
+        </w:rPr>
+        <w:t xml:space="preserve">זהו לב הממצא. התחנה המובילה ב-betweenness היא </w:t>
+      </w:r>
+      <w:r>
+        <w:rPr>
+          <w:rFonts w:ascii="Arial" w:hAnsi="Arial" w:eastAsia="Arial"/>
+          <w:b/>
+          <w:sz w:val="22"/>
+        </w:rPr>
+        <w:t>ת.התרעננות/דור אלון מגל 6</w:t>
+      </w:r>
+      <w:r>
+        <w:rPr>
+          <w:rFonts w:ascii="Arial" w:hAnsi="Arial" w:eastAsia="Arial"/>
+          <w:b w:val="0"/>
+          <w:sz w:val="22"/>
+        </w:rPr>
+        <w:t xml:space="preserve"> — תחנת דרך בציר בין-עירוני, עם 110 עצירות מתוזמנות בלבד. התחנה המובילה בדרגה משוקללת היא </w:t>
+      </w:r>
+      <w:r>
+        <w:rPr>
+          <w:rFonts w:ascii="Arial" w:hAnsi="Arial" w:eastAsia="Arial"/>
+          <w:b/>
+          <w:sz w:val="22"/>
+        </w:rPr>
+        <w:t>קניון עזריאלי/דרך מנחם בגין</w:t>
+      </w:r>
+      <w:r>
+        <w:rPr>
+          <w:rFonts w:ascii="Arial" w:hAnsi="Arial" w:eastAsia="Arial"/>
+          <w:b w:val="0"/>
+          <w:sz w:val="22"/>
+        </w:rPr>
+        <w:t>, עם 10,698 עצירות — פי 97 יותר — אך ערך betweenness זניח.</w:t>
+      </w:r>
+    </w:p>
+    <w:p>
+      <w:pPr>
+        <w:jc w:val="right"/>
+        <w:bidi w:val="1"/>
+      </w:pPr>
+      <w:r>
+        <w:rPr>
+          <w:rFonts w:ascii="Arial" w:hAnsi="Arial" w:eastAsia="Arial"/>
+          <w:b w:val="0"/>
+          <w:sz w:val="22"/>
+        </w:rPr>
+        <w:t>שתי התחנות "קריטיות", ואין ביניהן שום קשר. מפת החום של המתאמים (`04_centrality_analysis/figures/centrality_correlation_heatmap.png`) ממחישה זאת על פני כל המדדים.</w:t>
+      </w:r>
+    </w:p>
+    <w:p>
+      <w:pPr>
+        <w:pStyle w:val="Heading2"/>
+        <w:jc w:val="right"/>
+        <w:bidi w:val="1"/>
+      </w:pPr>
+      <w:r>
+        <w:t>5.3 האם לתחנה קריטית יש תחליף?</w:t>
+      </w:r>
+    </w:p>
+    <w:p>
+      <w:pPr>
+        <w:jc w:val="right"/>
+        <w:bidi w:val="1"/>
+      </w:pPr>
+      <w:r>
+        <w:rPr>
+          <w:rFonts w:ascii="Arial" w:hAnsi="Arial" w:eastAsia="Arial"/>
+          <w:b w:val="0"/>
+          <w:sz w:val="22"/>
+        </w:rPr>
+        <w:t>בדקנו לכל תחנה קריטית (10% העליונים ב-betweenness) האם קיימת תחנה חלופית בסביבתה:</w:t>
+      </w:r>
+    </w:p>
+    <w:tbl>
+      <w:tblPr>
+        <w:tblStyle w:val="TableGrid"/>
+        <w:tblW w:type="auto" w:w="0"/>
+        <w:tblLook w:firstColumn="1" w:firstRow="1" w:lastColumn="0" w:lastRow="0" w:noHBand="0" w:noVBand="1" w:val="04A0"/>
+      </w:tblPr>
+      <w:tblGrid>
+        <w:gridCol w:w="3408"/>
+        <w:gridCol w:w="3408"/>
+        <w:gridCol w:w="3408"/>
+      </w:tblGrid>
       <w:tr>
         <w:tc>
           <w:tcPr>
-            <w:tcW w:type="dxa" w:w="5112"/>
+            <w:tcW w:type="dxa" w:w="3408"/>
+          </w:tcPr>
+          <w:p>
+            <w:pPr>
+              <w:jc w:val="right"/>
+              <w:bidi w:val="1"/>
+            </w:pPr>
+            <w:r>
+              <w:rPr>
+                <w:rFonts w:ascii="Arial" w:hAnsi="Arial" w:eastAsia="Arial"/>
+                <w:b/>
+                <w:sz w:val="18"/>
+              </w:rPr>
+              <w:t>מרחק לחלופה</w:t>
+            </w:r>
+          </w:p>
+        </w:tc>
+        <w:tc>
+          <w:tcPr>
+            <w:tcW w:type="dxa" w:w="3408"/>
+          </w:tcPr>
+          <w:p>
+            <w:pPr>
+              <w:jc w:val="right"/>
+              <w:bidi w:val="1"/>
+            </w:pPr>
+            <w:r>
+              <w:rPr>
+                <w:rFonts w:ascii="Arial" w:hAnsi="Arial" w:eastAsia="Arial"/>
+                <w:b/>
+                <w:sz w:val="18"/>
+              </w:rPr>
+              <w:t>תחנות</w:t>
+            </w:r>
+          </w:p>
+        </w:tc>
+        <w:tc>
+          <w:tcPr>
+            <w:tcW w:type="dxa" w:w="3408"/>
+          </w:tcPr>
+          <w:p>
+            <w:pPr>
+              <w:jc w:val="right"/>
+              <w:bidi w:val="1"/>
+            </w:pPr>
+            <w:r>
+              <w:rPr>
+                <w:rFonts w:ascii="Arial" w:hAnsi="Arial" w:eastAsia="Arial"/>
+                <w:b/>
+                <w:sz w:val="18"/>
+              </w:rPr>
+              <w:t>שיעור</w:t>
+            </w:r>
+          </w:p>
+        </w:tc>
+      </w:tr>
+      <w:tr>
+        <w:tc>
+          <w:tcPr>
+            <w:tcW w:type="dxa" w:w="3408"/>
           </w:tcPr>
           <w:p>
             <w:pPr>
@@ -2071,13 +1781,13 @@
                 <w:b w:val="0"/>
                 <w:sz w:val="18"/>
               </w:rPr>
-              <w:t>קהילות Louvain</w:t>
+              <w:t>מתחת ל-100 מ'</w:t>
             </w:r>
           </w:p>
         </w:tc>
         <w:tc>
           <w:tcPr>
-            <w:tcW w:type="dxa" w:w="5112"/>
+            <w:tcW w:type="dxa" w:w="3408"/>
           </w:tcPr>
           <w:p>
             <w:pPr>
@@ -2090,15 +1800,13 @@
                 <w:b w:val="0"/>
                 <w:sz w:val="18"/>
               </w:rPr>
-              <w:t>91</w:t>
+              <w:t>1,749</w:t>
             </w:r>
           </w:p>
         </w:tc>
-      </w:tr>
-      <w:tr>
         <w:tc>
           <w:tcPr>
-            <w:tcW w:type="dxa" w:w="5112"/>
+            <w:tcW w:type="dxa" w:w="3408"/>
           </w:tcPr>
           <w:p>
             <w:pPr>
@@ -2111,13 +1819,15 @@
                 <w:b w:val="0"/>
                 <w:sz w:val="18"/>
               </w:rPr>
-              <w:t>גודל הקהילה הגדולה ביותר</w:t>
+              <w:t>57.4%</w:t>
             </w:r>
           </w:p>
         </w:tc>
+      </w:tr>
+      <w:tr>
         <w:tc>
           <w:tcPr>
-            <w:tcW w:type="dxa" w:w="5112"/>
+            <w:tcW w:type="dxa" w:w="3408"/>
           </w:tcPr>
           <w:p>
             <w:pPr>
@@ -2130,7 +1840,104 @@
                 <w:b w:val="0"/>
                 <w:sz w:val="18"/>
               </w:rPr>
-              <w:t>1,260</w:t>
+              <w:t>100–300 מ'</w:t>
+            </w:r>
+          </w:p>
+        </w:tc>
+        <w:tc>
+          <w:tcPr>
+            <w:tcW w:type="dxa" w:w="3408"/>
+          </w:tcPr>
+          <w:p>
+            <w:pPr>
+              <w:jc w:val="right"/>
+              <w:bidi w:val="1"/>
+            </w:pPr>
+            <w:r>
+              <w:rPr>
+                <w:rFonts w:ascii="Arial" w:hAnsi="Arial" w:eastAsia="Arial"/>
+                <w:b w:val="0"/>
+                <w:sz w:val="18"/>
+              </w:rPr>
+              <w:t>1,242</w:t>
+            </w:r>
+          </w:p>
+        </w:tc>
+        <w:tc>
+          <w:tcPr>
+            <w:tcW w:type="dxa" w:w="3408"/>
+          </w:tcPr>
+          <w:p>
+            <w:pPr>
+              <w:jc w:val="right"/>
+              <w:bidi w:val="1"/>
+            </w:pPr>
+            <w:r>
+              <w:rPr>
+                <w:rFonts w:ascii="Arial" w:hAnsi="Arial" w:eastAsia="Arial"/>
+                <w:b w:val="0"/>
+                <w:sz w:val="18"/>
+              </w:rPr>
+              <w:t>40.8%</w:t>
+            </w:r>
+          </w:p>
+        </w:tc>
+      </w:tr>
+      <w:tr>
+        <w:tc>
+          <w:tcPr>
+            <w:tcW w:type="dxa" w:w="3408"/>
+          </w:tcPr>
+          <w:p>
+            <w:pPr>
+              <w:jc w:val="right"/>
+              <w:bidi w:val="1"/>
+            </w:pPr>
+            <w:r>
+              <w:rPr>
+                <w:rFonts w:ascii="Arial" w:hAnsi="Arial" w:eastAsia="Arial"/>
+                <w:b w:val="0"/>
+                <w:sz w:val="18"/>
+              </w:rPr>
+              <w:t>מעל 300 מ'</w:t>
+            </w:r>
+          </w:p>
+        </w:tc>
+        <w:tc>
+          <w:tcPr>
+            <w:tcW w:type="dxa" w:w="3408"/>
+          </w:tcPr>
+          <w:p>
+            <w:pPr>
+              <w:jc w:val="right"/>
+              <w:bidi w:val="1"/>
+            </w:pPr>
+            <w:r>
+              <w:rPr>
+                <w:rFonts w:ascii="Arial" w:hAnsi="Arial" w:eastAsia="Arial"/>
+                <w:b w:val="0"/>
+                <w:sz w:val="18"/>
+              </w:rPr>
+              <w:t>56</w:t>
+            </w:r>
+          </w:p>
+        </w:tc>
+        <w:tc>
+          <w:tcPr>
+            <w:tcW w:type="dxa" w:w="3408"/>
+          </w:tcPr>
+          <w:p>
+            <w:pPr>
+              <w:jc w:val="right"/>
+              <w:bidi w:val="1"/>
+            </w:pPr>
+            <w:r>
+              <w:rPr>
+                <w:rFonts w:ascii="Arial" w:hAnsi="Arial" w:eastAsia="Arial"/>
+                <w:b w:val="0"/>
+                <w:sz w:val="18"/>
+              </w:rPr>
+              <w:t>1.8%</w:t>
             </w:r>
           </w:p>
         </w:tc>
@@ -2147,59 +1954,23 @@
           <w:b w:val="0"/>
           <w:sz w:val="22"/>
         </w:rPr>
-        <w:t>הממצא המרכזי הוא שהרשת כמעט כולה מחוברת ברכיב קשיר אחד גדול, אך עדיין יש בה 900 נקודות חיתוך ו-971 גשרים. כלומר, גם ברשת גדולה ומקושרת היטב קיימים מוקדי תלות מקומיים.</w:t>
+        <w:t xml:space="preserve">כלומר לרוב המכריע של התחנות הקריטיות יש חלופה במרחק הליכה, ורק 56 תחנות מבודדות באמת. </w:t>
       </w:r>
-    </w:p>
-    <w:p>
-      <w:pPr>
-        <w:jc w:val="center"/>
-      </w:pPr>
-      <w:r>
-        <w:drawing>
-          <wp:inline xmlns:a="http://schemas.openxmlformats.org/drawingml/2006/main" xmlns:pic="http://schemas.openxmlformats.org/drawingml/2006/picture">
-            <wp:extent cx="5303520" cy="6818811"/>
-            <wp:docPr id="1" name="Picture 1"/>
-            <wp:cNvGraphicFramePr>
-              <a:graphicFrameLocks noChangeAspect="1"/>
-            </wp:cNvGraphicFramePr>
-            <a:graphic>
-              <a:graphicData uri="http://schemas.openxmlformats.org/drawingml/2006/picture">
-                <pic:pic>
-                  <pic:nvPicPr>
-                    <pic:cNvPr id="0" name="active_stops_map.png"/>
-                    <pic:cNvPicPr/>
-                  </pic:nvPicPr>
-                  <pic:blipFill>
-                    <a:blip r:embed="rId9"/>
-                    <a:stretch>
-                      <a:fillRect/>
-                    </a:stretch>
-                  </pic:blipFill>
-                  <pic:spPr>
-                    <a:xfrm>
-                      <a:off x="0" y="0"/>
-                      <a:ext cx="5303520" cy="6818811"/>
-                    </a:xfrm>
-                    <a:prstGeom prst="rect"/>
-                  </pic:spPr>
-                </pic:pic>
-              </a:graphicData>
-            </a:graphic>
-          </wp:inline>
-        </w:drawing>
-      </w:r>
-    </w:p>
-    <w:p>
-      <w:pPr>
-        <w:jc w:val="center"/>
-      </w:pPr>
       <w:r>
         <w:rPr>
           <w:rFonts w:ascii="Arial" w:hAnsi="Arial" w:eastAsia="Arial"/>
-          <w:i/>
-          <w:sz w:val="18"/>
+          <w:b/>
+          <w:sz w:val="22"/>
         </w:rPr>
-        <w:t>פריסת התחנות הפעילות בישראל</w:t>
+        <w:t>מגבלה חשובה:</w:t>
+      </w:r>
+      <w:r>
+        <w:rPr>
+          <w:rFonts w:ascii="Arial" w:hAnsi="Arial" w:eastAsia="Arial"/>
+          <w:b w:val="0"/>
+          <w:sz w:val="22"/>
+        </w:rPr>
+        <w:t xml:space="preserve"> המבחן מרחבי בלבד ואינו בודק אם התחנה החלופית משרתת את אותם קווים — ולכן הוא מעריך את יכולת ההחלפה כלפי מעלה.</w:t>
       </w:r>
     </w:p>
     <w:p>
@@ -2209,3128 +1980,7 @@
         <w:bidi w:val="1"/>
       </w:pPr>
       <w:r>
-        <w:t>6.2 תחנות מובילות לפי degree</w:t>
-      </w:r>
-    </w:p>
-    <w:tbl>
-      <w:tblPr>
-        <w:tblStyle w:val="TableGrid"/>
-        <w:tblW w:type="auto" w:w="0"/>
-        <w:tblLook w:firstColumn="1" w:firstRow="1" w:lastColumn="0" w:lastRow="0" w:noHBand="0" w:noVBand="1" w:val="04A0"/>
-      </w:tblPr>
-      <w:tblGrid>
-        <w:gridCol w:w="1704"/>
-        <w:gridCol w:w="1704"/>
-        <w:gridCol w:w="1704"/>
-        <w:gridCol w:w="1704"/>
-        <w:gridCol w:w="1704"/>
-        <w:gridCol w:w="1704"/>
-      </w:tblGrid>
-      <w:tr>
-        <w:tc>
-          <w:tcPr>
-            <w:tcW w:type="dxa" w:w="1704"/>
-          </w:tcPr>
-          <w:p>
-            <w:pPr>
-              <w:jc w:val="right"/>
-              <w:bidi w:val="1"/>
-            </w:pPr>
-            <w:r>
-              <w:rPr>
-                <w:rFonts w:ascii="Arial" w:hAnsi="Arial" w:eastAsia="Arial"/>
-                <w:b/>
-                <w:sz w:val="18"/>
-              </w:rPr>
-              <w:t>דירוג</w:t>
-            </w:r>
-          </w:p>
-        </w:tc>
-        <w:tc>
-          <w:tcPr>
-            <w:tcW w:type="dxa" w:w="1704"/>
-          </w:tcPr>
-          <w:p>
-            <w:pPr>
-              <w:jc w:val="right"/>
-              <w:bidi w:val="1"/>
-            </w:pPr>
-            <w:r>
-              <w:rPr>
-                <w:rFonts w:ascii="Arial" w:hAnsi="Arial" w:eastAsia="Arial"/>
-                <w:b/>
-                <w:sz w:val="18"/>
-              </w:rPr>
-              <w:t>stop_id</w:t>
-            </w:r>
-          </w:p>
-        </w:tc>
-        <w:tc>
-          <w:tcPr>
-            <w:tcW w:type="dxa" w:w="1704"/>
-          </w:tcPr>
-          <w:p>
-            <w:pPr>
-              <w:jc w:val="right"/>
-              <w:bidi w:val="1"/>
-            </w:pPr>
-            <w:r>
-              <w:rPr>
-                <w:rFonts w:ascii="Arial" w:hAnsi="Arial" w:eastAsia="Arial"/>
-                <w:b/>
-                <w:sz w:val="18"/>
-              </w:rPr>
-              <w:t>שם תחנה</w:t>
-            </w:r>
-          </w:p>
-        </w:tc>
-        <w:tc>
-          <w:tcPr>
-            <w:tcW w:type="dxa" w:w="1704"/>
-          </w:tcPr>
-          <w:p>
-            <w:pPr>
-              <w:jc w:val="right"/>
-              <w:bidi w:val="1"/>
-            </w:pPr>
-            <w:r>
-              <w:rPr>
-                <w:rFonts w:ascii="Arial" w:hAnsi="Arial" w:eastAsia="Arial"/>
-                <w:b/>
-                <w:sz w:val="18"/>
-              </w:rPr>
-              <w:t>degree</w:t>
-            </w:r>
-          </w:p>
-        </w:tc>
-        <w:tc>
-          <w:tcPr>
-            <w:tcW w:type="dxa" w:w="1704"/>
-          </w:tcPr>
-          <w:p>
-            <w:pPr>
-              <w:jc w:val="right"/>
-              <w:bidi w:val="1"/>
-            </w:pPr>
-            <w:r>
-              <w:rPr>
-                <w:rFonts w:ascii="Arial" w:hAnsi="Arial" w:eastAsia="Arial"/>
-                <w:b/>
-                <w:sz w:val="18"/>
-              </w:rPr>
-              <w:t>weighted degree</w:t>
-            </w:r>
-          </w:p>
-        </w:tc>
-        <w:tc>
-          <w:tcPr>
-            <w:tcW w:type="dxa" w:w="1704"/>
-          </w:tcPr>
-          <w:p>
-            <w:pPr>
-              <w:jc w:val="right"/>
-              <w:bidi w:val="1"/>
-            </w:pPr>
-            <w:r>
-              <w:rPr>
-                <w:rFonts w:ascii="Arial" w:hAnsi="Arial" w:eastAsia="Arial"/>
-                <w:b/>
-                <w:sz w:val="18"/>
-              </w:rPr>
-              <w:t>נקודת חיתוך</w:t>
-            </w:r>
-          </w:p>
-        </w:tc>
-      </w:tr>
-      <w:tr>
-        <w:tc>
-          <w:tcPr>
-            <w:tcW w:type="dxa" w:w="1704"/>
-          </w:tcPr>
-          <w:p>
-            <w:pPr>
-              <w:jc w:val="right"/>
-              <w:bidi w:val="1"/>
-            </w:pPr>
-            <w:r>
-              <w:rPr>
-                <w:rFonts w:ascii="Arial" w:hAnsi="Arial" w:eastAsia="Arial"/>
-                <w:b w:val="0"/>
-                <w:sz w:val="18"/>
-              </w:rPr>
-              <w:t>1</w:t>
-            </w:r>
-          </w:p>
-        </w:tc>
-        <w:tc>
-          <w:tcPr>
-            <w:tcW w:type="dxa" w:w="1704"/>
-          </w:tcPr>
-          <w:p>
-            <w:pPr>
-              <w:jc w:val="right"/>
-              <w:bidi w:val="1"/>
-            </w:pPr>
-            <w:r>
-              <w:rPr>
-                <w:rFonts w:ascii="Arial" w:hAnsi="Arial" w:eastAsia="Arial"/>
-                <w:b w:val="0"/>
-                <w:sz w:val="18"/>
-              </w:rPr>
-              <w:t>41133</w:t>
-            </w:r>
-          </w:p>
-        </w:tc>
-        <w:tc>
-          <w:tcPr>
-            <w:tcW w:type="dxa" w:w="1704"/>
-          </w:tcPr>
-          <w:p>
-            <w:pPr>
-              <w:jc w:val="right"/>
-              <w:bidi w:val="1"/>
-            </w:pPr>
-            <w:r>
-              <w:rPr>
-                <w:rFonts w:ascii="Arial" w:hAnsi="Arial" w:eastAsia="Arial"/>
-                <w:b w:val="0"/>
-                <w:sz w:val="18"/>
-              </w:rPr>
-              <w:t>מחלף חמד</w:t>
-            </w:r>
-          </w:p>
-        </w:tc>
-        <w:tc>
-          <w:tcPr>
-            <w:tcW w:type="dxa" w:w="1704"/>
-          </w:tcPr>
-          <w:p>
-            <w:pPr>
-              <w:jc w:val="right"/>
-              <w:bidi w:val="1"/>
-            </w:pPr>
-            <w:r>
-              <w:rPr>
-                <w:rFonts w:ascii="Arial" w:hAnsi="Arial" w:eastAsia="Arial"/>
-                <w:b w:val="0"/>
-                <w:sz w:val="18"/>
-              </w:rPr>
-              <w:t>62</w:t>
-            </w:r>
-          </w:p>
-        </w:tc>
-        <w:tc>
-          <w:tcPr>
-            <w:tcW w:type="dxa" w:w="1704"/>
-          </w:tcPr>
-          <w:p>
-            <w:pPr>
-              <w:jc w:val="right"/>
-              <w:bidi w:val="1"/>
-            </w:pPr>
-            <w:r>
-              <w:rPr>
-                <w:rFonts w:ascii="Arial" w:hAnsi="Arial" w:eastAsia="Arial"/>
-                <w:b w:val="0"/>
-                <w:sz w:val="18"/>
-              </w:rPr>
-              <w:t>10,454</w:t>
-            </w:r>
-          </w:p>
-        </w:tc>
-        <w:tc>
-          <w:tcPr>
-            <w:tcW w:type="dxa" w:w="1704"/>
-          </w:tcPr>
-          <w:p>
-            <w:pPr>
-              <w:jc w:val="right"/>
-              <w:bidi w:val="1"/>
-            </w:pPr>
-            <w:r>
-              <w:rPr>
-                <w:rFonts w:ascii="Arial" w:hAnsi="Arial" w:eastAsia="Arial"/>
-                <w:b w:val="0"/>
-                <w:sz w:val="18"/>
-              </w:rPr>
-              <w:t>כן</w:t>
-            </w:r>
-          </w:p>
-        </w:tc>
-      </w:tr>
-      <w:tr>
-        <w:tc>
-          <w:tcPr>
-            <w:tcW w:type="dxa" w:w="1704"/>
-          </w:tcPr>
-          <w:p>
-            <w:pPr>
-              <w:jc w:val="right"/>
-              <w:bidi w:val="1"/>
-            </w:pPr>
-            <w:r>
-              <w:rPr>
-                <w:rFonts w:ascii="Arial" w:hAnsi="Arial" w:eastAsia="Arial"/>
-                <w:b w:val="0"/>
-                <w:sz w:val="18"/>
-              </w:rPr>
-              <w:t>2</w:t>
-            </w:r>
-          </w:p>
-        </w:tc>
-        <w:tc>
-          <w:tcPr>
-            <w:tcW w:type="dxa" w:w="1704"/>
-          </w:tcPr>
-          <w:p>
-            <w:pPr>
-              <w:jc w:val="right"/>
-              <w:bidi w:val="1"/>
-            </w:pPr>
-            <w:r>
-              <w:rPr>
-                <w:rFonts w:ascii="Arial" w:hAnsi="Arial" w:eastAsia="Arial"/>
-                <w:b w:val="0"/>
-                <w:sz w:val="18"/>
-              </w:rPr>
-              <w:t>41132</w:t>
-            </w:r>
-          </w:p>
-        </w:tc>
-        <w:tc>
-          <w:tcPr>
-            <w:tcW w:type="dxa" w:w="1704"/>
-          </w:tcPr>
-          <w:p>
-            <w:pPr>
-              <w:jc w:val="right"/>
-              <w:bidi w:val="1"/>
-            </w:pPr>
-            <w:r>
-              <w:rPr>
-                <w:rFonts w:ascii="Arial" w:hAnsi="Arial" w:eastAsia="Arial"/>
-                <w:b w:val="0"/>
-                <w:sz w:val="18"/>
-              </w:rPr>
-              <w:t>מחלף חמד</w:t>
-            </w:r>
-          </w:p>
-        </w:tc>
-        <w:tc>
-          <w:tcPr>
-            <w:tcW w:type="dxa" w:w="1704"/>
-          </w:tcPr>
-          <w:p>
-            <w:pPr>
-              <w:jc w:val="right"/>
-              <w:bidi w:val="1"/>
-            </w:pPr>
-            <w:r>
-              <w:rPr>
-                <w:rFonts w:ascii="Arial" w:hAnsi="Arial" w:eastAsia="Arial"/>
-                <w:b w:val="0"/>
-                <w:sz w:val="18"/>
-              </w:rPr>
-              <w:t>44</w:t>
-            </w:r>
-          </w:p>
-        </w:tc>
-        <w:tc>
-          <w:tcPr>
-            <w:tcW w:type="dxa" w:w="1704"/>
-          </w:tcPr>
-          <w:p>
-            <w:pPr>
-              <w:jc w:val="right"/>
-              <w:bidi w:val="1"/>
-            </w:pPr>
-            <w:r>
-              <w:rPr>
-                <w:rFonts w:ascii="Arial" w:hAnsi="Arial" w:eastAsia="Arial"/>
-                <w:b w:val="0"/>
-                <w:sz w:val="18"/>
-              </w:rPr>
-              <w:t>10,540</w:t>
-            </w:r>
-          </w:p>
-        </w:tc>
-        <w:tc>
-          <w:tcPr>
-            <w:tcW w:type="dxa" w:w="1704"/>
-          </w:tcPr>
-          <w:p>
-            <w:pPr>
-              <w:jc w:val="right"/>
-              <w:bidi w:val="1"/>
-            </w:pPr>
-            <w:r>
-              <w:rPr>
-                <w:rFonts w:ascii="Arial" w:hAnsi="Arial" w:eastAsia="Arial"/>
-                <w:b w:val="0"/>
-                <w:sz w:val="18"/>
-              </w:rPr>
-              <w:t>לא</w:t>
-            </w:r>
-          </w:p>
-        </w:tc>
-      </w:tr>
-      <w:tr>
-        <w:tc>
-          <w:tcPr>
-            <w:tcW w:type="dxa" w:w="1704"/>
-          </w:tcPr>
-          <w:p>
-            <w:pPr>
-              <w:jc w:val="right"/>
-              <w:bidi w:val="1"/>
-            </w:pPr>
-            <w:r>
-              <w:rPr>
-                <w:rFonts w:ascii="Arial" w:hAnsi="Arial" w:eastAsia="Arial"/>
-                <w:b w:val="0"/>
-                <w:sz w:val="18"/>
-              </w:rPr>
-              <w:t>3</w:t>
-            </w:r>
-          </w:p>
-        </w:tc>
-        <w:tc>
-          <w:tcPr>
-            <w:tcW w:type="dxa" w:w="1704"/>
-          </w:tcPr>
-          <w:p>
-            <w:pPr>
-              <w:jc w:val="right"/>
-              <w:bidi w:val="1"/>
-            </w:pPr>
-            <w:r>
-              <w:rPr>
-                <w:rFonts w:ascii="Arial" w:hAnsi="Arial" w:eastAsia="Arial"/>
-                <w:b w:val="0"/>
-                <w:sz w:val="18"/>
-              </w:rPr>
-              <w:t>9048</w:t>
-            </w:r>
-          </w:p>
-        </w:tc>
-        <w:tc>
-          <w:tcPr>
-            <w:tcW w:type="dxa" w:w="1704"/>
-          </w:tcPr>
-          <w:p>
-            <w:pPr>
-              <w:jc w:val="right"/>
-              <w:bidi w:val="1"/>
-            </w:pPr>
-            <w:r>
-              <w:rPr>
-                <w:rFonts w:ascii="Arial" w:hAnsi="Arial" w:eastAsia="Arial"/>
-                <w:b w:val="0"/>
-                <w:sz w:val="18"/>
-              </w:rPr>
-              <w:t>בן גוריון/שערי ירושלים</w:t>
-            </w:r>
-          </w:p>
-        </w:tc>
-        <w:tc>
-          <w:tcPr>
-            <w:tcW w:type="dxa" w:w="1704"/>
-          </w:tcPr>
-          <w:p>
-            <w:pPr>
-              <w:jc w:val="right"/>
-              <w:bidi w:val="1"/>
-            </w:pPr>
-            <w:r>
-              <w:rPr>
-                <w:rFonts w:ascii="Arial" w:hAnsi="Arial" w:eastAsia="Arial"/>
-                <w:b w:val="0"/>
-                <w:sz w:val="18"/>
-              </w:rPr>
-              <w:t>41</w:t>
-            </w:r>
-          </w:p>
-        </w:tc>
-        <w:tc>
-          <w:tcPr>
-            <w:tcW w:type="dxa" w:w="1704"/>
-          </w:tcPr>
-          <w:p>
-            <w:pPr>
-              <w:jc w:val="right"/>
-              <w:bidi w:val="1"/>
-            </w:pPr>
-            <w:r>
-              <w:rPr>
-                <w:rFonts w:ascii="Arial" w:hAnsi="Arial" w:eastAsia="Arial"/>
-                <w:b w:val="0"/>
-                <w:sz w:val="18"/>
-              </w:rPr>
-              <w:t>9,472</w:t>
-            </w:r>
-          </w:p>
-        </w:tc>
-        <w:tc>
-          <w:tcPr>
-            <w:tcW w:type="dxa" w:w="1704"/>
-          </w:tcPr>
-          <w:p>
-            <w:pPr>
-              <w:jc w:val="right"/>
-              <w:bidi w:val="1"/>
-            </w:pPr>
-            <w:r>
-              <w:rPr>
-                <w:rFonts w:ascii="Arial" w:hAnsi="Arial" w:eastAsia="Arial"/>
-                <w:b w:val="0"/>
-                <w:sz w:val="18"/>
-              </w:rPr>
-              <w:t>כן</w:t>
-            </w:r>
-          </w:p>
-        </w:tc>
-      </w:tr>
-      <w:tr>
-        <w:tc>
-          <w:tcPr>
-            <w:tcW w:type="dxa" w:w="1704"/>
-          </w:tcPr>
-          <w:p>
-            <w:pPr>
-              <w:jc w:val="right"/>
-              <w:bidi w:val="1"/>
-            </w:pPr>
-            <w:r>
-              <w:rPr>
-                <w:rFonts w:ascii="Arial" w:hAnsi="Arial" w:eastAsia="Arial"/>
-                <w:b w:val="0"/>
-                <w:sz w:val="18"/>
-              </w:rPr>
-              <w:t>4</w:t>
-            </w:r>
-          </w:p>
-        </w:tc>
-        <w:tc>
-          <w:tcPr>
-            <w:tcW w:type="dxa" w:w="1704"/>
-          </w:tcPr>
-          <w:p>
-            <w:pPr>
-              <w:jc w:val="right"/>
-              <w:bidi w:val="1"/>
-            </w:pPr>
-            <w:r>
-              <w:rPr>
-                <w:rFonts w:ascii="Arial" w:hAnsi="Arial" w:eastAsia="Arial"/>
-                <w:b w:val="0"/>
-                <w:sz w:val="18"/>
-              </w:rPr>
-              <w:t>10716</w:t>
-            </w:r>
-          </w:p>
-        </w:tc>
-        <w:tc>
-          <w:tcPr>
-            <w:tcW w:type="dxa" w:w="1704"/>
-          </w:tcPr>
-          <w:p>
-            <w:pPr>
-              <w:jc w:val="right"/>
-              <w:bidi w:val="1"/>
-            </w:pPr>
-            <w:r>
-              <w:rPr>
-                <w:rFonts w:ascii="Arial" w:hAnsi="Arial" w:eastAsia="Arial"/>
-                <w:b w:val="0"/>
-                <w:sz w:val="18"/>
-              </w:rPr>
-              <w:t>צומת רמות/גולדה</w:t>
-            </w:r>
-          </w:p>
-        </w:tc>
-        <w:tc>
-          <w:tcPr>
-            <w:tcW w:type="dxa" w:w="1704"/>
-          </w:tcPr>
-          <w:p>
-            <w:pPr>
-              <w:jc w:val="right"/>
-              <w:bidi w:val="1"/>
-            </w:pPr>
-            <w:r>
-              <w:rPr>
-                <w:rFonts w:ascii="Arial" w:hAnsi="Arial" w:eastAsia="Arial"/>
-                <w:b w:val="0"/>
-                <w:sz w:val="18"/>
-              </w:rPr>
-              <w:t>40</w:t>
-            </w:r>
-          </w:p>
-        </w:tc>
-        <w:tc>
-          <w:tcPr>
-            <w:tcW w:type="dxa" w:w="1704"/>
-          </w:tcPr>
-          <w:p>
-            <w:pPr>
-              <w:jc w:val="right"/>
-              <w:bidi w:val="1"/>
-            </w:pPr>
-            <w:r>
-              <w:rPr>
-                <w:rFonts w:ascii="Arial" w:hAnsi="Arial" w:eastAsia="Arial"/>
-                <w:b w:val="0"/>
-                <w:sz w:val="18"/>
-              </w:rPr>
-              <w:t>17,392</w:t>
-            </w:r>
-          </w:p>
-        </w:tc>
-        <w:tc>
-          <w:tcPr>
-            <w:tcW w:type="dxa" w:w="1704"/>
-          </w:tcPr>
-          <w:p>
-            <w:pPr>
-              <w:jc w:val="right"/>
-              <w:bidi w:val="1"/>
-            </w:pPr>
-            <w:r>
-              <w:rPr>
-                <w:rFonts w:ascii="Arial" w:hAnsi="Arial" w:eastAsia="Arial"/>
-                <w:b w:val="0"/>
-                <w:sz w:val="18"/>
-              </w:rPr>
-              <w:t>לא</w:t>
-            </w:r>
-          </w:p>
-        </w:tc>
-      </w:tr>
-      <w:tr>
-        <w:tc>
-          <w:tcPr>
-            <w:tcW w:type="dxa" w:w="1704"/>
-          </w:tcPr>
-          <w:p>
-            <w:pPr>
-              <w:jc w:val="right"/>
-              <w:bidi w:val="1"/>
-            </w:pPr>
-            <w:r>
-              <w:rPr>
-                <w:rFonts w:ascii="Arial" w:hAnsi="Arial" w:eastAsia="Arial"/>
-                <w:b w:val="0"/>
-                <w:sz w:val="18"/>
-              </w:rPr>
-              <w:t>5</w:t>
-            </w:r>
-          </w:p>
-        </w:tc>
-        <w:tc>
-          <w:tcPr>
-            <w:tcW w:type="dxa" w:w="1704"/>
-          </w:tcPr>
-          <w:p>
-            <w:pPr>
-              <w:jc w:val="right"/>
-              <w:bidi w:val="1"/>
-            </w:pPr>
-            <w:r>
-              <w:rPr>
-                <w:rFonts w:ascii="Arial" w:hAnsi="Arial" w:eastAsia="Arial"/>
-                <w:b w:val="0"/>
-                <w:sz w:val="18"/>
-              </w:rPr>
-              <w:t>10775</w:t>
-            </w:r>
-          </w:p>
-        </w:tc>
-        <w:tc>
-          <w:tcPr>
-            <w:tcW w:type="dxa" w:w="1704"/>
-          </w:tcPr>
-          <w:p>
-            <w:pPr>
-              <w:jc w:val="right"/>
-              <w:bidi w:val="1"/>
-            </w:pPr>
-            <w:r>
-              <w:rPr>
-                <w:rFonts w:ascii="Arial" w:hAnsi="Arial" w:eastAsia="Arial"/>
-                <w:b w:val="0"/>
-                <w:sz w:val="18"/>
-              </w:rPr>
-              <w:t>גשר המיתרים/שד' הרצל</w:t>
-            </w:r>
-          </w:p>
-        </w:tc>
-        <w:tc>
-          <w:tcPr>
-            <w:tcW w:type="dxa" w:w="1704"/>
-          </w:tcPr>
-          <w:p>
-            <w:pPr>
-              <w:jc w:val="right"/>
-              <w:bidi w:val="1"/>
-            </w:pPr>
-            <w:r>
-              <w:rPr>
-                <w:rFonts w:ascii="Arial" w:hAnsi="Arial" w:eastAsia="Arial"/>
-                <w:b w:val="0"/>
-                <w:sz w:val="18"/>
-              </w:rPr>
-              <w:t>37</w:t>
-            </w:r>
-          </w:p>
-        </w:tc>
-        <w:tc>
-          <w:tcPr>
-            <w:tcW w:type="dxa" w:w="1704"/>
-          </w:tcPr>
-          <w:p>
-            <w:pPr>
-              <w:jc w:val="right"/>
-              <w:bidi w:val="1"/>
-            </w:pPr>
-            <w:r>
-              <w:rPr>
-                <w:rFonts w:ascii="Arial" w:hAnsi="Arial" w:eastAsia="Arial"/>
-                <w:b w:val="0"/>
-                <w:sz w:val="18"/>
-              </w:rPr>
-              <w:t>18,976</w:t>
-            </w:r>
-          </w:p>
-        </w:tc>
-        <w:tc>
-          <w:tcPr>
-            <w:tcW w:type="dxa" w:w="1704"/>
-          </w:tcPr>
-          <w:p>
-            <w:pPr>
-              <w:jc w:val="right"/>
-              <w:bidi w:val="1"/>
-            </w:pPr>
-            <w:r>
-              <w:rPr>
-                <w:rFonts w:ascii="Arial" w:hAnsi="Arial" w:eastAsia="Arial"/>
-                <w:b w:val="0"/>
-                <w:sz w:val="18"/>
-              </w:rPr>
-              <w:t>כן</w:t>
-            </w:r>
-          </w:p>
-        </w:tc>
-      </w:tr>
-    </w:tbl>
-    <w:p>
-      <w:pPr>
-        <w:jc w:val="right"/>
-        <w:bidi w:val="1"/>
-      </w:pPr>
-      <w:r>
-        <w:rPr>
-          <w:rFonts w:ascii="Arial" w:hAnsi="Arial" w:eastAsia="Arial"/>
-          <w:b w:val="0"/>
-          <w:sz w:val="22"/>
-        </w:rPr>
-        <w:t>מדד degree מזהה תחנות בעלות מגוון גדול של שכנים ישירים. תחנות באזור ירושלים ומחלפים בין-עירוניים מופיעות גבוה במדד זה, משום שהן מחברות מספר רב של מקטעים וקווים.</w:t>
-      </w:r>
-    </w:p>
-    <w:p>
-      <w:pPr>
-        <w:pStyle w:val="Heading2"/>
-        <w:jc w:val="right"/>
-        <w:bidi w:val="1"/>
-      </w:pPr>
-      <w:r>
-        <w:t>6.3 תחנות מובילות לפי weighted degree</w:t>
-      </w:r>
-    </w:p>
-    <w:tbl>
-      <w:tblPr>
-        <w:tblStyle w:val="TableGrid"/>
-        <w:tblW w:type="auto" w:w="0"/>
-        <w:tblLook w:firstColumn="1" w:firstRow="1" w:lastColumn="0" w:lastRow="0" w:noHBand="0" w:noVBand="1" w:val="04A0"/>
-      </w:tblPr>
-      <w:tblGrid>
-        <w:gridCol w:w="1704"/>
-        <w:gridCol w:w="1704"/>
-        <w:gridCol w:w="1704"/>
-        <w:gridCol w:w="1704"/>
-        <w:gridCol w:w="1704"/>
-        <w:gridCol w:w="1704"/>
-      </w:tblGrid>
-      <w:tr>
-        <w:tc>
-          <w:tcPr>
-            <w:tcW w:type="dxa" w:w="1704"/>
-          </w:tcPr>
-          <w:p>
-            <w:pPr>
-              <w:jc w:val="right"/>
-              <w:bidi w:val="1"/>
-            </w:pPr>
-            <w:r>
-              <w:rPr>
-                <w:rFonts w:ascii="Arial" w:hAnsi="Arial" w:eastAsia="Arial"/>
-                <w:b/>
-                <w:sz w:val="18"/>
-              </w:rPr>
-              <w:t>דירוג</w:t>
-            </w:r>
-          </w:p>
-        </w:tc>
-        <w:tc>
-          <w:tcPr>
-            <w:tcW w:type="dxa" w:w="1704"/>
-          </w:tcPr>
-          <w:p>
-            <w:pPr>
-              <w:jc w:val="right"/>
-              <w:bidi w:val="1"/>
-            </w:pPr>
-            <w:r>
-              <w:rPr>
-                <w:rFonts w:ascii="Arial" w:hAnsi="Arial" w:eastAsia="Arial"/>
-                <w:b/>
-                <w:sz w:val="18"/>
-              </w:rPr>
-              <w:t>stop_id</w:t>
-            </w:r>
-          </w:p>
-        </w:tc>
-        <w:tc>
-          <w:tcPr>
-            <w:tcW w:type="dxa" w:w="1704"/>
-          </w:tcPr>
-          <w:p>
-            <w:pPr>
-              <w:jc w:val="right"/>
-              <w:bidi w:val="1"/>
-            </w:pPr>
-            <w:r>
-              <w:rPr>
-                <w:rFonts w:ascii="Arial" w:hAnsi="Arial" w:eastAsia="Arial"/>
-                <w:b/>
-                <w:sz w:val="18"/>
-              </w:rPr>
-              <w:t>שם תחנה</w:t>
-            </w:r>
-          </w:p>
-        </w:tc>
-        <w:tc>
-          <w:tcPr>
-            <w:tcW w:type="dxa" w:w="1704"/>
-          </w:tcPr>
-          <w:p>
-            <w:pPr>
-              <w:jc w:val="right"/>
-              <w:bidi w:val="1"/>
-            </w:pPr>
-            <w:r>
-              <w:rPr>
-                <w:rFonts w:ascii="Arial" w:hAnsi="Arial" w:eastAsia="Arial"/>
-                <w:b/>
-                <w:sz w:val="18"/>
-              </w:rPr>
-              <w:t>degree</w:t>
-            </w:r>
-          </w:p>
-        </w:tc>
-        <w:tc>
-          <w:tcPr>
-            <w:tcW w:type="dxa" w:w="1704"/>
-          </w:tcPr>
-          <w:p>
-            <w:pPr>
-              <w:jc w:val="right"/>
-              <w:bidi w:val="1"/>
-            </w:pPr>
-            <w:r>
-              <w:rPr>
-                <w:rFonts w:ascii="Arial" w:hAnsi="Arial" w:eastAsia="Arial"/>
-                <w:b/>
-                <w:sz w:val="18"/>
-              </w:rPr>
-              <w:t>weighted degree</w:t>
-            </w:r>
-          </w:p>
-        </w:tc>
-        <w:tc>
-          <w:tcPr>
-            <w:tcW w:type="dxa" w:w="1704"/>
-          </w:tcPr>
-          <w:p>
-            <w:pPr>
-              <w:jc w:val="right"/>
-              <w:bidi w:val="1"/>
-            </w:pPr>
-            <w:r>
-              <w:rPr>
-                <w:rFonts w:ascii="Arial" w:hAnsi="Arial" w:eastAsia="Arial"/>
-                <w:b/>
-                <w:sz w:val="18"/>
-              </w:rPr>
-              <w:t>נקודת חיתוך</w:t>
-            </w:r>
-          </w:p>
-        </w:tc>
-      </w:tr>
-      <w:tr>
-        <w:tc>
-          <w:tcPr>
-            <w:tcW w:type="dxa" w:w="1704"/>
-          </w:tcPr>
-          <w:p>
-            <w:pPr>
-              <w:jc w:val="right"/>
-              <w:bidi w:val="1"/>
-            </w:pPr>
-            <w:r>
-              <w:rPr>
-                <w:rFonts w:ascii="Arial" w:hAnsi="Arial" w:eastAsia="Arial"/>
-                <w:b w:val="0"/>
-                <w:sz w:val="18"/>
-              </w:rPr>
-              <w:t>1</w:t>
-            </w:r>
-          </w:p>
-        </w:tc>
-        <w:tc>
-          <w:tcPr>
-            <w:tcW w:type="dxa" w:w="1704"/>
-          </w:tcPr>
-          <w:p>
-            <w:pPr>
-              <w:jc w:val="right"/>
-              <w:bidi w:val="1"/>
-            </w:pPr>
-            <w:r>
-              <w:rPr>
-                <w:rFonts w:ascii="Arial" w:hAnsi="Arial" w:eastAsia="Arial"/>
-                <w:b w:val="0"/>
-                <w:sz w:val="18"/>
-              </w:rPr>
-              <w:t>13103</w:t>
-            </w:r>
-          </w:p>
-        </w:tc>
-        <w:tc>
-          <w:tcPr>
-            <w:tcW w:type="dxa" w:w="1704"/>
-          </w:tcPr>
-          <w:p>
-            <w:pPr>
-              <w:jc w:val="right"/>
-              <w:bidi w:val="1"/>
-            </w:pPr>
-            <w:r>
-              <w:rPr>
-                <w:rFonts w:ascii="Arial" w:hAnsi="Arial" w:eastAsia="Arial"/>
-                <w:b w:val="0"/>
-                <w:sz w:val="18"/>
-              </w:rPr>
-              <w:t>קניון עזריאלי/דרך מנחם בגין</w:t>
-            </w:r>
-          </w:p>
-        </w:tc>
-        <w:tc>
-          <w:tcPr>
-            <w:tcW w:type="dxa" w:w="1704"/>
-          </w:tcPr>
-          <w:p>
-            <w:pPr>
-              <w:jc w:val="right"/>
-              <w:bidi w:val="1"/>
-            </w:pPr>
-            <w:r>
-              <w:rPr>
-                <w:rFonts w:ascii="Arial" w:hAnsi="Arial" w:eastAsia="Arial"/>
-                <w:b w:val="0"/>
-                <w:sz w:val="18"/>
-              </w:rPr>
-              <w:t>19</w:t>
-            </w:r>
-          </w:p>
-        </w:tc>
-        <w:tc>
-          <w:tcPr>
-            <w:tcW w:type="dxa" w:w="1704"/>
-          </w:tcPr>
-          <w:p>
-            <w:pPr>
-              <w:jc w:val="right"/>
-              <w:bidi w:val="1"/>
-            </w:pPr>
-            <w:r>
-              <w:rPr>
-                <w:rFonts w:ascii="Arial" w:hAnsi="Arial" w:eastAsia="Arial"/>
-                <w:b w:val="0"/>
-                <w:sz w:val="18"/>
-              </w:rPr>
-              <w:t>21,396</w:t>
-            </w:r>
-          </w:p>
-        </w:tc>
-        <w:tc>
-          <w:tcPr>
-            <w:tcW w:type="dxa" w:w="1704"/>
-          </w:tcPr>
-          <w:p>
-            <w:pPr>
-              <w:jc w:val="right"/>
-              <w:bidi w:val="1"/>
-            </w:pPr>
-            <w:r>
-              <w:rPr>
-                <w:rFonts w:ascii="Arial" w:hAnsi="Arial" w:eastAsia="Arial"/>
-                <w:b w:val="0"/>
-                <w:sz w:val="18"/>
-              </w:rPr>
-              <w:t>לא</w:t>
-            </w:r>
-          </w:p>
-        </w:tc>
-      </w:tr>
-      <w:tr>
-        <w:tc>
-          <w:tcPr>
-            <w:tcW w:type="dxa" w:w="1704"/>
-          </w:tcPr>
-          <w:p>
-            <w:pPr>
-              <w:jc w:val="right"/>
-              <w:bidi w:val="1"/>
-            </w:pPr>
-            <w:r>
-              <w:rPr>
-                <w:rFonts w:ascii="Arial" w:hAnsi="Arial" w:eastAsia="Arial"/>
-                <w:b w:val="0"/>
-                <w:sz w:val="18"/>
-              </w:rPr>
-              <w:t>2</w:t>
-            </w:r>
-          </w:p>
-        </w:tc>
-        <w:tc>
-          <w:tcPr>
-            <w:tcW w:type="dxa" w:w="1704"/>
-          </w:tcPr>
-          <w:p>
-            <w:pPr>
-              <w:jc w:val="right"/>
-              <w:bidi w:val="1"/>
-            </w:pPr>
-            <w:r>
-              <w:rPr>
-                <w:rFonts w:ascii="Arial" w:hAnsi="Arial" w:eastAsia="Arial"/>
-                <w:b w:val="0"/>
-                <w:sz w:val="18"/>
-              </w:rPr>
-              <w:t>10775</w:t>
-            </w:r>
-          </w:p>
-        </w:tc>
-        <w:tc>
-          <w:tcPr>
-            <w:tcW w:type="dxa" w:w="1704"/>
-          </w:tcPr>
-          <w:p>
-            <w:pPr>
-              <w:jc w:val="right"/>
-              <w:bidi w:val="1"/>
-            </w:pPr>
-            <w:r>
-              <w:rPr>
-                <w:rFonts w:ascii="Arial" w:hAnsi="Arial" w:eastAsia="Arial"/>
-                <w:b w:val="0"/>
-                <w:sz w:val="18"/>
-              </w:rPr>
-              <w:t>גשר המיתרים/שד' הרצל</w:t>
-            </w:r>
-          </w:p>
-        </w:tc>
-        <w:tc>
-          <w:tcPr>
-            <w:tcW w:type="dxa" w:w="1704"/>
-          </w:tcPr>
-          <w:p>
-            <w:pPr>
-              <w:jc w:val="right"/>
-              <w:bidi w:val="1"/>
-            </w:pPr>
-            <w:r>
-              <w:rPr>
-                <w:rFonts w:ascii="Arial" w:hAnsi="Arial" w:eastAsia="Arial"/>
-                <w:b w:val="0"/>
-                <w:sz w:val="18"/>
-              </w:rPr>
-              <w:t>37</w:t>
-            </w:r>
-          </w:p>
-        </w:tc>
-        <w:tc>
-          <w:tcPr>
-            <w:tcW w:type="dxa" w:w="1704"/>
-          </w:tcPr>
-          <w:p>
-            <w:pPr>
-              <w:jc w:val="right"/>
-              <w:bidi w:val="1"/>
-            </w:pPr>
-            <w:r>
-              <w:rPr>
-                <w:rFonts w:ascii="Arial" w:hAnsi="Arial" w:eastAsia="Arial"/>
-                <w:b w:val="0"/>
-                <w:sz w:val="18"/>
-              </w:rPr>
-              <w:t>18,976</w:t>
-            </w:r>
-          </w:p>
-        </w:tc>
-        <w:tc>
-          <w:tcPr>
-            <w:tcW w:type="dxa" w:w="1704"/>
-          </w:tcPr>
-          <w:p>
-            <w:pPr>
-              <w:jc w:val="right"/>
-              <w:bidi w:val="1"/>
-            </w:pPr>
-            <w:r>
-              <w:rPr>
-                <w:rFonts w:ascii="Arial" w:hAnsi="Arial" w:eastAsia="Arial"/>
-                <w:b w:val="0"/>
-                <w:sz w:val="18"/>
-              </w:rPr>
-              <w:t>כן</w:t>
-            </w:r>
-          </w:p>
-        </w:tc>
-      </w:tr>
-      <w:tr>
-        <w:tc>
-          <w:tcPr>
-            <w:tcW w:type="dxa" w:w="1704"/>
-          </w:tcPr>
-          <w:p>
-            <w:pPr>
-              <w:jc w:val="right"/>
-              <w:bidi w:val="1"/>
-            </w:pPr>
-            <w:r>
-              <w:rPr>
-                <w:rFonts w:ascii="Arial" w:hAnsi="Arial" w:eastAsia="Arial"/>
-                <w:b w:val="0"/>
-                <w:sz w:val="18"/>
-              </w:rPr>
-              <w:t>3</w:t>
-            </w:r>
-          </w:p>
-        </w:tc>
-        <w:tc>
-          <w:tcPr>
-            <w:tcW w:type="dxa" w:w="1704"/>
-          </w:tcPr>
-          <w:p>
-            <w:pPr>
-              <w:jc w:val="right"/>
-              <w:bidi w:val="1"/>
-            </w:pPr>
-            <w:r>
-              <w:rPr>
-                <w:rFonts w:ascii="Arial" w:hAnsi="Arial" w:eastAsia="Arial"/>
-                <w:b w:val="0"/>
-                <w:sz w:val="18"/>
-              </w:rPr>
-              <w:t>10716</w:t>
-            </w:r>
-          </w:p>
-        </w:tc>
-        <w:tc>
-          <w:tcPr>
-            <w:tcW w:type="dxa" w:w="1704"/>
-          </w:tcPr>
-          <w:p>
-            <w:pPr>
-              <w:jc w:val="right"/>
-              <w:bidi w:val="1"/>
-            </w:pPr>
-            <w:r>
-              <w:rPr>
-                <w:rFonts w:ascii="Arial" w:hAnsi="Arial" w:eastAsia="Arial"/>
-                <w:b w:val="0"/>
-                <w:sz w:val="18"/>
-              </w:rPr>
-              <w:t>צומת רמות/גולדה</w:t>
-            </w:r>
-          </w:p>
-        </w:tc>
-        <w:tc>
-          <w:tcPr>
-            <w:tcW w:type="dxa" w:w="1704"/>
-          </w:tcPr>
-          <w:p>
-            <w:pPr>
-              <w:jc w:val="right"/>
-              <w:bidi w:val="1"/>
-            </w:pPr>
-            <w:r>
-              <w:rPr>
-                <w:rFonts w:ascii="Arial" w:hAnsi="Arial" w:eastAsia="Arial"/>
-                <w:b w:val="0"/>
-                <w:sz w:val="18"/>
-              </w:rPr>
-              <w:t>40</w:t>
-            </w:r>
-          </w:p>
-        </w:tc>
-        <w:tc>
-          <w:tcPr>
-            <w:tcW w:type="dxa" w:w="1704"/>
-          </w:tcPr>
-          <w:p>
-            <w:pPr>
-              <w:jc w:val="right"/>
-              <w:bidi w:val="1"/>
-            </w:pPr>
-            <w:r>
-              <w:rPr>
-                <w:rFonts w:ascii="Arial" w:hAnsi="Arial" w:eastAsia="Arial"/>
-                <w:b w:val="0"/>
-                <w:sz w:val="18"/>
-              </w:rPr>
-              <w:t>17,392</w:t>
-            </w:r>
-          </w:p>
-        </w:tc>
-        <w:tc>
-          <w:tcPr>
-            <w:tcW w:type="dxa" w:w="1704"/>
-          </w:tcPr>
-          <w:p>
-            <w:pPr>
-              <w:jc w:val="right"/>
-              <w:bidi w:val="1"/>
-            </w:pPr>
-            <w:r>
-              <w:rPr>
-                <w:rFonts w:ascii="Arial" w:hAnsi="Arial" w:eastAsia="Arial"/>
-                <w:b w:val="0"/>
-                <w:sz w:val="18"/>
-              </w:rPr>
-              <w:t>לא</w:t>
-            </w:r>
-          </w:p>
-        </w:tc>
-      </w:tr>
-      <w:tr>
-        <w:tc>
-          <w:tcPr>
-            <w:tcW w:type="dxa" w:w="1704"/>
-          </w:tcPr>
-          <w:p>
-            <w:pPr>
-              <w:jc w:val="right"/>
-              <w:bidi w:val="1"/>
-            </w:pPr>
-            <w:r>
-              <w:rPr>
-                <w:rFonts w:ascii="Arial" w:hAnsi="Arial" w:eastAsia="Arial"/>
-                <w:b w:val="0"/>
-                <w:sz w:val="18"/>
-              </w:rPr>
-              <w:t>4</w:t>
-            </w:r>
-          </w:p>
-        </w:tc>
-        <w:tc>
-          <w:tcPr>
-            <w:tcW w:type="dxa" w:w="1704"/>
-          </w:tcPr>
-          <w:p>
-            <w:pPr>
-              <w:jc w:val="right"/>
-              <w:bidi w:val="1"/>
-            </w:pPr>
-            <w:r>
-              <w:rPr>
-                <w:rFonts w:ascii="Arial" w:hAnsi="Arial" w:eastAsia="Arial"/>
-                <w:b w:val="0"/>
-                <w:sz w:val="18"/>
-              </w:rPr>
-              <w:t>12910</w:t>
-            </w:r>
-          </w:p>
-        </w:tc>
-        <w:tc>
-          <w:tcPr>
-            <w:tcW w:type="dxa" w:w="1704"/>
-          </w:tcPr>
-          <w:p>
-            <w:pPr>
-              <w:jc w:val="right"/>
-              <w:bidi w:val="1"/>
-            </w:pPr>
-            <w:r>
-              <w:rPr>
-                <w:rFonts w:ascii="Arial" w:hAnsi="Arial" w:eastAsia="Arial"/>
-                <w:b w:val="0"/>
-                <w:sz w:val="18"/>
-              </w:rPr>
-              <w:t>דרך נמיר/יהודה המכבי</w:t>
-            </w:r>
-          </w:p>
-        </w:tc>
-        <w:tc>
-          <w:tcPr>
-            <w:tcW w:type="dxa" w:w="1704"/>
-          </w:tcPr>
-          <w:p>
-            <w:pPr>
-              <w:jc w:val="right"/>
-              <w:bidi w:val="1"/>
-            </w:pPr>
-            <w:r>
-              <w:rPr>
-                <w:rFonts w:ascii="Arial" w:hAnsi="Arial" w:eastAsia="Arial"/>
-                <w:b w:val="0"/>
-                <w:sz w:val="18"/>
-              </w:rPr>
-              <w:t>10</w:t>
-            </w:r>
-          </w:p>
-        </w:tc>
-        <w:tc>
-          <w:tcPr>
-            <w:tcW w:type="dxa" w:w="1704"/>
-          </w:tcPr>
-          <w:p>
-            <w:pPr>
-              <w:jc w:val="right"/>
-              <w:bidi w:val="1"/>
-            </w:pPr>
-            <w:r>
-              <w:rPr>
-                <w:rFonts w:ascii="Arial" w:hAnsi="Arial" w:eastAsia="Arial"/>
-                <w:b w:val="0"/>
-                <w:sz w:val="18"/>
-              </w:rPr>
-              <w:t>16,816</w:t>
-            </w:r>
-          </w:p>
-        </w:tc>
-        <w:tc>
-          <w:tcPr>
-            <w:tcW w:type="dxa" w:w="1704"/>
-          </w:tcPr>
-          <w:p>
-            <w:pPr>
-              <w:jc w:val="right"/>
-              <w:bidi w:val="1"/>
-            </w:pPr>
-            <w:r>
-              <w:rPr>
-                <w:rFonts w:ascii="Arial" w:hAnsi="Arial" w:eastAsia="Arial"/>
-                <w:b w:val="0"/>
-                <w:sz w:val="18"/>
-              </w:rPr>
-              <w:t>לא</w:t>
-            </w:r>
-          </w:p>
-        </w:tc>
-      </w:tr>
-      <w:tr>
-        <w:tc>
-          <w:tcPr>
-            <w:tcW w:type="dxa" w:w="1704"/>
-          </w:tcPr>
-          <w:p>
-            <w:pPr>
-              <w:jc w:val="right"/>
-              <w:bidi w:val="1"/>
-            </w:pPr>
-            <w:r>
-              <w:rPr>
-                <w:rFonts w:ascii="Arial" w:hAnsi="Arial" w:eastAsia="Arial"/>
-                <w:b w:val="0"/>
-                <w:sz w:val="18"/>
-              </w:rPr>
-              <w:t>5</w:t>
-            </w:r>
-          </w:p>
-        </w:tc>
-        <w:tc>
-          <w:tcPr>
-            <w:tcW w:type="dxa" w:w="1704"/>
-          </w:tcPr>
-          <w:p>
-            <w:pPr>
-              <w:jc w:val="right"/>
-              <w:bidi w:val="1"/>
-            </w:pPr>
-            <w:r>
-              <w:rPr>
-                <w:rFonts w:ascii="Arial" w:hAnsi="Arial" w:eastAsia="Arial"/>
-                <w:b w:val="0"/>
-                <w:sz w:val="18"/>
-              </w:rPr>
-              <w:t>13358</w:t>
-            </w:r>
-          </w:p>
-        </w:tc>
-        <w:tc>
-          <w:tcPr>
-            <w:tcW w:type="dxa" w:w="1704"/>
-          </w:tcPr>
-          <w:p>
-            <w:pPr>
-              <w:jc w:val="right"/>
-              <w:bidi w:val="1"/>
-            </w:pPr>
-            <w:r>
-              <w:rPr>
-                <w:rFonts w:ascii="Arial" w:hAnsi="Arial" w:eastAsia="Arial"/>
-                <w:b w:val="0"/>
-                <w:sz w:val="18"/>
-              </w:rPr>
-              <w:t>סמינר הקיבוצים/דרך נמיר</w:t>
-            </w:r>
-          </w:p>
-        </w:tc>
-        <w:tc>
-          <w:tcPr>
-            <w:tcW w:type="dxa" w:w="1704"/>
-          </w:tcPr>
-          <w:p>
-            <w:pPr>
-              <w:jc w:val="right"/>
-              <w:bidi w:val="1"/>
-            </w:pPr>
-            <w:r>
-              <w:rPr>
-                <w:rFonts w:ascii="Arial" w:hAnsi="Arial" w:eastAsia="Arial"/>
-                <w:b w:val="0"/>
-                <w:sz w:val="18"/>
-              </w:rPr>
-              <w:t>21</w:t>
-            </w:r>
-          </w:p>
-        </w:tc>
-        <w:tc>
-          <w:tcPr>
-            <w:tcW w:type="dxa" w:w="1704"/>
-          </w:tcPr>
-          <w:p>
-            <w:pPr>
-              <w:jc w:val="right"/>
-              <w:bidi w:val="1"/>
-            </w:pPr>
-            <w:r>
-              <w:rPr>
-                <w:rFonts w:ascii="Arial" w:hAnsi="Arial" w:eastAsia="Arial"/>
-                <w:b w:val="0"/>
-                <w:sz w:val="18"/>
-              </w:rPr>
-              <w:t>15,780</w:t>
-            </w:r>
-          </w:p>
-        </w:tc>
-        <w:tc>
-          <w:tcPr>
-            <w:tcW w:type="dxa" w:w="1704"/>
-          </w:tcPr>
-          <w:p>
-            <w:pPr>
-              <w:jc w:val="right"/>
-              <w:bidi w:val="1"/>
-            </w:pPr>
-            <w:r>
-              <w:rPr>
-                <w:rFonts w:ascii="Arial" w:hAnsi="Arial" w:eastAsia="Arial"/>
-                <w:b w:val="0"/>
-                <w:sz w:val="18"/>
-              </w:rPr>
-              <w:t>לא</w:t>
-            </w:r>
-          </w:p>
-        </w:tc>
-      </w:tr>
-    </w:tbl>
-    <w:p>
-      <w:pPr>
-        <w:jc w:val="right"/>
-        <w:bidi w:val="1"/>
-      </w:pPr>
-      <w:r>
-        <w:rPr>
-          <w:rFonts w:ascii="Arial" w:hAnsi="Arial" w:eastAsia="Arial"/>
-          <w:b w:val="0"/>
-          <w:sz w:val="22"/>
-        </w:rPr>
-        <w:t>Weighted degree מדגיש תחנות ומקטעים בעלי תדירות שירות גבוהה, בעיקר במסדרונות עירוניים צפופים בגוש דן ובירושלים. התחנה קניון עזריאלי/דרך מנחם בגין מדורגת ראשונה במדד זה, אך אינה נקודת חיתוך. המשמעות היא שהיא עמוסה מאוד מבחינת שירות, אך קיימות חלופות מבניות שמונעות ממנה להיות צוואר בקבוק יחיד ברמת הקשירות.</w:t>
-      </w:r>
-    </w:p>
-    <w:p>
-      <w:pPr>
-        <w:jc w:val="center"/>
-      </w:pPr>
-      <w:r>
-        <w:drawing>
-          <wp:inline xmlns:a="http://schemas.openxmlformats.org/drawingml/2006/main" xmlns:pic="http://schemas.openxmlformats.org/drawingml/2006/picture">
-            <wp:extent cx="5303520" cy="3535680"/>
-            <wp:docPr id="2" name="Picture 2"/>
-            <wp:cNvGraphicFramePr>
-              <a:graphicFrameLocks noChangeAspect="1"/>
-            </wp:cNvGraphicFramePr>
-            <a:graphic>
-              <a:graphicData uri="http://schemas.openxmlformats.org/drawingml/2006/picture">
-                <pic:pic>
-                  <pic:nvPicPr>
-                    <pic:cNvPr id="0" name="top_weighted_degree_stops.png"/>
-                    <pic:cNvPicPr/>
-                  </pic:nvPicPr>
-                  <pic:blipFill>
-                    <a:blip r:embed="rId10"/>
-                    <a:stretch>
-                      <a:fillRect/>
-                    </a:stretch>
-                  </pic:blipFill>
-                  <pic:spPr>
-                    <a:xfrm>
-                      <a:off x="0" y="0"/>
-                      <a:ext cx="5303520" cy="3535680"/>
-                    </a:xfrm>
-                    <a:prstGeom prst="rect"/>
-                  </pic:spPr>
-                </pic:pic>
-              </a:graphicData>
-            </a:graphic>
-          </wp:inline>
-        </w:drawing>
-      </w:r>
-    </w:p>
-    <w:p>
-      <w:pPr>
-        <w:jc w:val="center"/>
-      </w:pPr>
-      <w:r>
-        <w:rPr>
-          <w:rFonts w:ascii="Arial" w:hAnsi="Arial" w:eastAsia="Arial"/>
-          <w:i/>
-          <w:sz w:val="18"/>
-        </w:rPr>
-        <w:t>תחנות מובילות לפי דרגה משוקללת</w:t>
-      </w:r>
-    </w:p>
-    <w:p>
-      <w:pPr>
-        <w:pStyle w:val="Heading2"/>
-        <w:jc w:val="right"/>
-        <w:bidi w:val="1"/>
-      </w:pPr>
-      <w:r>
-        <w:t>6.4 תחנות מובילות לפי PageRank</w:t>
-      </w:r>
-    </w:p>
-    <w:tbl>
-      <w:tblPr>
-        <w:tblStyle w:val="TableGrid"/>
-        <w:tblW w:type="auto" w:w="0"/>
-        <w:tblLook w:firstColumn="1" w:firstRow="1" w:lastColumn="0" w:lastRow="0" w:noHBand="0" w:noVBand="1" w:val="04A0"/>
-      </w:tblPr>
-      <w:tblGrid>
-        <w:gridCol w:w="1704"/>
-        <w:gridCol w:w="1704"/>
-        <w:gridCol w:w="1704"/>
-        <w:gridCol w:w="1704"/>
-        <w:gridCol w:w="1704"/>
-        <w:gridCol w:w="1704"/>
-      </w:tblGrid>
-      <w:tr>
-        <w:tc>
-          <w:tcPr>
-            <w:tcW w:type="dxa" w:w="1704"/>
-          </w:tcPr>
-          <w:p>
-            <w:pPr>
-              <w:jc w:val="right"/>
-              <w:bidi w:val="1"/>
-            </w:pPr>
-            <w:r>
-              <w:rPr>
-                <w:rFonts w:ascii="Arial" w:hAnsi="Arial" w:eastAsia="Arial"/>
-                <w:b/>
-                <w:sz w:val="18"/>
-              </w:rPr>
-              <w:t>דירוג</w:t>
-            </w:r>
-          </w:p>
-        </w:tc>
-        <w:tc>
-          <w:tcPr>
-            <w:tcW w:type="dxa" w:w="1704"/>
-          </w:tcPr>
-          <w:p>
-            <w:pPr>
-              <w:jc w:val="right"/>
-              <w:bidi w:val="1"/>
-            </w:pPr>
-            <w:r>
-              <w:rPr>
-                <w:rFonts w:ascii="Arial" w:hAnsi="Arial" w:eastAsia="Arial"/>
-                <w:b/>
-                <w:sz w:val="18"/>
-              </w:rPr>
-              <w:t>stop_id</w:t>
-            </w:r>
-          </w:p>
-        </w:tc>
-        <w:tc>
-          <w:tcPr>
-            <w:tcW w:type="dxa" w:w="1704"/>
-          </w:tcPr>
-          <w:p>
-            <w:pPr>
-              <w:jc w:val="right"/>
-              <w:bidi w:val="1"/>
-            </w:pPr>
-            <w:r>
-              <w:rPr>
-                <w:rFonts w:ascii="Arial" w:hAnsi="Arial" w:eastAsia="Arial"/>
-                <w:b/>
-                <w:sz w:val="18"/>
-              </w:rPr>
-              <w:t>שם תחנה</w:t>
-            </w:r>
-          </w:p>
-        </w:tc>
-        <w:tc>
-          <w:tcPr>
-            <w:tcW w:type="dxa" w:w="1704"/>
-          </w:tcPr>
-          <w:p>
-            <w:pPr>
-              <w:jc w:val="right"/>
-              <w:bidi w:val="1"/>
-            </w:pPr>
-            <w:r>
-              <w:rPr>
-                <w:rFonts w:ascii="Arial" w:hAnsi="Arial" w:eastAsia="Arial"/>
-                <w:b/>
-                <w:sz w:val="18"/>
-              </w:rPr>
-              <w:t>weighted degree</w:t>
-            </w:r>
-          </w:p>
-        </w:tc>
-        <w:tc>
-          <w:tcPr>
-            <w:tcW w:type="dxa" w:w="1704"/>
-          </w:tcPr>
-          <w:p>
-            <w:pPr>
-              <w:jc w:val="right"/>
-              <w:bidi w:val="1"/>
-            </w:pPr>
-            <w:r>
-              <w:rPr>
-                <w:rFonts w:ascii="Arial" w:hAnsi="Arial" w:eastAsia="Arial"/>
-                <w:b/>
-                <w:sz w:val="18"/>
-              </w:rPr>
-              <w:t>PageRank</w:t>
-            </w:r>
-          </w:p>
-        </w:tc>
-        <w:tc>
-          <w:tcPr>
-            <w:tcW w:type="dxa" w:w="1704"/>
-          </w:tcPr>
-          <w:p>
-            <w:pPr>
-              <w:jc w:val="right"/>
-              <w:bidi w:val="1"/>
-            </w:pPr>
-            <w:r>
-              <w:rPr>
-                <w:rFonts w:ascii="Arial" w:hAnsi="Arial" w:eastAsia="Arial"/>
-                <w:b/>
-                <w:sz w:val="18"/>
-              </w:rPr>
-              <w:t>נקודת חיתוך</w:t>
-            </w:r>
-          </w:p>
-        </w:tc>
-      </w:tr>
-      <w:tr>
-        <w:tc>
-          <w:tcPr>
-            <w:tcW w:type="dxa" w:w="1704"/>
-          </w:tcPr>
-          <w:p>
-            <w:pPr>
-              <w:jc w:val="right"/>
-              <w:bidi w:val="1"/>
-            </w:pPr>
-            <w:r>
-              <w:rPr>
-                <w:rFonts w:ascii="Arial" w:hAnsi="Arial" w:eastAsia="Arial"/>
-                <w:b w:val="0"/>
-                <w:sz w:val="18"/>
-              </w:rPr>
-              <w:t>1</w:t>
-            </w:r>
-          </w:p>
-        </w:tc>
-        <w:tc>
-          <w:tcPr>
-            <w:tcW w:type="dxa" w:w="1704"/>
-          </w:tcPr>
-          <w:p>
-            <w:pPr>
-              <w:jc w:val="right"/>
-              <w:bidi w:val="1"/>
-            </w:pPr>
-            <w:r>
-              <w:rPr>
-                <w:rFonts w:ascii="Arial" w:hAnsi="Arial" w:eastAsia="Arial"/>
-                <w:b w:val="0"/>
-                <w:sz w:val="18"/>
-              </w:rPr>
-              <w:t>41132</w:t>
-            </w:r>
-          </w:p>
-        </w:tc>
-        <w:tc>
-          <w:tcPr>
-            <w:tcW w:type="dxa" w:w="1704"/>
-          </w:tcPr>
-          <w:p>
-            <w:pPr>
-              <w:jc w:val="right"/>
-              <w:bidi w:val="1"/>
-            </w:pPr>
-            <w:r>
-              <w:rPr>
-                <w:rFonts w:ascii="Arial" w:hAnsi="Arial" w:eastAsia="Arial"/>
-                <w:b w:val="0"/>
-                <w:sz w:val="18"/>
-              </w:rPr>
-              <w:t>מחלף חמד</w:t>
-            </w:r>
-          </w:p>
-        </w:tc>
-        <w:tc>
-          <w:tcPr>
-            <w:tcW w:type="dxa" w:w="1704"/>
-          </w:tcPr>
-          <w:p>
-            <w:pPr>
-              <w:jc w:val="right"/>
-              <w:bidi w:val="1"/>
-            </w:pPr>
-            <w:r>
-              <w:rPr>
-                <w:rFonts w:ascii="Arial" w:hAnsi="Arial" w:eastAsia="Arial"/>
-                <w:b w:val="0"/>
-                <w:sz w:val="18"/>
-              </w:rPr>
-              <w:t>10,540</w:t>
-            </w:r>
-          </w:p>
-        </w:tc>
-        <w:tc>
-          <w:tcPr>
-            <w:tcW w:type="dxa" w:w="1704"/>
-          </w:tcPr>
-          <w:p>
-            <w:pPr>
-              <w:jc w:val="right"/>
-              <w:bidi w:val="1"/>
-            </w:pPr>
-            <w:r>
-              <w:rPr>
-                <w:rFonts w:ascii="Arial" w:hAnsi="Arial" w:eastAsia="Arial"/>
-                <w:b w:val="0"/>
-                <w:sz w:val="18"/>
-              </w:rPr>
-              <w:t>0.000399</w:t>
-            </w:r>
-          </w:p>
-        </w:tc>
-        <w:tc>
-          <w:tcPr>
-            <w:tcW w:type="dxa" w:w="1704"/>
-          </w:tcPr>
-          <w:p>
-            <w:pPr>
-              <w:jc w:val="right"/>
-              <w:bidi w:val="1"/>
-            </w:pPr>
-            <w:r>
-              <w:rPr>
-                <w:rFonts w:ascii="Arial" w:hAnsi="Arial" w:eastAsia="Arial"/>
-                <w:b w:val="0"/>
-                <w:sz w:val="18"/>
-              </w:rPr>
-              <w:t>לא</w:t>
-            </w:r>
-          </w:p>
-        </w:tc>
-      </w:tr>
-      <w:tr>
-        <w:tc>
-          <w:tcPr>
-            <w:tcW w:type="dxa" w:w="1704"/>
-          </w:tcPr>
-          <w:p>
-            <w:pPr>
-              <w:jc w:val="right"/>
-              <w:bidi w:val="1"/>
-            </w:pPr>
-            <w:r>
-              <w:rPr>
-                <w:rFonts w:ascii="Arial" w:hAnsi="Arial" w:eastAsia="Arial"/>
-                <w:b w:val="0"/>
-                <w:sz w:val="18"/>
-              </w:rPr>
-              <w:t>2</w:t>
-            </w:r>
-          </w:p>
-        </w:tc>
-        <w:tc>
-          <w:tcPr>
-            <w:tcW w:type="dxa" w:w="1704"/>
-          </w:tcPr>
-          <w:p>
-            <w:pPr>
-              <w:jc w:val="right"/>
-              <w:bidi w:val="1"/>
-            </w:pPr>
-            <w:r>
-              <w:rPr>
-                <w:rFonts w:ascii="Arial" w:hAnsi="Arial" w:eastAsia="Arial"/>
-                <w:b w:val="0"/>
-                <w:sz w:val="18"/>
-              </w:rPr>
-              <w:t>20480</w:t>
-            </w:r>
-          </w:p>
-        </w:tc>
-        <w:tc>
-          <w:tcPr>
-            <w:tcW w:type="dxa" w:w="1704"/>
-          </w:tcPr>
-          <w:p>
-            <w:pPr>
-              <w:jc w:val="right"/>
-              <w:bidi w:val="1"/>
-            </w:pPr>
-            <w:r>
-              <w:rPr>
-                <w:rFonts w:ascii="Arial" w:hAnsi="Arial" w:eastAsia="Arial"/>
-                <w:b w:val="0"/>
-                <w:sz w:val="18"/>
-              </w:rPr>
-              <w:t>ת. מרכזית ק''ש/הורדה</w:t>
-            </w:r>
-          </w:p>
-        </w:tc>
-        <w:tc>
-          <w:tcPr>
-            <w:tcW w:type="dxa" w:w="1704"/>
-          </w:tcPr>
-          <w:p>
-            <w:pPr>
-              <w:jc w:val="right"/>
-              <w:bidi w:val="1"/>
-            </w:pPr>
-            <w:r>
-              <w:rPr>
-                <w:rFonts w:ascii="Arial" w:hAnsi="Arial" w:eastAsia="Arial"/>
-                <w:b w:val="0"/>
-                <w:sz w:val="18"/>
-              </w:rPr>
-              <w:t>2,460</w:t>
-            </w:r>
-          </w:p>
-        </w:tc>
-        <w:tc>
-          <w:tcPr>
-            <w:tcW w:type="dxa" w:w="1704"/>
-          </w:tcPr>
-          <w:p>
-            <w:pPr>
-              <w:jc w:val="right"/>
-              <w:bidi w:val="1"/>
-            </w:pPr>
-            <w:r>
-              <w:rPr>
-                <w:rFonts w:ascii="Arial" w:hAnsi="Arial" w:eastAsia="Arial"/>
-                <w:b w:val="0"/>
-                <w:sz w:val="18"/>
-              </w:rPr>
-              <w:t>0.000244</w:t>
-            </w:r>
-          </w:p>
-        </w:tc>
-        <w:tc>
-          <w:tcPr>
-            <w:tcW w:type="dxa" w:w="1704"/>
-          </w:tcPr>
-          <w:p>
-            <w:pPr>
-              <w:jc w:val="right"/>
-              <w:bidi w:val="1"/>
-            </w:pPr>
-            <w:r>
-              <w:rPr>
-                <w:rFonts w:ascii="Arial" w:hAnsi="Arial" w:eastAsia="Arial"/>
-                <w:b w:val="0"/>
-                <w:sz w:val="18"/>
-              </w:rPr>
-              <w:t>לא</w:t>
-            </w:r>
-          </w:p>
-        </w:tc>
-      </w:tr>
-      <w:tr>
-        <w:tc>
-          <w:tcPr>
-            <w:tcW w:type="dxa" w:w="1704"/>
-          </w:tcPr>
-          <w:p>
-            <w:pPr>
-              <w:jc w:val="right"/>
-              <w:bidi w:val="1"/>
-            </w:pPr>
-            <w:r>
-              <w:rPr>
-                <w:rFonts w:ascii="Arial" w:hAnsi="Arial" w:eastAsia="Arial"/>
-                <w:b w:val="0"/>
-                <w:sz w:val="18"/>
-              </w:rPr>
-              <w:t>3</w:t>
-            </w:r>
-          </w:p>
-        </w:tc>
-        <w:tc>
-          <w:tcPr>
-            <w:tcW w:type="dxa" w:w="1704"/>
-          </w:tcPr>
-          <w:p>
-            <w:pPr>
-              <w:jc w:val="right"/>
-              <w:bidi w:val="1"/>
-            </w:pPr>
-            <w:r>
-              <w:rPr>
-                <w:rFonts w:ascii="Arial" w:hAnsi="Arial" w:eastAsia="Arial"/>
-                <w:b w:val="0"/>
-                <w:sz w:val="18"/>
-              </w:rPr>
-              <w:t>9046</w:t>
-            </w:r>
-          </w:p>
-        </w:tc>
-        <w:tc>
-          <w:tcPr>
-            <w:tcW w:type="dxa" w:w="1704"/>
-          </w:tcPr>
-          <w:p>
-            <w:pPr>
-              <w:jc w:val="right"/>
-              <w:bidi w:val="1"/>
-            </w:pPr>
-            <w:r>
-              <w:rPr>
-                <w:rFonts w:ascii="Arial" w:hAnsi="Arial" w:eastAsia="Arial"/>
-                <w:b w:val="0"/>
-                <w:sz w:val="18"/>
-              </w:rPr>
-              <w:t>ויצמן/גבעת שאול</w:t>
-            </w:r>
-          </w:p>
-        </w:tc>
-        <w:tc>
-          <w:tcPr>
-            <w:tcW w:type="dxa" w:w="1704"/>
-          </w:tcPr>
-          <w:p>
-            <w:pPr>
-              <w:jc w:val="right"/>
-              <w:bidi w:val="1"/>
-            </w:pPr>
-            <w:r>
-              <w:rPr>
-                <w:rFonts w:ascii="Arial" w:hAnsi="Arial" w:eastAsia="Arial"/>
-                <w:b w:val="0"/>
-                <w:sz w:val="18"/>
-              </w:rPr>
-              <w:t>11,096</w:t>
-            </w:r>
-          </w:p>
-        </w:tc>
-        <w:tc>
-          <w:tcPr>
-            <w:tcW w:type="dxa" w:w="1704"/>
-          </w:tcPr>
-          <w:p>
-            <w:pPr>
-              <w:jc w:val="right"/>
-              <w:bidi w:val="1"/>
-            </w:pPr>
-            <w:r>
-              <w:rPr>
-                <w:rFonts w:ascii="Arial" w:hAnsi="Arial" w:eastAsia="Arial"/>
-                <w:b w:val="0"/>
-                <w:sz w:val="18"/>
-              </w:rPr>
-              <w:t>0.000218</w:t>
-            </w:r>
-          </w:p>
-        </w:tc>
-        <w:tc>
-          <w:tcPr>
-            <w:tcW w:type="dxa" w:w="1704"/>
-          </w:tcPr>
-          <w:p>
-            <w:pPr>
-              <w:jc w:val="right"/>
-              <w:bidi w:val="1"/>
-            </w:pPr>
-            <w:r>
-              <w:rPr>
-                <w:rFonts w:ascii="Arial" w:hAnsi="Arial" w:eastAsia="Arial"/>
-                <w:b w:val="0"/>
-                <w:sz w:val="18"/>
-              </w:rPr>
-              <w:t>לא</w:t>
-            </w:r>
-          </w:p>
-        </w:tc>
-      </w:tr>
-      <w:tr>
-        <w:tc>
-          <w:tcPr>
-            <w:tcW w:type="dxa" w:w="1704"/>
-          </w:tcPr>
-          <w:p>
-            <w:pPr>
-              <w:jc w:val="right"/>
-              <w:bidi w:val="1"/>
-            </w:pPr>
-            <w:r>
-              <w:rPr>
-                <w:rFonts w:ascii="Arial" w:hAnsi="Arial" w:eastAsia="Arial"/>
-                <w:b w:val="0"/>
-                <w:sz w:val="18"/>
-              </w:rPr>
-              <w:t>4</w:t>
-            </w:r>
-          </w:p>
-        </w:tc>
-        <w:tc>
-          <w:tcPr>
-            <w:tcW w:type="dxa" w:w="1704"/>
-          </w:tcPr>
-          <w:p>
-            <w:pPr>
-              <w:jc w:val="right"/>
-              <w:bidi w:val="1"/>
-            </w:pPr>
-            <w:r>
-              <w:rPr>
-                <w:rFonts w:ascii="Arial" w:hAnsi="Arial" w:eastAsia="Arial"/>
-                <w:b w:val="0"/>
-                <w:sz w:val="18"/>
-              </w:rPr>
-              <w:t>11734</w:t>
-            </w:r>
-          </w:p>
-        </w:tc>
-        <w:tc>
-          <w:tcPr>
-            <w:tcW w:type="dxa" w:w="1704"/>
-          </w:tcPr>
-          <w:p>
-            <w:pPr>
-              <w:jc w:val="right"/>
-              <w:bidi w:val="1"/>
-            </w:pPr>
-            <w:r>
-              <w:rPr>
-                <w:rFonts w:ascii="Arial" w:hAnsi="Arial" w:eastAsia="Arial"/>
-                <w:b w:val="0"/>
-                <w:sz w:val="18"/>
-              </w:rPr>
-              <w:t>ת. מרכזית ירושלים/הורדה</w:t>
-            </w:r>
-          </w:p>
-        </w:tc>
-        <w:tc>
-          <w:tcPr>
-            <w:tcW w:type="dxa" w:w="1704"/>
-          </w:tcPr>
-          <w:p>
-            <w:pPr>
-              <w:jc w:val="right"/>
-              <w:bidi w:val="1"/>
-            </w:pPr>
-            <w:r>
-              <w:rPr>
-                <w:rFonts w:ascii="Arial" w:hAnsi="Arial" w:eastAsia="Arial"/>
-                <w:b w:val="0"/>
-                <w:sz w:val="18"/>
-              </w:rPr>
-              <w:t>4,508</w:t>
-            </w:r>
-          </w:p>
-        </w:tc>
-        <w:tc>
-          <w:tcPr>
-            <w:tcW w:type="dxa" w:w="1704"/>
-          </w:tcPr>
-          <w:p>
-            <w:pPr>
-              <w:jc w:val="right"/>
-              <w:bidi w:val="1"/>
-            </w:pPr>
-            <w:r>
-              <w:rPr>
-                <w:rFonts w:ascii="Arial" w:hAnsi="Arial" w:eastAsia="Arial"/>
-                <w:b w:val="0"/>
-                <w:sz w:val="18"/>
-              </w:rPr>
-              <w:t>0.000213</w:t>
-            </w:r>
-          </w:p>
-        </w:tc>
-        <w:tc>
-          <w:tcPr>
-            <w:tcW w:type="dxa" w:w="1704"/>
-          </w:tcPr>
-          <w:p>
-            <w:pPr>
-              <w:jc w:val="right"/>
-              <w:bidi w:val="1"/>
-            </w:pPr>
-            <w:r>
-              <w:rPr>
-                <w:rFonts w:ascii="Arial" w:hAnsi="Arial" w:eastAsia="Arial"/>
-                <w:b w:val="0"/>
-                <w:sz w:val="18"/>
-              </w:rPr>
-              <w:t>לא</w:t>
-            </w:r>
-          </w:p>
-        </w:tc>
-      </w:tr>
-      <w:tr>
-        <w:tc>
-          <w:tcPr>
-            <w:tcW w:type="dxa" w:w="1704"/>
-          </w:tcPr>
-          <w:p>
-            <w:pPr>
-              <w:jc w:val="right"/>
-              <w:bidi w:val="1"/>
-            </w:pPr>
-            <w:r>
-              <w:rPr>
-                <w:rFonts w:ascii="Arial" w:hAnsi="Arial" w:eastAsia="Arial"/>
-                <w:b w:val="0"/>
-                <w:sz w:val="18"/>
-              </w:rPr>
-              <w:t>5</w:t>
-            </w:r>
-          </w:p>
-        </w:tc>
-        <w:tc>
-          <w:tcPr>
-            <w:tcW w:type="dxa" w:w="1704"/>
-          </w:tcPr>
-          <w:p>
-            <w:pPr>
-              <w:jc w:val="right"/>
-              <w:bidi w:val="1"/>
-            </w:pPr>
-            <w:r>
-              <w:rPr>
-                <w:rFonts w:ascii="Arial" w:hAnsi="Arial" w:eastAsia="Arial"/>
-                <w:b w:val="0"/>
-                <w:sz w:val="18"/>
-              </w:rPr>
-              <w:t>27623</w:t>
-            </w:r>
-          </w:p>
-        </w:tc>
-        <w:tc>
-          <w:tcPr>
-            <w:tcW w:type="dxa" w:w="1704"/>
-          </w:tcPr>
-          <w:p>
-            <w:pPr>
-              <w:jc w:val="right"/>
-              <w:bidi w:val="1"/>
-            </w:pPr>
-            <w:r>
-              <w:rPr>
-                <w:rFonts w:ascii="Arial" w:hAnsi="Arial" w:eastAsia="Arial"/>
-                <w:b w:val="0"/>
-                <w:sz w:val="18"/>
-              </w:rPr>
-              <w:t>מרכז רפואי סורוקה/אוניברסיטת בן גוריון</w:t>
-            </w:r>
-          </w:p>
-        </w:tc>
-        <w:tc>
-          <w:tcPr>
-            <w:tcW w:type="dxa" w:w="1704"/>
-          </w:tcPr>
-          <w:p>
-            <w:pPr>
-              <w:jc w:val="right"/>
-              <w:bidi w:val="1"/>
-            </w:pPr>
-            <w:r>
-              <w:rPr>
-                <w:rFonts w:ascii="Arial" w:hAnsi="Arial" w:eastAsia="Arial"/>
-                <w:b w:val="0"/>
-                <w:sz w:val="18"/>
-              </w:rPr>
-              <w:t>4,594</w:t>
-            </w:r>
-          </w:p>
-        </w:tc>
-        <w:tc>
-          <w:tcPr>
-            <w:tcW w:type="dxa" w:w="1704"/>
-          </w:tcPr>
-          <w:p>
-            <w:pPr>
-              <w:jc w:val="right"/>
-              <w:bidi w:val="1"/>
-            </w:pPr>
-            <w:r>
-              <w:rPr>
-                <w:rFonts w:ascii="Arial" w:hAnsi="Arial" w:eastAsia="Arial"/>
-                <w:b w:val="0"/>
-                <w:sz w:val="18"/>
-              </w:rPr>
-              <w:t>0.000209</w:t>
-            </w:r>
-          </w:p>
-        </w:tc>
-        <w:tc>
-          <w:tcPr>
-            <w:tcW w:type="dxa" w:w="1704"/>
-          </w:tcPr>
-          <w:p>
-            <w:pPr>
-              <w:jc w:val="right"/>
-              <w:bidi w:val="1"/>
-            </w:pPr>
-            <w:r>
-              <w:rPr>
-                <w:rFonts w:ascii="Arial" w:hAnsi="Arial" w:eastAsia="Arial"/>
-                <w:b w:val="0"/>
-                <w:sz w:val="18"/>
-              </w:rPr>
-              <w:t>כן</w:t>
-            </w:r>
-          </w:p>
-        </w:tc>
-      </w:tr>
-    </w:tbl>
-    <w:p>
-      <w:pPr>
-        <w:jc w:val="right"/>
-        <w:bidi w:val="1"/>
-      </w:pPr>
-      <w:r>
-        <w:rPr>
-          <w:rFonts w:ascii="Arial" w:hAnsi="Arial" w:eastAsia="Arial"/>
-          <w:b w:val="0"/>
-          <w:sz w:val="22"/>
-        </w:rPr>
-        <w:t>PageRank מצביע על תחנות שמקבלות חשיבות מהקשרים הנכנסים אליהן ומהתחנות שמובילות אליהן. לכן מופיעות כאן גם תחנות שאינן בעלות weighted degree הגבוה ביותר, אך נמצאות במבנה זרימה חשוב.</w:t>
-      </w:r>
-    </w:p>
-    <w:p>
-      <w:pPr>
-        <w:pStyle w:val="Heading2"/>
-        <w:jc w:val="right"/>
-        <w:bidi w:val="1"/>
-      </w:pPr>
-      <w:r>
-        <w:t>6.5 תחנות מובילות לפי approximate betweenness</w:t>
-      </w:r>
-    </w:p>
-    <w:tbl>
-      <w:tblPr>
-        <w:tblStyle w:val="TableGrid"/>
-        <w:tblW w:type="auto" w:w="0"/>
-        <w:tblLook w:firstColumn="1" w:firstRow="1" w:lastColumn="0" w:lastRow="0" w:noHBand="0" w:noVBand="1" w:val="04A0"/>
-      </w:tblPr>
-      <w:tblGrid>
-        <w:gridCol w:w="1461"/>
-        <w:gridCol w:w="1461"/>
-        <w:gridCol w:w="1461"/>
-        <w:gridCol w:w="1461"/>
-        <w:gridCol w:w="1461"/>
-        <w:gridCol w:w="1461"/>
-        <w:gridCol w:w="1461"/>
-      </w:tblGrid>
-      <w:tr>
-        <w:tc>
-          <w:tcPr>
-            <w:tcW w:type="dxa" w:w="1461"/>
-          </w:tcPr>
-          <w:p>
-            <w:pPr>
-              <w:jc w:val="right"/>
-              <w:bidi w:val="1"/>
-            </w:pPr>
-            <w:r>
-              <w:rPr>
-                <w:rFonts w:ascii="Arial" w:hAnsi="Arial" w:eastAsia="Arial"/>
-                <w:b/>
-                <w:sz w:val="18"/>
-              </w:rPr>
-              <w:t>דירוג</w:t>
-            </w:r>
-          </w:p>
-        </w:tc>
-        <w:tc>
-          <w:tcPr>
-            <w:tcW w:type="dxa" w:w="1461"/>
-          </w:tcPr>
-          <w:p>
-            <w:pPr>
-              <w:jc w:val="right"/>
-              <w:bidi w:val="1"/>
-            </w:pPr>
-            <w:r>
-              <w:rPr>
-                <w:rFonts w:ascii="Arial" w:hAnsi="Arial" w:eastAsia="Arial"/>
-                <w:b/>
-                <w:sz w:val="18"/>
-              </w:rPr>
-              <w:t>stop_id</w:t>
-            </w:r>
-          </w:p>
-        </w:tc>
-        <w:tc>
-          <w:tcPr>
-            <w:tcW w:type="dxa" w:w="1461"/>
-          </w:tcPr>
-          <w:p>
-            <w:pPr>
-              <w:jc w:val="right"/>
-              <w:bidi w:val="1"/>
-            </w:pPr>
-            <w:r>
-              <w:rPr>
-                <w:rFonts w:ascii="Arial" w:hAnsi="Arial" w:eastAsia="Arial"/>
-                <w:b/>
-                <w:sz w:val="18"/>
-              </w:rPr>
-              <w:t>שם תחנה</w:t>
-            </w:r>
-          </w:p>
-        </w:tc>
-        <w:tc>
-          <w:tcPr>
-            <w:tcW w:type="dxa" w:w="1461"/>
-          </w:tcPr>
-          <w:p>
-            <w:pPr>
-              <w:jc w:val="right"/>
-              <w:bidi w:val="1"/>
-            </w:pPr>
-            <w:r>
-              <w:rPr>
-                <w:rFonts w:ascii="Arial" w:hAnsi="Arial" w:eastAsia="Arial"/>
-                <w:b/>
-                <w:sz w:val="18"/>
-              </w:rPr>
-              <w:t>degree</w:t>
-            </w:r>
-          </w:p>
-        </w:tc>
-        <w:tc>
-          <w:tcPr>
-            <w:tcW w:type="dxa" w:w="1461"/>
-          </w:tcPr>
-          <w:p>
-            <w:pPr>
-              <w:jc w:val="right"/>
-              <w:bidi w:val="1"/>
-            </w:pPr>
-            <w:r>
-              <w:rPr>
-                <w:rFonts w:ascii="Arial" w:hAnsi="Arial" w:eastAsia="Arial"/>
-                <w:b/>
-                <w:sz w:val="18"/>
-              </w:rPr>
-              <w:t>weighted degree</w:t>
-            </w:r>
-          </w:p>
-        </w:tc>
-        <w:tc>
-          <w:tcPr>
-            <w:tcW w:type="dxa" w:w="1461"/>
-          </w:tcPr>
-          <w:p>
-            <w:pPr>
-              <w:jc w:val="right"/>
-              <w:bidi w:val="1"/>
-            </w:pPr>
-            <w:r>
-              <w:rPr>
-                <w:rFonts w:ascii="Arial" w:hAnsi="Arial" w:eastAsia="Arial"/>
-                <w:b/>
-                <w:sz w:val="18"/>
-              </w:rPr>
-              <w:t>betweenness מקורב</w:t>
-            </w:r>
-          </w:p>
-        </w:tc>
-        <w:tc>
-          <w:tcPr>
-            <w:tcW w:type="dxa" w:w="1461"/>
-          </w:tcPr>
-          <w:p>
-            <w:pPr>
-              <w:jc w:val="right"/>
-              <w:bidi w:val="1"/>
-            </w:pPr>
-            <w:r>
-              <w:rPr>
-                <w:rFonts w:ascii="Arial" w:hAnsi="Arial" w:eastAsia="Arial"/>
-                <w:b/>
-                <w:sz w:val="18"/>
-              </w:rPr>
-              <w:t>נקודת חיתוך</w:t>
-            </w:r>
-          </w:p>
-        </w:tc>
-      </w:tr>
-      <w:tr>
-        <w:tc>
-          <w:tcPr>
-            <w:tcW w:type="dxa" w:w="1461"/>
-          </w:tcPr>
-          <w:p>
-            <w:pPr>
-              <w:jc w:val="right"/>
-              <w:bidi w:val="1"/>
-            </w:pPr>
-            <w:r>
-              <w:rPr>
-                <w:rFonts w:ascii="Arial" w:hAnsi="Arial" w:eastAsia="Arial"/>
-                <w:b w:val="0"/>
-                <w:sz w:val="18"/>
-              </w:rPr>
-              <w:t>1</w:t>
-            </w:r>
-          </w:p>
-        </w:tc>
-        <w:tc>
-          <w:tcPr>
-            <w:tcW w:type="dxa" w:w="1461"/>
-          </w:tcPr>
-          <w:p>
-            <w:pPr>
-              <w:jc w:val="right"/>
-              <w:bidi w:val="1"/>
-            </w:pPr>
-            <w:r>
-              <w:rPr>
-                <w:rFonts w:ascii="Arial" w:hAnsi="Arial" w:eastAsia="Arial"/>
-                <w:b w:val="0"/>
-                <w:sz w:val="18"/>
-              </w:rPr>
-              <w:t>17303</w:t>
-            </w:r>
-          </w:p>
-        </w:tc>
-        <w:tc>
-          <w:tcPr>
-            <w:tcW w:type="dxa" w:w="1461"/>
-          </w:tcPr>
-          <w:p>
-            <w:pPr>
-              <w:jc w:val="right"/>
-              <w:bidi w:val="1"/>
-            </w:pPr>
-            <w:r>
-              <w:rPr>
-                <w:rFonts w:ascii="Arial" w:hAnsi="Arial" w:eastAsia="Arial"/>
-                <w:b w:val="0"/>
-                <w:sz w:val="18"/>
-              </w:rPr>
-              <w:t>ת.התרעננות/דור אלון מגל 6</w:t>
-            </w:r>
-          </w:p>
-        </w:tc>
-        <w:tc>
-          <w:tcPr>
-            <w:tcW w:type="dxa" w:w="1461"/>
-          </w:tcPr>
-          <w:p>
-            <w:pPr>
-              <w:jc w:val="right"/>
-              <w:bidi w:val="1"/>
-            </w:pPr>
-            <w:r>
-              <w:rPr>
-                <w:rFonts w:ascii="Arial" w:hAnsi="Arial" w:eastAsia="Arial"/>
-                <w:b w:val="0"/>
-                <w:sz w:val="18"/>
-              </w:rPr>
-              <w:t>16</w:t>
-            </w:r>
-          </w:p>
-        </w:tc>
-        <w:tc>
-          <w:tcPr>
-            <w:tcW w:type="dxa" w:w="1461"/>
-          </w:tcPr>
-          <w:p>
-            <w:pPr>
-              <w:jc w:val="right"/>
-              <w:bidi w:val="1"/>
-            </w:pPr>
-            <w:r>
-              <w:rPr>
-                <w:rFonts w:ascii="Arial" w:hAnsi="Arial" w:eastAsia="Arial"/>
-                <w:b w:val="0"/>
-                <w:sz w:val="18"/>
-              </w:rPr>
-              <w:t>220</w:t>
-            </w:r>
-          </w:p>
-        </w:tc>
-        <w:tc>
-          <w:tcPr>
-            <w:tcW w:type="dxa" w:w="1461"/>
-          </w:tcPr>
-          <w:p>
-            <w:pPr>
-              <w:jc w:val="right"/>
-              <w:bidi w:val="1"/>
-            </w:pPr>
-            <w:r>
-              <w:rPr>
-                <w:rFonts w:ascii="Arial" w:hAnsi="Arial" w:eastAsia="Arial"/>
-                <w:b w:val="0"/>
-                <w:sz w:val="18"/>
-              </w:rPr>
-              <w:t>0.1069</w:t>
-            </w:r>
-          </w:p>
-        </w:tc>
-        <w:tc>
-          <w:tcPr>
-            <w:tcW w:type="dxa" w:w="1461"/>
-          </w:tcPr>
-          <w:p>
-            <w:pPr>
-              <w:jc w:val="right"/>
-              <w:bidi w:val="1"/>
-            </w:pPr>
-            <w:r>
-              <w:rPr>
-                <w:rFonts w:ascii="Arial" w:hAnsi="Arial" w:eastAsia="Arial"/>
-                <w:b w:val="0"/>
-                <w:sz w:val="18"/>
-              </w:rPr>
-              <w:t>לא</w:t>
-            </w:r>
-          </w:p>
-        </w:tc>
-      </w:tr>
-      <w:tr>
-        <w:tc>
-          <w:tcPr>
-            <w:tcW w:type="dxa" w:w="1461"/>
-          </w:tcPr>
-          <w:p>
-            <w:pPr>
-              <w:jc w:val="right"/>
-              <w:bidi w:val="1"/>
-            </w:pPr>
-            <w:r>
-              <w:rPr>
-                <w:rFonts w:ascii="Arial" w:hAnsi="Arial" w:eastAsia="Arial"/>
-                <w:b w:val="0"/>
-                <w:sz w:val="18"/>
-              </w:rPr>
-              <w:t>2</w:t>
-            </w:r>
-          </w:p>
-        </w:tc>
-        <w:tc>
-          <w:tcPr>
-            <w:tcW w:type="dxa" w:w="1461"/>
-          </w:tcPr>
-          <w:p>
-            <w:pPr>
-              <w:jc w:val="right"/>
-              <w:bidi w:val="1"/>
-            </w:pPr>
-            <w:r>
-              <w:rPr>
-                <w:rFonts w:ascii="Arial" w:hAnsi="Arial" w:eastAsia="Arial"/>
-                <w:b w:val="0"/>
-                <w:sz w:val="18"/>
-              </w:rPr>
-              <w:t>27689</w:t>
-            </w:r>
-          </w:p>
-        </w:tc>
-        <w:tc>
-          <w:tcPr>
-            <w:tcW w:type="dxa" w:w="1461"/>
-          </w:tcPr>
-          <w:p>
-            <w:pPr>
-              <w:jc w:val="right"/>
-              <w:bidi w:val="1"/>
-            </w:pPr>
-            <w:r>
-              <w:rPr>
-                <w:rFonts w:ascii="Arial" w:hAnsi="Arial" w:eastAsia="Arial"/>
-                <w:b w:val="0"/>
-                <w:sz w:val="18"/>
-              </w:rPr>
-              <w:t>מחלף קמה לצפון</w:t>
-            </w:r>
-          </w:p>
-        </w:tc>
-        <w:tc>
-          <w:tcPr>
-            <w:tcW w:type="dxa" w:w="1461"/>
-          </w:tcPr>
-          <w:p>
-            <w:pPr>
-              <w:jc w:val="right"/>
-              <w:bidi w:val="1"/>
-            </w:pPr>
-            <w:r>
-              <w:rPr>
-                <w:rFonts w:ascii="Arial" w:hAnsi="Arial" w:eastAsia="Arial"/>
-                <w:b w:val="0"/>
-                <w:sz w:val="18"/>
-              </w:rPr>
-              <w:t>24</w:t>
-            </w:r>
-          </w:p>
-        </w:tc>
-        <w:tc>
-          <w:tcPr>
-            <w:tcW w:type="dxa" w:w="1461"/>
-          </w:tcPr>
-          <w:p>
-            <w:pPr>
-              <w:jc w:val="right"/>
-              <w:bidi w:val="1"/>
-            </w:pPr>
-            <w:r>
-              <w:rPr>
-                <w:rFonts w:ascii="Arial" w:hAnsi="Arial" w:eastAsia="Arial"/>
-                <w:b w:val="0"/>
-                <w:sz w:val="18"/>
-              </w:rPr>
-              <w:t>1,304</w:t>
-            </w:r>
-          </w:p>
-        </w:tc>
-        <w:tc>
-          <w:tcPr>
-            <w:tcW w:type="dxa" w:w="1461"/>
-          </w:tcPr>
-          <w:p>
-            <w:pPr>
-              <w:jc w:val="right"/>
-              <w:bidi w:val="1"/>
-            </w:pPr>
-            <w:r>
-              <w:rPr>
-                <w:rFonts w:ascii="Arial" w:hAnsi="Arial" w:eastAsia="Arial"/>
-                <w:b w:val="0"/>
-                <w:sz w:val="18"/>
-              </w:rPr>
-              <w:t>0.0862</w:t>
-            </w:r>
-          </w:p>
-        </w:tc>
-        <w:tc>
-          <w:tcPr>
-            <w:tcW w:type="dxa" w:w="1461"/>
-          </w:tcPr>
-          <w:p>
-            <w:pPr>
-              <w:jc w:val="right"/>
-              <w:bidi w:val="1"/>
-            </w:pPr>
-            <w:r>
-              <w:rPr>
-                <w:rFonts w:ascii="Arial" w:hAnsi="Arial" w:eastAsia="Arial"/>
-                <w:b w:val="0"/>
-                <w:sz w:val="18"/>
-              </w:rPr>
-              <w:t>לא</w:t>
-            </w:r>
-          </w:p>
-        </w:tc>
-      </w:tr>
-      <w:tr>
-        <w:tc>
-          <w:tcPr>
-            <w:tcW w:type="dxa" w:w="1461"/>
-          </w:tcPr>
-          <w:p>
-            <w:pPr>
-              <w:jc w:val="right"/>
-              <w:bidi w:val="1"/>
-            </w:pPr>
-            <w:r>
-              <w:rPr>
-                <w:rFonts w:ascii="Arial" w:hAnsi="Arial" w:eastAsia="Arial"/>
-                <w:b w:val="0"/>
-                <w:sz w:val="18"/>
-              </w:rPr>
-              <w:t>3</w:t>
-            </w:r>
-          </w:p>
-        </w:tc>
-        <w:tc>
-          <w:tcPr>
-            <w:tcW w:type="dxa" w:w="1461"/>
-          </w:tcPr>
-          <w:p>
-            <w:pPr>
-              <w:jc w:val="right"/>
-              <w:bidi w:val="1"/>
-            </w:pPr>
-            <w:r>
-              <w:rPr>
-                <w:rFonts w:ascii="Arial" w:hAnsi="Arial" w:eastAsia="Arial"/>
-                <w:b w:val="0"/>
-                <w:sz w:val="18"/>
-              </w:rPr>
-              <w:t>41133</w:t>
-            </w:r>
-          </w:p>
-        </w:tc>
-        <w:tc>
-          <w:tcPr>
-            <w:tcW w:type="dxa" w:w="1461"/>
-          </w:tcPr>
-          <w:p>
-            <w:pPr>
-              <w:jc w:val="right"/>
-              <w:bidi w:val="1"/>
-            </w:pPr>
-            <w:r>
-              <w:rPr>
-                <w:rFonts w:ascii="Arial" w:hAnsi="Arial" w:eastAsia="Arial"/>
-                <w:b w:val="0"/>
-                <w:sz w:val="18"/>
-              </w:rPr>
-              <w:t>מחלף חמד</w:t>
-            </w:r>
-          </w:p>
-        </w:tc>
-        <w:tc>
-          <w:tcPr>
-            <w:tcW w:type="dxa" w:w="1461"/>
-          </w:tcPr>
-          <w:p>
-            <w:pPr>
-              <w:jc w:val="right"/>
-              <w:bidi w:val="1"/>
-            </w:pPr>
-            <w:r>
-              <w:rPr>
-                <w:rFonts w:ascii="Arial" w:hAnsi="Arial" w:eastAsia="Arial"/>
-                <w:b w:val="0"/>
-                <w:sz w:val="18"/>
-              </w:rPr>
-              <w:t>62</w:t>
-            </w:r>
-          </w:p>
-        </w:tc>
-        <w:tc>
-          <w:tcPr>
-            <w:tcW w:type="dxa" w:w="1461"/>
-          </w:tcPr>
-          <w:p>
-            <w:pPr>
-              <w:jc w:val="right"/>
-              <w:bidi w:val="1"/>
-            </w:pPr>
-            <w:r>
-              <w:rPr>
-                <w:rFonts w:ascii="Arial" w:hAnsi="Arial" w:eastAsia="Arial"/>
-                <w:b w:val="0"/>
-                <w:sz w:val="18"/>
-              </w:rPr>
-              <w:t>10,454</w:t>
-            </w:r>
-          </w:p>
-        </w:tc>
-        <w:tc>
-          <w:tcPr>
-            <w:tcW w:type="dxa" w:w="1461"/>
-          </w:tcPr>
-          <w:p>
-            <w:pPr>
-              <w:jc w:val="right"/>
-              <w:bidi w:val="1"/>
-            </w:pPr>
-            <w:r>
-              <w:rPr>
-                <w:rFonts w:ascii="Arial" w:hAnsi="Arial" w:eastAsia="Arial"/>
-                <w:b w:val="0"/>
-                <w:sz w:val="18"/>
-              </w:rPr>
-              <w:t>0.0827</w:t>
-            </w:r>
-          </w:p>
-        </w:tc>
-        <w:tc>
-          <w:tcPr>
-            <w:tcW w:type="dxa" w:w="1461"/>
-          </w:tcPr>
-          <w:p>
-            <w:pPr>
-              <w:jc w:val="right"/>
-              <w:bidi w:val="1"/>
-            </w:pPr>
-            <w:r>
-              <w:rPr>
-                <w:rFonts w:ascii="Arial" w:hAnsi="Arial" w:eastAsia="Arial"/>
-                <w:b w:val="0"/>
-                <w:sz w:val="18"/>
-              </w:rPr>
-              <w:t>כן</w:t>
-            </w:r>
-          </w:p>
-        </w:tc>
-      </w:tr>
-      <w:tr>
-        <w:tc>
-          <w:tcPr>
-            <w:tcW w:type="dxa" w:w="1461"/>
-          </w:tcPr>
-          <w:p>
-            <w:pPr>
-              <w:jc w:val="right"/>
-              <w:bidi w:val="1"/>
-            </w:pPr>
-            <w:r>
-              <w:rPr>
-                <w:rFonts w:ascii="Arial" w:hAnsi="Arial" w:eastAsia="Arial"/>
-                <w:b w:val="0"/>
-                <w:sz w:val="18"/>
-              </w:rPr>
-              <w:t>4</w:t>
-            </w:r>
-          </w:p>
-        </w:tc>
-        <w:tc>
-          <w:tcPr>
-            <w:tcW w:type="dxa" w:w="1461"/>
-          </w:tcPr>
-          <w:p>
-            <w:pPr>
-              <w:jc w:val="right"/>
-              <w:bidi w:val="1"/>
-            </w:pPr>
-            <w:r>
-              <w:rPr>
-                <w:rFonts w:ascii="Arial" w:hAnsi="Arial" w:eastAsia="Arial"/>
-                <w:b w:val="0"/>
-                <w:sz w:val="18"/>
-              </w:rPr>
-              <w:t>7444</w:t>
-            </w:r>
-          </w:p>
-        </w:tc>
-        <w:tc>
-          <w:tcPr>
-            <w:tcW w:type="dxa" w:w="1461"/>
-          </w:tcPr>
-          <w:p>
-            <w:pPr>
-              <w:jc w:val="right"/>
-              <w:bidi w:val="1"/>
-            </w:pPr>
-            <w:r>
-              <w:rPr>
-                <w:rFonts w:ascii="Arial" w:hAnsi="Arial" w:eastAsia="Arial"/>
-                <w:b w:val="0"/>
-                <w:sz w:val="18"/>
-              </w:rPr>
-              <w:t>דרך האר''י/ כביש 375</w:t>
-            </w:r>
-          </w:p>
-        </w:tc>
-        <w:tc>
-          <w:tcPr>
-            <w:tcW w:type="dxa" w:w="1461"/>
-          </w:tcPr>
-          <w:p>
-            <w:pPr>
-              <w:jc w:val="right"/>
-              <w:bidi w:val="1"/>
-            </w:pPr>
-            <w:r>
-              <w:rPr>
-                <w:rFonts w:ascii="Arial" w:hAnsi="Arial" w:eastAsia="Arial"/>
-                <w:b w:val="0"/>
-                <w:sz w:val="18"/>
-              </w:rPr>
-              <w:t>29</w:t>
-            </w:r>
-          </w:p>
-        </w:tc>
-        <w:tc>
-          <w:tcPr>
-            <w:tcW w:type="dxa" w:w="1461"/>
-          </w:tcPr>
-          <w:p>
-            <w:pPr>
-              <w:jc w:val="right"/>
-              <w:bidi w:val="1"/>
-            </w:pPr>
-            <w:r>
-              <w:rPr>
-                <w:rFonts w:ascii="Arial" w:hAnsi="Arial" w:eastAsia="Arial"/>
-                <w:b w:val="0"/>
-                <w:sz w:val="18"/>
-              </w:rPr>
-              <w:t>5,272</w:t>
-            </w:r>
-          </w:p>
-        </w:tc>
-        <w:tc>
-          <w:tcPr>
-            <w:tcW w:type="dxa" w:w="1461"/>
-          </w:tcPr>
-          <w:p>
-            <w:pPr>
-              <w:jc w:val="right"/>
-              <w:bidi w:val="1"/>
-            </w:pPr>
-            <w:r>
-              <w:rPr>
-                <w:rFonts w:ascii="Arial" w:hAnsi="Arial" w:eastAsia="Arial"/>
-                <w:b w:val="0"/>
-                <w:sz w:val="18"/>
-              </w:rPr>
-              <w:t>0.0641</w:t>
-            </w:r>
-          </w:p>
-        </w:tc>
-        <w:tc>
-          <w:tcPr>
-            <w:tcW w:type="dxa" w:w="1461"/>
-          </w:tcPr>
-          <w:p>
-            <w:pPr>
-              <w:jc w:val="right"/>
-              <w:bidi w:val="1"/>
-            </w:pPr>
-            <w:r>
-              <w:rPr>
-                <w:rFonts w:ascii="Arial" w:hAnsi="Arial" w:eastAsia="Arial"/>
-                <w:b w:val="0"/>
-                <w:sz w:val="18"/>
-              </w:rPr>
-              <w:t>לא</w:t>
-            </w:r>
-          </w:p>
-        </w:tc>
-      </w:tr>
-      <w:tr>
-        <w:tc>
-          <w:tcPr>
-            <w:tcW w:type="dxa" w:w="1461"/>
-          </w:tcPr>
-          <w:p>
-            <w:pPr>
-              <w:jc w:val="right"/>
-              <w:bidi w:val="1"/>
-            </w:pPr>
-            <w:r>
-              <w:rPr>
-                <w:rFonts w:ascii="Arial" w:hAnsi="Arial" w:eastAsia="Arial"/>
-                <w:b w:val="0"/>
-                <w:sz w:val="18"/>
-              </w:rPr>
-              <w:t>5</w:t>
-            </w:r>
-          </w:p>
-        </w:tc>
-        <w:tc>
-          <w:tcPr>
-            <w:tcW w:type="dxa" w:w="1461"/>
-          </w:tcPr>
-          <w:p>
-            <w:pPr>
-              <w:jc w:val="right"/>
-              <w:bidi w:val="1"/>
-            </w:pPr>
-            <w:r>
-              <w:rPr>
-                <w:rFonts w:ascii="Arial" w:hAnsi="Arial" w:eastAsia="Arial"/>
-                <w:b w:val="0"/>
-                <w:sz w:val="18"/>
-              </w:rPr>
-              <w:t>7562</w:t>
-            </w:r>
-          </w:p>
-        </w:tc>
-        <w:tc>
-          <w:tcPr>
-            <w:tcW w:type="dxa" w:w="1461"/>
-          </w:tcPr>
-          <w:p>
-            <w:pPr>
-              <w:jc w:val="right"/>
-              <w:bidi w:val="1"/>
-            </w:pPr>
-            <w:r>
-              <w:rPr>
-                <w:rFonts w:ascii="Arial" w:hAnsi="Arial" w:eastAsia="Arial"/>
-                <w:b w:val="0"/>
-                <w:sz w:val="18"/>
-              </w:rPr>
-              <w:t>שדרות בית הלל/כניסה לעיר</w:t>
-            </w:r>
-          </w:p>
-        </w:tc>
-        <w:tc>
-          <w:tcPr>
-            <w:tcW w:type="dxa" w:w="1461"/>
-          </w:tcPr>
-          <w:p>
-            <w:pPr>
-              <w:jc w:val="right"/>
-              <w:bidi w:val="1"/>
-            </w:pPr>
-            <w:r>
-              <w:rPr>
-                <w:rFonts w:ascii="Arial" w:hAnsi="Arial" w:eastAsia="Arial"/>
-                <w:b w:val="0"/>
-                <w:sz w:val="18"/>
-              </w:rPr>
-              <w:t>29</w:t>
-            </w:r>
-          </w:p>
-        </w:tc>
-        <w:tc>
-          <w:tcPr>
-            <w:tcW w:type="dxa" w:w="1461"/>
-          </w:tcPr>
-          <w:p>
-            <w:pPr>
-              <w:jc w:val="right"/>
-              <w:bidi w:val="1"/>
-            </w:pPr>
-            <w:r>
-              <w:rPr>
-                <w:rFonts w:ascii="Arial" w:hAnsi="Arial" w:eastAsia="Arial"/>
-                <w:b w:val="0"/>
-                <w:sz w:val="18"/>
-              </w:rPr>
-              <w:t>3,870</w:t>
-            </w:r>
-          </w:p>
-        </w:tc>
-        <w:tc>
-          <w:tcPr>
-            <w:tcW w:type="dxa" w:w="1461"/>
-          </w:tcPr>
-          <w:p>
-            <w:pPr>
-              <w:jc w:val="right"/>
-              <w:bidi w:val="1"/>
-            </w:pPr>
-            <w:r>
-              <w:rPr>
-                <w:rFonts w:ascii="Arial" w:hAnsi="Arial" w:eastAsia="Arial"/>
-                <w:b w:val="0"/>
-                <w:sz w:val="18"/>
-              </w:rPr>
-              <w:t>0.0629</w:t>
-            </w:r>
-          </w:p>
-        </w:tc>
-        <w:tc>
-          <w:tcPr>
-            <w:tcW w:type="dxa" w:w="1461"/>
-          </w:tcPr>
-          <w:p>
-            <w:pPr>
-              <w:jc w:val="right"/>
-              <w:bidi w:val="1"/>
-            </w:pPr>
-            <w:r>
-              <w:rPr>
-                <w:rFonts w:ascii="Arial" w:hAnsi="Arial" w:eastAsia="Arial"/>
-                <w:b w:val="0"/>
-                <w:sz w:val="18"/>
-              </w:rPr>
-              <w:t>לא</w:t>
-            </w:r>
-          </w:p>
-        </w:tc>
-      </w:tr>
-    </w:tbl>
-    <w:p>
-      <w:pPr>
-        <w:jc w:val="right"/>
-        <w:bidi w:val="1"/>
-      </w:pPr>
-      <w:r>
-        <w:rPr>
-          <w:rFonts w:ascii="Arial" w:hAnsi="Arial" w:eastAsia="Arial"/>
-          <w:b w:val="0"/>
-          <w:sz w:val="22"/>
-        </w:rPr>
-        <w:t>Betweenness שונה מאוד ממדדי תדירות. תחנות כמו ת.התרעננות/דור אלון מגל 6 ומחלף קמה לצפון אינן בעלות weighted degree גבוה במיוחד, אך הן מופיעות על הרבה מסלולים קצרים בין חלקים שונים של הרשת. אלו תחנות חשובות מבנית, גם אם הן אינן התחנות העמוסות ביותר.</w:t>
-      </w:r>
-    </w:p>
-    <w:p>
-      <w:pPr>
-        <w:pStyle w:val="Heading2"/>
-        <w:jc w:val="right"/>
-        <w:bidi w:val="1"/>
-      </w:pPr>
-      <w:r>
-        <w:t>6.6 מתאם בין מדדים</w:t>
-      </w:r>
-    </w:p>
-    <w:p>
-      <w:pPr>
-        <w:jc w:val="right"/>
-        <w:bidi w:val="1"/>
-      </w:pPr>
-      <w:r>
-        <w:rPr>
-          <w:rFonts w:ascii="Arial" w:hAnsi="Arial" w:eastAsia="Arial"/>
-          <w:b w:val="0"/>
-          <w:sz w:val="22"/>
-        </w:rPr>
-        <w:t>מדד Spearman בין המדדים המרכזיים:</w:t>
+        <w:t>5.4 עמידות: תקיפה מכוונת מול כשל אקראי</w:t>
       </w:r>
     </w:p>
     <w:tbl>
@@ -5359,7 +2009,7 @@
                 <w:b/>
                 <w:sz w:val="18"/>
               </w:rPr>
-              <w:t>זוג מדדים</w:t>
+              <w:t>אסטרטגיה</w:t>
             </w:r>
           </w:p>
         </w:tc>
@@ -5378,7 +2028,7 @@
                 <w:b/>
                 <w:sz w:val="18"/>
               </w:rPr>
-              <w:t>מתאם</w:t>
+              <w:t>AUC (שורדים)</w:t>
             </w:r>
           </w:p>
         </w:tc>
@@ -5399,7 +2049,7 @@
                 <w:b w:val="0"/>
                 <w:sz w:val="18"/>
               </w:rPr>
-              <w:t>weighted degree מול stop use count</w:t>
+              <w:t>דרגה</w:t>
             </w:r>
           </w:p>
         </w:tc>
@@ -5418,7 +2068,7 @@
                 <w:b w:val="0"/>
                 <w:sz w:val="18"/>
               </w:rPr>
-              <w:t>0.9943</w:t>
+              <w:t>0.766</w:t>
             </w:r>
           </w:p>
         </w:tc>
@@ -5439,7 +2089,7 @@
                 <w:b w:val="0"/>
                 <w:sz w:val="18"/>
               </w:rPr>
-              <w:t>weighted degree מול PageRank</w:t>
+              <w:t>betweenness</w:t>
             </w:r>
           </w:p>
         </w:tc>
@@ -5458,7 +2108,7 @@
                 <w:b w:val="0"/>
                 <w:sz w:val="18"/>
               </w:rPr>
-              <w:t>0.6085</w:t>
+              <w:t>0.815</w:t>
             </w:r>
           </w:p>
         </w:tc>
@@ -5479,7 +2129,7 @@
                 <w:b w:val="0"/>
                 <w:sz w:val="18"/>
               </w:rPr>
-              <w:t>degree מול approximate betweenness</w:t>
+              <w:t>נקודות חיתוך</w:t>
             </w:r>
           </w:p>
         </w:tc>
@@ -5498,7 +2148,7 @@
                 <w:b w:val="0"/>
                 <w:sz w:val="18"/>
               </w:rPr>
-              <w:t>0.5119</w:t>
+              <w:t>0.896</w:t>
             </w:r>
           </w:p>
         </w:tc>
@@ -5519,7 +2169,7 @@
                 <w:b w:val="0"/>
                 <w:sz w:val="18"/>
               </w:rPr>
-              <w:t>weighted degree מול approximate betweenness</w:t>
+              <w:t>PageRank</w:t>
             </w:r>
           </w:p>
         </w:tc>
@@ -5538,7 +2188,7 @@
                 <w:b w:val="0"/>
                 <w:sz w:val="18"/>
               </w:rPr>
-              <w:t>0.1822</w:t>
+              <w:t>0.922</w:t>
             </w:r>
           </w:p>
         </w:tc>
@@ -5559,7 +2209,7 @@
                 <w:b w:val="0"/>
                 <w:sz w:val="18"/>
               </w:rPr>
-              <w:t>stop use count מול approximate betweenness</w:t>
+              <w:t>דרגה משוקללת</w:t>
             </w:r>
           </w:p>
         </w:tc>
@@ -5578,7 +2228,47 @@
                 <w:b w:val="0"/>
                 <w:sz w:val="18"/>
               </w:rPr>
-              <w:t>0.1669</w:t>
+              <w:t>0.959</w:t>
+            </w:r>
+          </w:p>
+        </w:tc>
+      </w:tr>
+      <w:tr>
+        <w:tc>
+          <w:tcPr>
+            <w:tcW w:type="dxa" w:w="5112"/>
+          </w:tcPr>
+          <w:p>
+            <w:pPr>
+              <w:jc w:val="right"/>
+              <w:bidi w:val="1"/>
+            </w:pPr>
+            <w:r>
+              <w:rPr>
+                <w:rFonts w:ascii="Arial" w:hAnsi="Arial" w:eastAsia="Arial"/>
+                <w:b w:val="0"/>
+                <w:sz w:val="18"/>
+              </w:rPr>
+              <w:t>**אקראי (בסיס)**</w:t>
+            </w:r>
+          </w:p>
+        </w:tc>
+        <w:tc>
+          <w:tcPr>
+            <w:tcW w:type="dxa" w:w="5112"/>
+          </w:tcPr>
+          <w:p>
+            <w:pPr>
+              <w:jc w:val="right"/>
+              <w:bidi w:val="1"/>
+            </w:pPr>
+            <w:r>
+              <w:rPr>
+                <w:rFonts w:ascii="Arial" w:hAnsi="Arial" w:eastAsia="Arial"/>
+                <w:b w:val="0"/>
+                <w:sz w:val="18"/>
+              </w:rPr>
+              <w:t>**0.976**</w:t>
             </w:r>
           </w:p>
         </w:tc>
@@ -5595,17 +2285,7 @@
           <w:b w:val="0"/>
           <w:sz w:val="22"/>
         </w:rPr>
-        <w:t>המתאם הגבוה בין weighted degree לבין מספר הופעות התחנה בלוחות הזמנים צפוי, משום ששניהם מודדים היקף שירות. לעומת זאת, המתאם הנמוך בין weighted degree לבין betweenness מראה שתחנות עמוסות אינן בהכרח תחנות גישור מבניות. זהו אחד הממצאים החשובים של הפרויקט: קריטיות תפעולית וקריטיות מבנית הן מושגים שונים.</w:t>
-      </w:r>
-    </w:p>
-    <w:p>
-      <w:pPr>
-        <w:pStyle w:val="Heading2"/>
-        <w:jc w:val="right"/>
-        <w:bidi w:val="1"/>
-      </w:pPr>
-      <w:r>
-        <w:t>6.7 קהילות ברשת</w:t>
+        <w:t>ערך נמוך = נזק רב יותר. תקיפה לפי דרגה היא ההרסנית ביותר, והסרה אקראית פוגעת פחות מכל אסטרטגיה ממוקדת — התנהגות אופיינית לרשתות עם התפלגות דרגות רחבה.</w:t>
       </w:r>
     </w:p>
     <w:p>
@@ -5619,7 +2299,201 @@
           <w:b w:val="0"/>
           <w:sz w:val="22"/>
         </w:rPr>
-        <w:t>אלגוריתם Louvain מצא 91 קהילות. הקהילה הגדולה ביותר כוללת 1,260 תחנות, והקהילות הגדולות הבאות כוללות 966, 895, 878 ו-799 תחנות. דוגמאות לקהילות מובילות:</w:t>
+        <w:t>עם זאת, בקנה מידה ארצי הנזק המוחלט צנוע: לאחר הסרת 50 תחנות לפי נקודות חיתוך, הרכיב הגדול עדיין מכיל 98.76% מהצמתים ששרדו. הרשת גדולה ומיותרת דיה כדי לספוג פגיעות מקומיות.</w:t>
+      </w:r>
+    </w:p>
+    <w:p>
+      <w:pPr>
+        <w:pStyle w:val="Heading2"/>
+        <w:jc w:val="right"/>
+        <w:bidi w:val="1"/>
+      </w:pPr>
+      <w:r>
+        <w:t>5.5 קהילות והשוואה אזורית</w:t>
+      </w:r>
+    </w:p>
+    <w:p>
+      <w:pPr>
+        <w:jc w:val="right"/>
+        <w:bidi w:val="1"/>
+      </w:pPr>
+      <w:r>
+        <w:rPr>
+          <w:rFonts w:ascii="Arial" w:hAnsi="Arial" w:eastAsia="Arial"/>
+          <w:b w:val="0"/>
+          <w:sz w:val="22"/>
+        </w:rPr>
+        <w:t xml:space="preserve">אלגוריתם Louvain (זרע קבוע, `seed=42`) מצא </w:t>
+      </w:r>
+      <w:r>
+        <w:rPr>
+          <w:rFonts w:ascii="Arial" w:hAnsi="Arial" w:eastAsia="Arial"/>
+          <w:b/>
+          <w:sz w:val="22"/>
+        </w:rPr>
+        <w:t>73 קהילות</w:t>
+      </w:r>
+      <w:r>
+        <w:rPr>
+          <w:rFonts w:ascii="Arial" w:hAnsi="Arial" w:eastAsia="Arial"/>
+          <w:b w:val="0"/>
+          <w:sz w:val="22"/>
+        </w:rPr>
+        <w:t>. הקהילה הגדולה מונה 1,334 תחנות ומזוהה עם מטרופולין באר שבע. הקהילות תואמות היטב חלוקה גיאוגרפית — 99.85% מתחנות הקהילה הגדולה שייכות למחוז אחד.</w:t>
+      </w:r>
+    </w:p>
+    <w:p>
+      <w:pPr>
+        <w:jc w:val="right"/>
+        <w:bidi w:val="1"/>
+      </w:pPr>
+      <w:r>
+        <w:rPr>
+          <w:rFonts w:ascii="Arial" w:hAnsi="Arial" w:eastAsia="Arial"/>
+          <w:b w:val="0"/>
+          <w:sz w:val="22"/>
+        </w:rPr>
+        <w:t xml:space="preserve">&gt; </w:t>
+      </w:r>
+      <w:r>
+        <w:rPr>
+          <w:rFonts w:ascii="Arial" w:hAnsi="Arial" w:eastAsia="Arial"/>
+          <w:b/>
+          <w:sz w:val="22"/>
+        </w:rPr>
+        <w:t>הערה על שחזור:</w:t>
+      </w:r>
+      <w:r>
+        <w:rPr>
+          <w:rFonts w:ascii="Arial" w:hAnsi="Arial" w:eastAsia="Arial"/>
+          <w:b w:val="0"/>
+          <w:sz w:val="22"/>
+        </w:rPr>
+        <w:t xml:space="preserve"> דוחות קודמים בפרויקט ציינו 91 קהילות. Louvain הוא אלגוריתם סטוכסטי והתוצאה תלויה בזרע ובפרמטר הרזולוציה. הערך המדווח כאן, 73, מתקבל מהרצה עם זרע קבוע וניתן לשחזור מלא.</w:t>
+      </w:r>
+    </w:p>
+    <w:p>
+      <w:pPr>
+        <w:jc w:val="right"/>
+        <w:bidi w:val="1"/>
+      </w:pPr>
+      <w:r>
+        <w:rPr>
+          <w:rFonts w:ascii="Arial" w:hAnsi="Arial" w:eastAsia="Arial"/>
+          <w:b w:val="0"/>
+          <w:sz w:val="22"/>
+        </w:rPr>
+        <w:t>בהשוואה אזורית (`07_regional_comparison/figures/regional_vulnerability_comparison.png`), ירושלים בולטת כאזור הפגיע ביותר: 60.1 גשרים לכל 1,000 תחנות, לעומת כ-27 בצפון ובמרכז, ושיעור נקודות חיתוך של 5.64% — הגבוה בארץ. הטופוגרפיה ההררית מייצרת רשת עם פחות מסלולים חלופיים.</w:t>
+      </w:r>
+    </w:p>
+    <w:p>
+      <w:pPr>
+        <w:pStyle w:val="Heading2"/>
+        <w:jc w:val="right"/>
+        <w:bidi w:val="1"/>
+      </w:pPr>
+      <w:r>
+        <w:t>5.6 שוויוניות חברתית-כלכלית</w:t>
+      </w:r>
+    </w:p>
+    <w:p>
+      <w:pPr>
+        <w:jc w:val="right"/>
+        <w:bidi w:val="1"/>
+      </w:pPr>
+      <w:r>
+        <w:rPr>
+          <w:rFonts w:ascii="Arial" w:hAnsi="Arial" w:eastAsia="Arial"/>
+          <w:b w:val="0"/>
+          <w:sz w:val="22"/>
+        </w:rPr>
+        <w:t xml:space="preserve">שילבנו את אשכולות הלמ"ס 2021 ובחנו את הקשר בין דירוג חברתי-כלכלי לרמת השירות לנפש. ברמה הארצית התקבל מתאם שלילי מובהק: ρ = ‎−0.151‎ (n = 2,643, p &lt; 10⁻¹⁴) — כלומר שכונות חלשות מקבלות </w:t>
+      </w:r>
+      <w:r>
+        <w:rPr>
+          <w:rFonts w:ascii="Arial" w:hAnsi="Arial" w:eastAsia="Arial"/>
+          <w:b/>
+          <w:sz w:val="22"/>
+        </w:rPr>
+        <w:t>יותר</w:t>
+      </w:r>
+      <w:r>
+        <w:rPr>
+          <w:rFonts w:ascii="Arial" w:hAnsi="Arial" w:eastAsia="Arial"/>
+          <w:b w:val="0"/>
+          <w:sz w:val="22"/>
+        </w:rPr>
+        <w:t xml:space="preserve"> שירות לנפש.</w:t>
+      </w:r>
+    </w:p>
+    <w:p>
+      <w:pPr>
+        <w:jc w:val="right"/>
+        <w:bidi w:val="1"/>
+      </w:pPr>
+      <w:r>
+        <w:rPr>
+          <w:rFonts w:ascii="Arial" w:hAnsi="Arial" w:eastAsia="Arial"/>
+          <w:b w:val="0"/>
+          <w:sz w:val="22"/>
+        </w:rPr>
+        <w:t xml:space="preserve">אולם פילוח לפי קהילות חושף </w:t>
+      </w:r>
+      <w:r>
+        <w:rPr>
+          <w:rFonts w:ascii="Arial" w:hAnsi="Arial" w:eastAsia="Arial"/>
+          <w:b/>
+          <w:sz w:val="22"/>
+        </w:rPr>
+        <w:t>פרדוקס סימפסון</w:t>
+      </w:r>
+      <w:r>
+        <w:rPr>
+          <w:rFonts w:ascii="Arial" w:hAnsi="Arial" w:eastAsia="Arial"/>
+          <w:b w:val="0"/>
+          <w:sz w:val="22"/>
+        </w:rPr>
+        <w:t xml:space="preserve">: בתוך ערים בודדות הקשר מתהפך או נעלם. מתוך 57 קהילות שנבדקו, 8 בלבד נותרו מובהקות לאחר תיקון Benjamini–Hochberg לריבוי השוואות. הממצא הארצי משקף אפוא בעיקר הבדלים </w:t>
+      </w:r>
+      <w:r>
+        <w:rPr>
+          <w:rFonts w:ascii="Arial" w:hAnsi="Arial" w:eastAsia="Arial"/>
+          <w:b/>
+          <w:sz w:val="22"/>
+        </w:rPr>
+        <w:t>בין</w:t>
+      </w:r>
+      <w:r>
+        <w:rPr>
+          <w:rFonts w:ascii="Arial" w:hAnsi="Arial" w:eastAsia="Arial"/>
+          <w:b w:val="0"/>
+          <w:sz w:val="22"/>
+        </w:rPr>
+        <w:t xml:space="preserve"> ערים ולא בתוכן (`08_socioeconomic_equity/figures/socioeconomic_simpson_paradox.png`).</w:t>
+      </w:r>
+    </w:p>
+    <w:p>
+      <w:pPr>
+        <w:pStyle w:val="Heading2"/>
+        <w:jc w:val="right"/>
+        <w:bidi w:val="1"/>
+      </w:pPr>
+      <w:r>
+        <w:t>5.7 ניתוח לפי אופני תחבורה</w:t>
+      </w:r>
+    </w:p>
+    <w:p>
+      <w:pPr>
+        <w:jc w:val="right"/>
+        <w:bidi w:val="1"/>
+      </w:pPr>
+      <w:r>
+        <w:rPr>
+          <w:rFonts w:ascii="Arial" w:hAnsi="Arial" w:eastAsia="Arial"/>
+          <w:b w:val="0"/>
+          <w:sz w:val="22"/>
+        </w:rPr>
+        <w:t>פירקנו את הרשת לשישה אופני תחבורה נפרדים:</w:t>
       </w:r>
     </w:p>
     <w:tbl>
@@ -5651,7 +2525,7 @@
                 <w:b/>
                 <w:sz w:val="18"/>
               </w:rPr>
-              <w:t>community_id</w:t>
+              <w:t>אופן</w:t>
             </w:r>
           </w:p>
         </w:tc>
@@ -5670,7 +2544,7 @@
                 <w:b/>
                 <w:sz w:val="18"/>
               </w:rPr>
-              <w:t>מספר תחנות</w:t>
+              <w:t>תחנות</w:t>
             </w:r>
           </w:p>
         </w:tc>
@@ -5689,7 +2563,7 @@
                 <w:b/>
                 <w:sz w:val="18"/>
               </w:rPr>
-              <w:t>קשתות פנימיות</w:t>
+              <w:t>קשתות</w:t>
             </w:r>
           </w:p>
         </w:tc>
@@ -5708,7 +2582,7 @@
                 <w:b/>
                 <w:sz w:val="18"/>
               </w:rPr>
-              <w:t>תחנה מובילה בקהילה</w:t>
+              <w:t>נק' חיתוך</w:t>
             </w:r>
           </w:p>
         </w:tc>
@@ -5727,7 +2601,7 @@
                 <w:b/>
                 <w:sz w:val="18"/>
               </w:rPr>
-              <w:t>weighted degree</w:t>
+              <w:t>רכיב גדול</w:t>
             </w:r>
           </w:p>
         </w:tc>
@@ -5748,7 +2622,7 @@
                 <w:b w:val="0"/>
                 <w:sz w:val="18"/>
               </w:rPr>
-              <w:t>1</w:t>
+              <w:t>אוטובוס</w:t>
             </w:r>
           </w:p>
         </w:tc>
@@ -5767,7 +2641,7 @@
                 <w:b w:val="0"/>
                 <w:sz w:val="18"/>
               </w:rPr>
-              <w:t>1,260</w:t>
+              <w:t>30,170</w:t>
             </w:r>
           </w:p>
         </w:tc>
@@ -5786,7 +2660,7 @@
                 <w:b w:val="0"/>
                 <w:sz w:val="18"/>
               </w:rPr>
-              <w:t>1,855</w:t>
+              <w:t>51,503</w:t>
             </w:r>
           </w:p>
         </w:tc>
@@ -5805,7 +2679,7 @@
                 <w:b w:val="0"/>
                 <w:sz w:val="18"/>
               </w:rPr>
-              <w:t>דואר/יצחק רגר</w:t>
+              <w:t>754</w:t>
             </w:r>
           </w:p>
         </w:tc>
@@ -5824,7 +2698,7 @@
                 <w:b w:val="0"/>
                 <w:sz w:val="18"/>
               </w:rPr>
-              <w:t>7,330</w:t>
+              <w:t>99.99%</w:t>
             </w:r>
           </w:p>
         </w:tc>
@@ -5845,7 +2719,7 @@
                 <w:b w:val="0"/>
                 <w:sz w:val="18"/>
               </w:rPr>
-              <w:t>2</w:t>
+              <w:t>רכבת</w:t>
             </w:r>
           </w:p>
         </w:tc>
@@ -5864,7 +2738,7 @@
                 <w:b w:val="0"/>
                 <w:sz w:val="18"/>
               </w:rPr>
-              <w:t>966</w:t>
+              <w:t>67</w:t>
             </w:r>
           </w:p>
         </w:tc>
@@ -5883,7 +2757,7 @@
                 <w:b w:val="0"/>
                 <w:sz w:val="18"/>
               </w:rPr>
-              <w:t>1,613</w:t>
+              <w:t>99</w:t>
             </w:r>
           </w:p>
         </w:tc>
@@ -5902,7 +2776,7 @@
                 <w:b w:val="0"/>
                 <w:sz w:val="18"/>
               </w:rPr>
-              <w:t>הרצל/עולי הגרדום</w:t>
+              <w:t>14</w:t>
             </w:r>
           </w:p>
         </w:tc>
@@ -5921,7 +2795,7 @@
                 <w:b w:val="0"/>
                 <w:sz w:val="18"/>
               </w:rPr>
-              <w:t>7,988</w:t>
+              <w:t>100%</w:t>
             </w:r>
           </w:p>
         </w:tc>
@@ -5942,7 +2816,7 @@
                 <w:b w:val="0"/>
                 <w:sz w:val="18"/>
               </w:rPr>
-              <w:t>3</w:t>
+              <w:t>רכבת קלה</w:t>
             </w:r>
           </w:p>
         </w:tc>
@@ -5961,7 +2835,7 @@
                 <w:b w:val="0"/>
                 <w:sz w:val="18"/>
               </w:rPr>
-              <w:t>895</w:t>
+              <w:t>138</w:t>
             </w:r>
           </w:p>
         </w:tc>
@@ -5980,7 +2854,7 @@
                 <w:b w:val="0"/>
                 <w:sz w:val="18"/>
               </w:rPr>
-              <w:t>1,434</w:t>
+              <w:t>134</w:t>
             </w:r>
           </w:p>
         </w:tc>
@@ -5999,7 +2873,7 @@
                 <w:b w:val="0"/>
                 <w:sz w:val="18"/>
               </w:rPr>
-              <w:t>נשיאי ישראל/בית הכרם</w:t>
+              <w:t>**128**</w:t>
             </w:r>
           </w:p>
         </w:tc>
@@ -6018,7 +2892,7 @@
                 <w:b w:val="0"/>
                 <w:sz w:val="18"/>
               </w:rPr>
-              <w:t>4,466</w:t>
+              <w:t>**25.4%**</w:t>
             </w:r>
           </w:p>
         </w:tc>
@@ -6039,7 +2913,7 @@
                 <w:b w:val="0"/>
                 <w:sz w:val="18"/>
               </w:rPr>
-              <w:t>4</w:t>
+              <w:t>רכבל</w:t>
             </w:r>
           </w:p>
         </w:tc>
@@ -6058,7 +2932,7 @@
                 <w:b w:val="0"/>
                 <w:sz w:val="18"/>
               </w:rPr>
-              <w:t>878</w:t>
+              <w:t>9</w:t>
             </w:r>
           </w:p>
         </w:tc>
@@ -6077,7 +2951,7 @@
                 <w:b w:val="0"/>
                 <w:sz w:val="18"/>
               </w:rPr>
-              <w:t>1,362</w:t>
+              <w:t>7</w:t>
             </w:r>
           </w:p>
         </w:tc>
@@ -6096,7 +2970,7 @@
                 <w:b w:val="0"/>
                 <w:sz w:val="18"/>
               </w:rPr>
-              <w:t>ת. מרכזית ק''ש/הורדה</w:t>
+              <w:t>5</w:t>
             </w:r>
           </w:p>
         </w:tc>
@@ -6115,104 +2989,7 @@
                 <w:b w:val="0"/>
                 <w:sz w:val="18"/>
               </w:rPr>
-              <w:t>2,460</w:t>
-            </w:r>
-          </w:p>
-        </w:tc>
-      </w:tr>
-      <w:tr>
-        <w:tc>
-          <w:tcPr>
-            <w:tcW w:type="dxa" w:w="2045"/>
-          </w:tcPr>
-          <w:p>
-            <w:pPr>
-              <w:jc w:val="right"/>
-              <w:bidi w:val="1"/>
-            </w:pPr>
-            <w:r>
-              <w:rPr>
-                <w:rFonts w:ascii="Arial" w:hAnsi="Arial" w:eastAsia="Arial"/>
-                <w:b w:val="0"/>
-                <w:sz w:val="18"/>
-              </w:rPr>
-              <w:t>8</w:t>
-            </w:r>
-          </w:p>
-        </w:tc>
-        <w:tc>
-          <w:tcPr>
-            <w:tcW w:type="dxa" w:w="2045"/>
-          </w:tcPr>
-          <w:p>
-            <w:pPr>
-              <w:jc w:val="right"/>
-              <w:bidi w:val="1"/>
-            </w:pPr>
-            <w:r>
-              <w:rPr>
-                <w:rFonts w:ascii="Arial" w:hAnsi="Arial" w:eastAsia="Arial"/>
-                <w:b w:val="0"/>
-                <w:sz w:val="18"/>
-              </w:rPr>
-              <w:t>738</w:t>
-            </w:r>
-          </w:p>
-        </w:tc>
-        <w:tc>
-          <w:tcPr>
-            <w:tcW w:type="dxa" w:w="2045"/>
-          </w:tcPr>
-          <w:p>
-            <w:pPr>
-              <w:jc w:val="right"/>
-              <w:bidi w:val="1"/>
-            </w:pPr>
-            <w:r>
-              <w:rPr>
-                <w:rFonts w:ascii="Arial" w:hAnsi="Arial" w:eastAsia="Arial"/>
-                <w:b w:val="0"/>
-                <w:sz w:val="18"/>
-              </w:rPr>
-              <w:t>1,429</w:t>
-            </w:r>
-          </w:p>
-        </w:tc>
-        <w:tc>
-          <w:tcPr>
-            <w:tcW w:type="dxa" w:w="2045"/>
-          </w:tcPr>
-          <w:p>
-            <w:pPr>
-              <w:jc w:val="right"/>
-              <w:bidi w:val="1"/>
-            </w:pPr>
-            <w:r>
-              <w:rPr>
-                <w:rFonts w:ascii="Arial" w:hAnsi="Arial" w:eastAsia="Arial"/>
-                <w:b w:val="0"/>
-                <w:sz w:val="18"/>
-              </w:rPr>
-              <w:t>גשר המיתרים/שד' הרצל</w:t>
-            </w:r>
-          </w:p>
-        </w:tc>
-        <w:tc>
-          <w:tcPr>
-            <w:tcW w:type="dxa" w:w="2045"/>
-          </w:tcPr>
-          <w:p>
-            <w:pPr>
-              <w:jc w:val="right"/>
-              <w:bidi w:val="1"/>
-            </w:pPr>
-            <w:r>
-              <w:rPr>
-                <w:rFonts w:ascii="Arial" w:hAnsi="Arial" w:eastAsia="Arial"/>
-                <w:b w:val="0"/>
-                <w:sz w:val="18"/>
-              </w:rPr>
-              <w:t>18,976</w:t>
+              <w:t>66.7%</w:t>
             </w:r>
           </w:p>
         </w:tc>
@@ -6229,69 +3006,23 @@
           <w:b w:val="0"/>
           <w:sz w:val="22"/>
         </w:rPr>
-        <w:t>הקהילות אינן רק חלוקה גיאוגרפית פשוטה; הן משקפות גם מסדרונות שירות ואופן שבו קווים מקשרים בין אזורים. בקהילה 8, למשל, גשר המיתרים הוא תחנה מובילה במיוחד, דבר שמתאים לתפקידה כשער תחבורתי משמעותי בירושלים.</w:t>
+        <w:t xml:space="preserve">הממצא החד ביותר: ברכבת הקלה </w:t>
       </w:r>
-    </w:p>
-    <w:p>
-      <w:pPr>
-        <w:jc w:val="center"/>
-      </w:pPr>
-      <w:r>
-        <w:drawing>
-          <wp:inline xmlns:a="http://schemas.openxmlformats.org/drawingml/2006/main" xmlns:pic="http://schemas.openxmlformats.org/drawingml/2006/picture">
-            <wp:extent cx="5303520" cy="3314700"/>
-            <wp:docPr id="3" name="Picture 3"/>
-            <wp:cNvGraphicFramePr>
-              <a:graphicFrameLocks noChangeAspect="1"/>
-            </wp:cNvGraphicFramePr>
-            <a:graphic>
-              <a:graphicData uri="http://schemas.openxmlformats.org/drawingml/2006/picture">
-                <pic:pic>
-                  <pic:nvPicPr>
-                    <pic:cNvPr id="0" name="top_communities.png"/>
-                    <pic:cNvPicPr/>
-                  </pic:nvPicPr>
-                  <pic:blipFill>
-                    <a:blip r:embed="rId11"/>
-                    <a:stretch>
-                      <a:fillRect/>
-                    </a:stretch>
-                  </pic:blipFill>
-                  <pic:spPr>
-                    <a:xfrm>
-                      <a:off x="0" y="0"/>
-                      <a:ext cx="5303520" cy="3314700"/>
-                    </a:xfrm>
-                    <a:prstGeom prst="rect"/>
-                  </pic:spPr>
-                </pic:pic>
-              </a:graphicData>
-            </a:graphic>
-          </wp:inline>
-        </w:drawing>
-      </w:r>
-    </w:p>
-    <w:p>
-      <w:pPr>
-        <w:jc w:val="center"/>
-      </w:pPr>
       <w:r>
         <w:rPr>
           <w:rFonts w:ascii="Arial" w:hAnsi="Arial" w:eastAsia="Arial"/>
-          <w:i/>
-          <w:sz w:val="18"/>
+          <w:b/>
+          <w:sz w:val="22"/>
         </w:rPr>
-        <w:t>קהילות Louvain הגדולות ביותר</w:t>
+        <w:t>92.75% מהתחנות הן נקודות חיתוך, ו-100% מהקשתות הן גשרים</w:t>
       </w:r>
-    </w:p>
-    <w:p>
-      <w:pPr>
-        <w:pStyle w:val="Heading2"/>
-        <w:jc w:val="right"/>
-        <w:bidi w:val="1"/>
-      </w:pPr>
       <w:r>
-        <w:t>6.8 עמידות הרשת</w:t>
+        <w:rPr>
+          <w:rFonts w:ascii="Arial" w:hAnsi="Arial" w:eastAsia="Arial"/>
+          <w:b w:val="0"/>
+          <w:sz w:val="22"/>
+        </w:rPr>
+        <w:t>. זוהי טופולוגיה של מסלולים ועצים — כל קשת היא נקודת כשל יחידה, ואין ולו מעגל אחד ברשת. עצימות השירות שם גבוהה במיוחד: 509.7 עצירות לתחנה, ולרכבל 1,203.3 — לעומת ממוצע נמוך בהרבה באוטובוס.</w:t>
       </w:r>
     </w:p>
     <w:p>
@@ -6305,7 +3036,906 @@
           <w:b w:val="0"/>
           <w:sz w:val="22"/>
         </w:rPr>
-        <w:t>לאחר הסרת 500 תחנות:</w:t>
+        <w:t>הניתוח הארצי, שבו האוטובוס מהווה 97% מהנסיעות, מסתיר לחלוטין את השבריריות הזו.</w:t>
+      </w:r>
+    </w:p>
+    <w:p>
+      <w:pPr>
+        <w:pStyle w:val="Heading2"/>
+        <w:jc w:val="right"/>
+        <w:bidi w:val="1"/>
+      </w:pPr>
+      <w:r>
+        <w:t>5.8 זמן נסיעה מול מספר קפיצות</w:t>
+      </w:r>
+    </w:p>
+    <w:p>
+      <w:pPr>
+        <w:jc w:val="right"/>
+        <w:bidi w:val="1"/>
+      </w:pPr>
+      <w:r>
+        <w:rPr>
+          <w:rFonts w:ascii="Arial" w:hAnsi="Arial" w:eastAsia="Arial"/>
+          <w:b w:val="0"/>
+          <w:sz w:val="22"/>
+        </w:rPr>
+        <w:t xml:space="preserve">עד כאן, כמו ברוב הניתוחים בספרות, "מרחק" נמדד במספר קפיצות. בנינו גרף משוקלל </w:t>
+      </w:r>
+      <w:r>
+        <w:rPr>
+          <w:rFonts w:ascii="Arial" w:hAnsi="Arial" w:eastAsia="Arial"/>
+          <w:b/>
+          <w:sz w:val="22"/>
+        </w:rPr>
+        <w:t>בזמן נסיעה</w:t>
+      </w:r>
+      <w:r>
+        <w:rPr>
+          <w:rFonts w:ascii="Arial" w:hAnsi="Arial" w:eastAsia="Arial"/>
+          <w:b w:val="0"/>
+          <w:sz w:val="22"/>
+        </w:rPr>
+        <w:t xml:space="preserve"> מתוך שדות ה-`arrival_time`, על בסיס 15,196,995 תצפיות תקפות (זמן חציוני למקטע: 66 שניות).</w:t>
+      </w:r>
+    </w:p>
+    <w:p>
+      <w:pPr>
+        <w:jc w:val="right"/>
+        <w:bidi w:val="1"/>
+      </w:pPr>
+      <w:r>
+        <w:rPr>
+          <w:rFonts w:ascii="Arial" w:hAnsi="Arial" w:eastAsia="Arial"/>
+          <w:b w:val="0"/>
+          <w:sz w:val="22"/>
+        </w:rPr>
+        <w:t>התוצאה מפתיעה בעוצמתה:</w:t>
+      </w:r>
+    </w:p>
+    <w:p>
+      <w:pPr>
+        <w:jc w:val="right"/>
+        <w:bidi w:val="1"/>
+      </w:pPr>
+      <w:r>
+        <w:rPr>
+          <w:rFonts w:ascii="Arial" w:hAnsi="Arial" w:eastAsia="Arial"/>
+          <w:b w:val="0"/>
+          <w:sz w:val="22"/>
+        </w:rPr>
+        <w:t>- מסלולים לפי קפיצות ומסלולים לפי זמן זהים ב-</w:t>
+      </w:r>
+      <w:r>
+        <w:rPr>
+          <w:rFonts w:ascii="Arial" w:hAnsi="Arial" w:eastAsia="Arial"/>
+          <w:b/>
+          <w:sz w:val="22"/>
+        </w:rPr>
+        <w:t>0.33% מהמקרים בלבד</w:t>
+      </w:r>
+      <w:r>
+        <w:rPr>
+          <w:rFonts w:ascii="Arial" w:hAnsi="Arial" w:eastAsia="Arial"/>
+          <w:b w:val="0"/>
+          <w:sz w:val="22"/>
+        </w:rPr>
+        <w:t>.</w:t>
+      </w:r>
+    </w:p>
+    <w:p>
+      <w:pPr>
+        <w:jc w:val="right"/>
+        <w:bidi w:val="1"/>
+      </w:pPr>
+      <w:r>
+        <w:rPr>
+          <w:rFonts w:ascii="Arial" w:hAnsi="Arial" w:eastAsia="Arial"/>
+          <w:b w:val="0"/>
+          <w:sz w:val="22"/>
+        </w:rPr>
+        <w:t xml:space="preserve">- ניתוב לפי קפיצות עולה בחציון </w:t>
+      </w:r>
+      <w:r>
+        <w:rPr>
+          <w:rFonts w:ascii="Arial" w:hAnsi="Arial" w:eastAsia="Arial"/>
+          <w:b/>
+          <w:sz w:val="22"/>
+        </w:rPr>
+        <w:t>2,443 שניות</w:t>
+      </w:r>
+      <w:r>
+        <w:rPr>
+          <w:rFonts w:ascii="Arial" w:hAnsi="Arial" w:eastAsia="Arial"/>
+          <w:b w:val="0"/>
+          <w:sz w:val="22"/>
+        </w:rPr>
+        <w:t xml:space="preserve"> — כ-41 דקות — לנסיעה.</w:t>
+      </w:r>
+    </w:p>
+    <w:p>
+      <w:pPr>
+        <w:jc w:val="right"/>
+        <w:bidi w:val="1"/>
+      </w:pPr>
+      <w:r>
+        <w:rPr>
+          <w:rFonts w:ascii="Arial" w:hAnsi="Arial" w:eastAsia="Arial"/>
+          <w:b w:val="0"/>
+          <w:sz w:val="22"/>
+        </w:rPr>
+        <w:t xml:space="preserve">- מתאם betweenness בין שתי המטריקות: </w:t>
+      </w:r>
+      <w:r>
+        <w:rPr>
+          <w:rFonts w:ascii="Arial" w:hAnsi="Arial" w:eastAsia="Arial"/>
+          <w:b/>
+          <w:sz w:val="22"/>
+        </w:rPr>
+        <w:t>0.61</w:t>
+      </w:r>
+      <w:r>
+        <w:rPr>
+          <w:rFonts w:ascii="Arial" w:hAnsi="Arial" w:eastAsia="Arial"/>
+          <w:b w:val="0"/>
+          <w:sz w:val="22"/>
+        </w:rPr>
+        <w:t>, לעומת רצפת רעש של 0.96.</w:t>
+      </w:r>
+    </w:p>
+    <w:p>
+      <w:pPr>
+        <w:jc w:val="right"/>
+        <w:bidi w:val="1"/>
+      </w:pPr>
+      <w:r>
+        <w:rPr>
+          <w:rFonts w:ascii="Arial" w:hAnsi="Arial" w:eastAsia="Arial"/>
+          <w:b w:val="0"/>
+          <w:sz w:val="22"/>
+        </w:rPr>
+        <w:t xml:space="preserve">מכיוון שהפער גדול בהרבה מרצפת הרעש, מדובר באות אמיתי. </w:t>
+      </w:r>
+      <w:r>
+        <w:rPr>
+          <w:rFonts w:ascii="Arial" w:hAnsi="Arial" w:eastAsia="Arial"/>
+          <w:b/>
+          <w:sz w:val="22"/>
+        </w:rPr>
+        <w:t>לכן יש לסייג את כל תוצאות ה-betweenness שהוצגו קודם</w:t>
+      </w:r>
+      <w:r>
+        <w:rPr>
+          <w:rFonts w:ascii="Arial" w:hAnsi="Arial" w:eastAsia="Arial"/>
+          <w:b w:val="0"/>
+          <w:sz w:val="22"/>
+        </w:rPr>
+        <w:t>: הן משקפות מבנה טופולוגי, לא זמן נסיעה בפועל.</w:t>
+      </w:r>
+    </w:p>
+    <w:p>
+      <w:pPr>
+        <w:pStyle w:val="Heading2"/>
+        <w:jc w:val="right"/>
+        <w:bidi w:val="1"/>
+      </w:pPr>
+      <w:r>
+        <w:t>5.9 ניתוח דינמי לפי שעות (כיוון המשך 1)</w:t>
+      </w:r>
+    </w:p>
+    <w:p>
+      <w:pPr>
+        <w:jc w:val="right"/>
+        <w:bidi w:val="1"/>
+      </w:pPr>
+      <w:r>
+        <w:rPr>
+          <w:rFonts w:ascii="Arial" w:hAnsi="Arial" w:eastAsia="Arial"/>
+          <w:b w:val="0"/>
+          <w:sz w:val="22"/>
+        </w:rPr>
+        <w:t>בנינו חמישה גרפים לפי חלונות זמן, במעבר זרימה יחיד:</w:t>
+      </w:r>
+    </w:p>
+    <w:tbl>
+      <w:tblPr>
+        <w:tblStyle w:val="TableGrid"/>
+        <w:tblW w:type="auto" w:w="0"/>
+        <w:tblLook w:firstColumn="1" w:firstRow="1" w:lastColumn="0" w:lastRow="0" w:noHBand="0" w:noVBand="1" w:val="04A0"/>
+      </w:tblPr>
+      <w:tblGrid>
+        <w:gridCol w:w="2556"/>
+        <w:gridCol w:w="2556"/>
+        <w:gridCol w:w="2556"/>
+        <w:gridCol w:w="2556"/>
+      </w:tblGrid>
+      <w:tr>
+        <w:tc>
+          <w:tcPr>
+            <w:tcW w:type="dxa" w:w="2556"/>
+          </w:tcPr>
+          <w:p>
+            <w:pPr>
+              <w:jc w:val="right"/>
+              <w:bidi w:val="1"/>
+            </w:pPr>
+            <w:r>
+              <w:rPr>
+                <w:rFonts w:ascii="Arial" w:hAnsi="Arial" w:eastAsia="Arial"/>
+                <w:b/>
+                <w:sz w:val="18"/>
+              </w:rPr>
+              <w:t>חלון</w:t>
+            </w:r>
+          </w:p>
+        </w:tc>
+        <w:tc>
+          <w:tcPr>
+            <w:tcW w:type="dxa" w:w="2556"/>
+          </w:tcPr>
+          <w:p>
+            <w:pPr>
+              <w:jc w:val="right"/>
+              <w:bidi w:val="1"/>
+            </w:pPr>
+            <w:r>
+              <w:rPr>
+                <w:rFonts w:ascii="Arial" w:hAnsi="Arial" w:eastAsia="Arial"/>
+                <w:b/>
+                <w:sz w:val="18"/>
+              </w:rPr>
+              <w:t>נסיעות</w:t>
+            </w:r>
+          </w:p>
+        </w:tc>
+        <w:tc>
+          <w:tcPr>
+            <w:tcW w:type="dxa" w:w="2556"/>
+          </w:tcPr>
+          <w:p>
+            <w:pPr>
+              <w:jc w:val="right"/>
+              <w:bidi w:val="1"/>
+            </w:pPr>
+            <w:r>
+              <w:rPr>
+                <w:rFonts w:ascii="Arial" w:hAnsi="Arial" w:eastAsia="Arial"/>
+                <w:b/>
+                <w:sz w:val="18"/>
+              </w:rPr>
+              <w:t>תחנות</w:t>
+            </w:r>
+          </w:p>
+        </w:tc>
+        <w:tc>
+          <w:tcPr>
+            <w:tcW w:type="dxa" w:w="2556"/>
+          </w:tcPr>
+          <w:p>
+            <w:pPr>
+              <w:jc w:val="right"/>
+              <w:bidi w:val="1"/>
+            </w:pPr>
+            <w:r>
+              <w:rPr>
+                <w:rFonts w:ascii="Arial" w:hAnsi="Arial" w:eastAsia="Arial"/>
+                <w:b/>
+                <w:sz w:val="18"/>
+              </w:rPr>
+              <w:t>רכיב גדול</w:t>
+            </w:r>
+          </w:p>
+        </w:tc>
+      </w:tr>
+      <w:tr>
+        <w:tc>
+          <w:tcPr>
+            <w:tcW w:type="dxa" w:w="2556"/>
+          </w:tcPr>
+          <w:p>
+            <w:pPr>
+              <w:jc w:val="right"/>
+              <w:bidi w:val="1"/>
+            </w:pPr>
+            <w:r>
+              <w:rPr>
+                <w:rFonts w:ascii="Arial" w:hAnsi="Arial" w:eastAsia="Arial"/>
+                <w:b w:val="0"/>
+                <w:sz w:val="18"/>
+              </w:rPr>
+              <w:t>שיא בוקר (06–09)</w:t>
+            </w:r>
+          </w:p>
+        </w:tc>
+        <w:tc>
+          <w:tcPr>
+            <w:tcW w:type="dxa" w:w="2556"/>
+          </w:tcPr>
+          <w:p>
+            <w:pPr>
+              <w:jc w:val="right"/>
+              <w:bidi w:val="1"/>
+            </w:pPr>
+            <w:r>
+              <w:rPr>
+                <w:rFonts w:ascii="Arial" w:hAnsi="Arial" w:eastAsia="Arial"/>
+                <w:b w:val="0"/>
+                <w:sz w:val="18"/>
+              </w:rPr>
+              <w:t>83,924</w:t>
+            </w:r>
+          </w:p>
+        </w:tc>
+        <w:tc>
+          <w:tcPr>
+            <w:tcW w:type="dxa" w:w="2556"/>
+          </w:tcPr>
+          <w:p>
+            <w:pPr>
+              <w:jc w:val="right"/>
+              <w:bidi w:val="1"/>
+            </w:pPr>
+            <w:r>
+              <w:rPr>
+                <w:rFonts w:ascii="Arial" w:hAnsi="Arial" w:eastAsia="Arial"/>
+                <w:b w:val="0"/>
+                <w:sz w:val="18"/>
+              </w:rPr>
+              <w:t>30,072</w:t>
+            </w:r>
+          </w:p>
+        </w:tc>
+        <w:tc>
+          <w:tcPr>
+            <w:tcW w:type="dxa" w:w="2556"/>
+          </w:tcPr>
+          <w:p>
+            <w:pPr>
+              <w:jc w:val="right"/>
+              <w:bidi w:val="1"/>
+            </w:pPr>
+            <w:r>
+              <w:rPr>
+                <w:rFonts w:ascii="Arial" w:hAnsi="Arial" w:eastAsia="Arial"/>
+                <w:b w:val="0"/>
+                <w:sz w:val="18"/>
+              </w:rPr>
+              <w:t>99.27%</w:t>
+            </w:r>
+          </w:p>
+        </w:tc>
+      </w:tr>
+      <w:tr>
+        <w:tc>
+          <w:tcPr>
+            <w:tcW w:type="dxa" w:w="2556"/>
+          </w:tcPr>
+          <w:p>
+            <w:pPr>
+              <w:jc w:val="right"/>
+              <w:bidi w:val="1"/>
+            </w:pPr>
+            <w:r>
+              <w:rPr>
+                <w:rFonts w:ascii="Arial" w:hAnsi="Arial" w:eastAsia="Arial"/>
+                <w:b w:val="0"/>
+                <w:sz w:val="18"/>
+              </w:rPr>
+              <w:t>אמצע יום (09–15)</w:t>
+            </w:r>
+          </w:p>
+        </w:tc>
+        <w:tc>
+          <w:tcPr>
+            <w:tcW w:type="dxa" w:w="2556"/>
+          </w:tcPr>
+          <w:p>
+            <w:pPr>
+              <w:jc w:val="right"/>
+              <w:bidi w:val="1"/>
+            </w:pPr>
+            <w:r>
+              <w:rPr>
+                <w:rFonts w:ascii="Arial" w:hAnsi="Arial" w:eastAsia="Arial"/>
+                <w:b w:val="0"/>
+                <w:sz w:val="18"/>
+              </w:rPr>
+              <w:t>168,443</w:t>
+            </w:r>
+          </w:p>
+        </w:tc>
+        <w:tc>
+          <w:tcPr>
+            <w:tcW w:type="dxa" w:w="2556"/>
+          </w:tcPr>
+          <w:p>
+            <w:pPr>
+              <w:jc w:val="right"/>
+              <w:bidi w:val="1"/>
+            </w:pPr>
+            <w:r>
+              <w:rPr>
+                <w:rFonts w:ascii="Arial" w:hAnsi="Arial" w:eastAsia="Arial"/>
+                <w:b w:val="0"/>
+                <w:sz w:val="18"/>
+              </w:rPr>
+              <w:t>30,195</w:t>
+            </w:r>
+          </w:p>
+        </w:tc>
+        <w:tc>
+          <w:tcPr>
+            <w:tcW w:type="dxa" w:w="2556"/>
+          </w:tcPr>
+          <w:p>
+            <w:pPr>
+              <w:jc w:val="right"/>
+              <w:bidi w:val="1"/>
+            </w:pPr>
+            <w:r>
+              <w:rPr>
+                <w:rFonts w:ascii="Arial" w:hAnsi="Arial" w:eastAsia="Arial"/>
+                <w:b w:val="0"/>
+                <w:sz w:val="18"/>
+              </w:rPr>
+              <w:t>99.25%</w:t>
+            </w:r>
+          </w:p>
+        </w:tc>
+      </w:tr>
+      <w:tr>
+        <w:tc>
+          <w:tcPr>
+            <w:tcW w:type="dxa" w:w="2556"/>
+          </w:tcPr>
+          <w:p>
+            <w:pPr>
+              <w:jc w:val="right"/>
+              <w:bidi w:val="1"/>
+            </w:pPr>
+            <w:r>
+              <w:rPr>
+                <w:rFonts w:ascii="Arial" w:hAnsi="Arial" w:eastAsia="Arial"/>
+                <w:b w:val="0"/>
+                <w:sz w:val="18"/>
+              </w:rPr>
+              <w:t>שיא אחה"צ (15–19)</w:t>
+            </w:r>
+          </w:p>
+        </w:tc>
+        <w:tc>
+          <w:tcPr>
+            <w:tcW w:type="dxa" w:w="2556"/>
+          </w:tcPr>
+          <w:p>
+            <w:pPr>
+              <w:jc w:val="right"/>
+              <w:bidi w:val="1"/>
+            </w:pPr>
+            <w:r>
+              <w:rPr>
+                <w:rFonts w:ascii="Arial" w:hAnsi="Arial" w:eastAsia="Arial"/>
+                <w:b w:val="0"/>
+                <w:sz w:val="18"/>
+              </w:rPr>
+              <w:t>104,733</w:t>
+            </w:r>
+          </w:p>
+        </w:tc>
+        <w:tc>
+          <w:tcPr>
+            <w:tcW w:type="dxa" w:w="2556"/>
+          </w:tcPr>
+          <w:p>
+            <w:pPr>
+              <w:jc w:val="right"/>
+              <w:bidi w:val="1"/>
+            </w:pPr>
+            <w:r>
+              <w:rPr>
+                <w:rFonts w:ascii="Arial" w:hAnsi="Arial" w:eastAsia="Arial"/>
+                <w:b w:val="0"/>
+                <w:sz w:val="18"/>
+              </w:rPr>
+              <w:t>30,057</w:t>
+            </w:r>
+          </w:p>
+        </w:tc>
+        <w:tc>
+          <w:tcPr>
+            <w:tcW w:type="dxa" w:w="2556"/>
+          </w:tcPr>
+          <w:p>
+            <w:pPr>
+              <w:jc w:val="right"/>
+              <w:bidi w:val="1"/>
+            </w:pPr>
+            <w:r>
+              <w:rPr>
+                <w:rFonts w:ascii="Arial" w:hAnsi="Arial" w:eastAsia="Arial"/>
+                <w:b w:val="0"/>
+                <w:sz w:val="18"/>
+              </w:rPr>
+              <w:t>99.25%</w:t>
+            </w:r>
+          </w:p>
+        </w:tc>
+      </w:tr>
+      <w:tr>
+        <w:tc>
+          <w:tcPr>
+            <w:tcW w:type="dxa" w:w="2556"/>
+          </w:tcPr>
+          <w:p>
+            <w:pPr>
+              <w:jc w:val="right"/>
+              <w:bidi w:val="1"/>
+            </w:pPr>
+            <w:r>
+              <w:rPr>
+                <w:rFonts w:ascii="Arial" w:hAnsi="Arial" w:eastAsia="Arial"/>
+                <w:b w:val="0"/>
+                <w:sz w:val="18"/>
+              </w:rPr>
+              <w:t>ערב (19–23)</w:t>
+            </w:r>
+          </w:p>
+        </w:tc>
+        <w:tc>
+          <w:tcPr>
+            <w:tcW w:type="dxa" w:w="2556"/>
+          </w:tcPr>
+          <w:p>
+            <w:pPr>
+              <w:jc w:val="right"/>
+              <w:bidi w:val="1"/>
+            </w:pPr>
+            <w:r>
+              <w:rPr>
+                <w:rFonts w:ascii="Arial" w:hAnsi="Arial" w:eastAsia="Arial"/>
+                <w:b w:val="0"/>
+                <w:sz w:val="18"/>
+              </w:rPr>
+              <w:t>84,471</w:t>
+            </w:r>
+          </w:p>
+        </w:tc>
+        <w:tc>
+          <w:tcPr>
+            <w:tcW w:type="dxa" w:w="2556"/>
+          </w:tcPr>
+          <w:p>
+            <w:pPr>
+              <w:jc w:val="right"/>
+              <w:bidi w:val="1"/>
+            </w:pPr>
+            <w:r>
+              <w:rPr>
+                <w:rFonts w:ascii="Arial" w:hAnsi="Arial" w:eastAsia="Arial"/>
+                <w:b w:val="0"/>
+                <w:sz w:val="18"/>
+              </w:rPr>
+              <w:t>29,359</w:t>
+            </w:r>
+          </w:p>
+        </w:tc>
+        <w:tc>
+          <w:tcPr>
+            <w:tcW w:type="dxa" w:w="2556"/>
+          </w:tcPr>
+          <w:p>
+            <w:pPr>
+              <w:jc w:val="right"/>
+              <w:bidi w:val="1"/>
+            </w:pPr>
+            <w:r>
+              <w:rPr>
+                <w:rFonts w:ascii="Arial" w:hAnsi="Arial" w:eastAsia="Arial"/>
+                <w:b w:val="0"/>
+                <w:sz w:val="18"/>
+              </w:rPr>
+              <w:t>99.27%</w:t>
+            </w:r>
+          </w:p>
+        </w:tc>
+      </w:tr>
+      <w:tr>
+        <w:tc>
+          <w:tcPr>
+            <w:tcW w:type="dxa" w:w="2556"/>
+          </w:tcPr>
+          <w:p>
+            <w:pPr>
+              <w:jc w:val="right"/>
+              <w:bidi w:val="1"/>
+            </w:pPr>
+            <w:r>
+              <w:rPr>
+                <w:rFonts w:ascii="Arial" w:hAnsi="Arial" w:eastAsia="Arial"/>
+                <w:b w:val="0"/>
+                <w:sz w:val="18"/>
+              </w:rPr>
+              <w:t>**לילה (23–06)**</w:t>
+            </w:r>
+          </w:p>
+        </w:tc>
+        <w:tc>
+          <w:tcPr>
+            <w:tcW w:type="dxa" w:w="2556"/>
+          </w:tcPr>
+          <w:p>
+            <w:pPr>
+              <w:jc w:val="right"/>
+              <w:bidi w:val="1"/>
+            </w:pPr>
+            <w:r>
+              <w:rPr>
+                <w:rFonts w:ascii="Arial" w:hAnsi="Arial" w:eastAsia="Arial"/>
+                <w:b w:val="0"/>
+                <w:sz w:val="18"/>
+              </w:rPr>
+              <w:t>**41,766**</w:t>
+            </w:r>
+          </w:p>
+        </w:tc>
+        <w:tc>
+          <w:tcPr>
+            <w:tcW w:type="dxa" w:w="2556"/>
+          </w:tcPr>
+          <w:p>
+            <w:pPr>
+              <w:jc w:val="right"/>
+              <w:bidi w:val="1"/>
+            </w:pPr>
+            <w:r>
+              <w:rPr>
+                <w:rFonts w:ascii="Arial" w:hAnsi="Arial" w:eastAsia="Arial"/>
+                <w:b w:val="0"/>
+                <w:sz w:val="18"/>
+              </w:rPr>
+              <w:t>**25,967**</w:t>
+            </w:r>
+          </w:p>
+        </w:tc>
+        <w:tc>
+          <w:tcPr>
+            <w:tcW w:type="dxa" w:w="2556"/>
+          </w:tcPr>
+          <w:p>
+            <w:pPr>
+              <w:jc w:val="right"/>
+              <w:bidi w:val="1"/>
+            </w:pPr>
+            <w:r>
+              <w:rPr>
+                <w:rFonts w:ascii="Arial" w:hAnsi="Arial" w:eastAsia="Arial"/>
+                <w:b w:val="0"/>
+                <w:sz w:val="18"/>
+              </w:rPr>
+              <w:t>**98.83%**</w:t>
+            </w:r>
+          </w:p>
+        </w:tc>
+      </w:tr>
+    </w:tbl>
+    <w:p>
+      <w:pPr>
+        <w:jc w:val="right"/>
+        <w:bidi w:val="1"/>
+      </w:pPr>
+      <w:r>
+        <w:rPr>
+          <w:rFonts w:ascii="Arial" w:hAnsi="Arial" w:eastAsia="Arial"/>
+          <w:b w:val="0"/>
+          <w:sz w:val="22"/>
+        </w:rPr>
+        <w:t>בלילה הרשת מאבדת כ-14% מתחנותיה והקישוריות יורדת. דירוגי הקריטיות זזים בין חלונות בחציון של 3,409 מקומות — הרבה מעבר לרצפת הרעש. תחנה קריטית בשעת שיא אינה בהכרח קריטית בלילה.</w:t>
+      </w:r>
+    </w:p>
+    <w:p>
+      <w:pPr>
+        <w:pStyle w:val="Heading2"/>
+        <w:jc w:val="right"/>
+        <w:bidi w:val="1"/>
+      </w:pPr>
+      <w:r>
+        <w:t>5.10 שקלול לפי ביקוש (כיוון המשך 2)</w:t>
+      </w:r>
+    </w:p>
+    <w:p>
+      <w:pPr>
+        <w:jc w:val="right"/>
+        <w:bidi w:val="1"/>
+      </w:pPr>
+      <w:r>
+        <w:rPr>
+          <w:rFonts w:ascii="Arial" w:hAnsi="Arial" w:eastAsia="Arial"/>
+          <w:b w:val="0"/>
+          <w:sz w:val="22"/>
+        </w:rPr>
+        <w:t xml:space="preserve">GTFS אינו מכיל נתוני נסיעות בפועל. לכן בנינו </w:t>
+      </w:r>
+      <w:r>
+        <w:rPr>
+          <w:rFonts w:ascii="Arial" w:hAnsi="Arial" w:eastAsia="Arial"/>
+          <w:b/>
+          <w:sz w:val="22"/>
+        </w:rPr>
+        <w:t>פרוקסי</w:t>
+      </w:r>
+      <w:r>
+        <w:rPr>
+          <w:rFonts w:ascii="Arial" w:hAnsi="Arial" w:eastAsia="Arial"/>
+          <w:b w:val="0"/>
+          <w:sz w:val="22"/>
+        </w:rPr>
+        <w:t xml:space="preserve"> לביקוש: אוכלוסיית הלמ"ס (8,708,714 נפש) חולקה לתחנות בגרעין דעיכה מרחבי ושוקללה בהיקף השירות. הפרוקסי מסומן ככזה בכל הפלטים ואינו מתיימר להיות נתוני עלייה לאוטובוס.</w:t>
+      </w:r>
+    </w:p>
+    <w:p>
+      <w:pPr>
+        <w:jc w:val="right"/>
+        <w:bidi w:val="1"/>
+      </w:pPr>
+      <w:r>
+        <w:rPr>
+          <w:rFonts w:ascii="Arial" w:hAnsi="Arial" w:eastAsia="Arial"/>
+          <w:b w:val="0"/>
+          <w:sz w:val="22"/>
+        </w:rPr>
+        <w:t>השקלול משנה את התמונה: מתאם 0.81 מול הדירוג הטופולוגי, ו-58% חפיפה ב-50 המובילות. תחנה בשם רבי יהודה הנשיא/בארי מזנקת ממקום 22,490 למקום 1,880. מול בקרת משקל אחיד (מתאם 0.96) ברור שההשפעה אמיתית ולא רעש.</w:t>
+      </w:r>
+    </w:p>
+    <w:p>
+      <w:pPr>
+        <w:pStyle w:val="Heading2"/>
+        <w:jc w:val="right"/>
+        <w:bidi w:val="1"/>
+      </w:pPr>
+      <w:r>
+        <w:t>5.11 מודל ניתוב מחדש (כיוון המשך 3)</w:t>
+      </w:r>
+    </w:p>
+    <w:p>
+      <w:pPr>
+        <w:jc w:val="right"/>
+        <w:bidi w:val="1"/>
+      </w:pPr>
+      <w:r>
+        <w:rPr>
+          <w:rFonts w:ascii="Arial" w:hAnsi="Arial" w:eastAsia="Arial"/>
+          <w:b w:val="0"/>
+          <w:sz w:val="22"/>
+        </w:rPr>
+        <w:t>עבור 30 התחנות הקריטיות ביותר הסרנו כל אחת וחישבנו מחדש מסלולים על גרף זמן הנסיעה. 51.5% מהזוגות שנדגמו עוברים דרך אחת מהן.</w:t>
+      </w:r>
+    </w:p>
+    <w:p>
+      <w:pPr>
+        <w:jc w:val="right"/>
+        <w:bidi w:val="1"/>
+      </w:pPr>
+      <w:r>
+        <w:rPr>
+          <w:rFonts w:ascii="Arial" w:hAnsi="Arial" w:eastAsia="Arial"/>
+          <w:b w:val="0"/>
+          <w:sz w:val="22"/>
+        </w:rPr>
+        <w:t xml:space="preserve">- עיכוב חציוני: </w:t>
+      </w:r>
+      <w:r>
+        <w:rPr>
+          <w:rFonts w:ascii="Arial" w:hAnsi="Arial" w:eastAsia="Arial"/>
+          <w:b/>
+          <w:sz w:val="22"/>
+        </w:rPr>
+        <w:t>76.5 שניות</w:t>
+      </w:r>
+      <w:r>
+        <w:rPr>
+          <w:rFonts w:ascii="Arial" w:hAnsi="Arial" w:eastAsia="Arial"/>
+          <w:b w:val="0"/>
+          <w:sz w:val="22"/>
+        </w:rPr>
+        <w:t xml:space="preserve"> (ממוצע 110.9, אחוזון 90: 247).</w:t>
+      </w:r>
+    </w:p>
+    <w:p>
+      <w:pPr>
+        <w:jc w:val="right"/>
+        <w:bidi w:val="1"/>
+      </w:pPr>
+      <w:r>
+        <w:rPr>
+          <w:rFonts w:ascii="Arial" w:hAnsi="Arial" w:eastAsia="Arial"/>
+          <w:b w:val="0"/>
+          <w:sz w:val="22"/>
+        </w:rPr>
+        <w:t xml:space="preserve">- מתוך 6,595 זוגות שנבדקו, </w:t>
+      </w:r>
+      <w:r>
+        <w:rPr>
+          <w:rFonts w:ascii="Arial" w:hAnsi="Arial" w:eastAsia="Arial"/>
+          <w:b/>
+          <w:sz w:val="22"/>
+        </w:rPr>
+        <w:t>4 בלבד</w:t>
+      </w:r>
+      <w:r>
+        <w:rPr>
+          <w:rFonts w:ascii="Arial" w:hAnsi="Arial" w:eastAsia="Arial"/>
+          <w:b w:val="0"/>
+          <w:sz w:val="22"/>
+        </w:rPr>
+        <w:t xml:space="preserve"> נותקו לחלוטין.</w:t>
+      </w:r>
+    </w:p>
+    <w:p>
+      <w:pPr>
+        <w:jc w:val="right"/>
+        <w:bidi w:val="1"/>
+      </w:pPr>
+      <w:r>
+        <w:rPr>
+          <w:rFonts w:ascii="Arial" w:hAnsi="Arial" w:eastAsia="Arial"/>
+          <w:b w:val="0"/>
+          <w:sz w:val="22"/>
+        </w:rPr>
+        <w:t>- ההשבתה היקרה ביותר: בן גוריון/שערי ירושלים.</w:t>
+      </w:r>
+    </w:p>
+    <w:p>
+      <w:pPr>
+        <w:jc w:val="right"/>
+        <w:bidi w:val="1"/>
+      </w:pPr>
+      <w:r>
+        <w:rPr>
+          <w:rFonts w:ascii="Arial" w:hAnsi="Arial" w:eastAsia="Arial"/>
+          <w:b w:val="0"/>
+          <w:sz w:val="22"/>
+        </w:rPr>
+        <w:t xml:space="preserve">מסקנה כפולה: הרשת סופגת השבתות היטב מבחינת זמן נוסע — אך </w:t>
+      </w:r>
+      <w:r>
+        <w:rPr>
+          <w:rFonts w:ascii="Arial" w:hAnsi="Arial" w:eastAsia="Arial"/>
+          <w:b/>
+          <w:sz w:val="22"/>
+        </w:rPr>
+        <w:t>הדירוג לפי עלות זמן-נוסע כמעט אינו מתואם עם הדירוג הטופולוגי</w:t>
+      </w:r>
+      <w:r>
+        <w:rPr>
+          <w:rFonts w:ascii="Arial" w:hAnsi="Arial" w:eastAsia="Arial"/>
+          <w:b w:val="0"/>
+          <w:sz w:val="22"/>
+        </w:rPr>
+        <w:t xml:space="preserve"> (ρ = 0.19, p = 0.33). התחנות שכדאי להגן עליהן אינן אלה שהטופולוגיה מצביעה עליהן.</w:t>
+      </w:r>
+    </w:p>
+    <w:p>
+      <w:pPr>
+        <w:pStyle w:val="Heading2"/>
+        <w:jc w:val="right"/>
+        <w:bidi w:val="1"/>
+      </w:pPr>
+      <w:r>
+        <w:t>5.12 שמונה עדשות של קריטיות</w:t>
+      </w:r>
+    </w:p>
+    <w:p>
+      <w:pPr>
+        <w:jc w:val="right"/>
+        <w:bidi w:val="1"/>
+      </w:pPr>
+      <w:r>
+        <w:rPr>
+          <w:rFonts w:ascii="Arial" w:hAnsi="Arial" w:eastAsia="Arial"/>
+          <w:b w:val="0"/>
+          <w:sz w:val="22"/>
+        </w:rPr>
+        <w:t>לסיכום, דירגנו את אותן תחנות תחת שמונה הגדרות:</w:t>
       </w:r>
     </w:p>
     <w:tbl>
@@ -6335,7 +3965,7 @@
                 <w:b/>
                 <w:sz w:val="18"/>
               </w:rPr>
-              <w:t>אסטרטגיית הסרה</w:t>
+              <w:t>השוואה</w:t>
             </w:r>
           </w:p>
         </w:tc>
@@ -6354,7 +3984,7 @@
                 <w:b/>
                 <w:sz w:val="18"/>
               </w:rPr>
-              <w:t>גודל הרכיב הגדול</w:t>
+              <w:t>ρ</w:t>
             </w:r>
           </w:p>
         </w:tc>
@@ -6373,7 +4003,7 @@
                 <w:b/>
                 <w:sz w:val="18"/>
               </w:rPr>
-              <w:t>חלק מהרשת המקורית</w:t>
+              <w:t>חפיפה ב-50 המובילות</w:t>
             </w:r>
           </w:p>
         </w:tc>
@@ -6394,7 +4024,7 @@
                 <w:b w:val="0"/>
                 <w:sz w:val="18"/>
               </w:rPr>
-              <w:t>articulation degree</w:t>
+              <w:t>betweenness מול היקף שירות</w:t>
             </w:r>
           </w:p>
         </w:tc>
@@ -6413,7 +4043,7 @@
                 <w:b w:val="0"/>
                 <w:sz w:val="18"/>
               </w:rPr>
-              <w:t>28,527</w:t>
+              <w:t>0.19</w:t>
             </w:r>
           </w:p>
         </w:tc>
@@ -6432,7 +4062,7 @@
                 <w:b w:val="0"/>
                 <w:sz w:val="18"/>
               </w:rPr>
-              <w:t>93.64%</w:t>
+              <w:t>4 / 50</w:t>
             </w:r>
           </w:p>
         </w:tc>
@@ -6453,7 +4083,7 @@
                 <w:b w:val="0"/>
                 <w:sz w:val="18"/>
               </w:rPr>
-              <w:t>weighted degree</w:t>
+              <w:t>betweenness מול נקודות חיתוך</w:t>
             </w:r>
           </w:p>
         </w:tc>
@@ -6472,7 +4102,7 @@
                 <w:b w:val="0"/>
                 <w:sz w:val="18"/>
               </w:rPr>
-              <w:t>29,356</w:t>
+              <w:t>0.05</w:t>
             </w:r>
           </w:p>
         </w:tc>
@@ -6491,7 +4121,7 @@
                 <w:b w:val="0"/>
                 <w:sz w:val="18"/>
               </w:rPr>
-              <w:t>96.36%</w:t>
+              <w:t>0 / 50</w:t>
             </w:r>
           </w:p>
         </w:tc>
@@ -6512,7 +4142,7 @@
                 <w:b w:val="0"/>
                 <w:sz w:val="18"/>
               </w:rPr>
-              <w:t>PageRank</w:t>
+              <w:t>היקף שירות מול נקודות חיתוך</w:t>
             </w:r>
           </w:p>
         </w:tc>
@@ -6531,7 +4161,7 @@
                 <w:b w:val="0"/>
                 <w:sz w:val="18"/>
               </w:rPr>
-              <w:t>29,519</w:t>
+              <w:t>**−0.14**</w:t>
             </w:r>
           </w:p>
         </w:tc>
@@ -6550,7 +4180,7 @@
                 <w:b w:val="0"/>
                 <w:sz w:val="18"/>
               </w:rPr>
-              <w:t>96.89%</w:t>
+              <w:t>0 / 50</w:t>
             </w:r>
           </w:p>
         </w:tc>
@@ -6571,7 +4201,7 @@
                 <w:b w:val="0"/>
                 <w:sz w:val="18"/>
               </w:rPr>
-              <w:t>approximate betweenness</w:t>
+              <w:t>betweenness מול שעות שיא</w:t>
             </w:r>
           </w:p>
         </w:tc>
@@ -6590,7 +4220,7 @@
                 <w:b w:val="0"/>
                 <w:sz w:val="18"/>
               </w:rPr>
-              <w:t>29,624</w:t>
+              <w:t>0.82</w:t>
             </w:r>
           </w:p>
         </w:tc>
@@ -6609,7 +4239,7 @@
                 <w:b w:val="0"/>
                 <w:sz w:val="18"/>
               </w:rPr>
-              <w:t>97.24%</w:t>
+              <w:t>31 / 50</w:t>
             </w:r>
           </w:p>
         </w:tc>
@@ -6630,7 +4260,7 @@
                 <w:b w:val="0"/>
                 <w:sz w:val="18"/>
               </w:rPr>
-              <w:t>random mean</w:t>
+              <w:t>betweenness מול עלות סגירה</w:t>
             </w:r>
           </w:p>
         </w:tc>
@@ -6649,7 +4279,7 @@
                 <w:b w:val="0"/>
                 <w:sz w:val="18"/>
               </w:rPr>
-              <w:t>29,650.2</w:t>
+              <w:t>0.24</w:t>
             </w:r>
           </w:p>
         </w:tc>
@@ -6668,7 +4298,7 @@
                 <w:b w:val="0"/>
                 <w:sz w:val="18"/>
               </w:rPr>
-              <w:t>97.32%</w:t>
+              <w:t>30 / 50</w:t>
             </w:r>
           </w:p>
         </w:tc>
@@ -6685,7 +4315,33 @@
           <w:b w:val="0"/>
           <w:sz w:val="22"/>
         </w:rPr>
-        <w:t>האסטרטגיה שפגעה הכי הרבה בקשירות היא הסרה לפי נקודות חיתוך ודרגה. תוצאה זו הגיונית משום שנקודות חיתוך מוגדרות בדיוק כצמתים שהסרתם מגדילה את מספר הרכיבים. לעומת זאת, הסרה לפי weighted degree פוגעת פחות בקשירות, אף שהיא מסירה תחנות עמוסות מאוד. כלומר, עומס שירות גבוה אינו בהכרח מדד מספיק כדי לזהות פגיעות מבנית.</w:t>
+        <w:t xml:space="preserve">ההסכמה בין ההגדרות נמוכה, ולעיתים שלילית. זהו הממצא המרכזי של העבודה: </w:t>
+      </w:r>
+      <w:r>
+        <w:rPr>
+          <w:rFonts w:ascii="Arial" w:hAnsi="Arial" w:eastAsia="Arial"/>
+          <w:b/>
+          <w:sz w:val="22"/>
+        </w:rPr>
+        <w:t>בחירת המדד היא בחירה מדיניותית, לא טכנית</w:t>
+      </w:r>
+      <w:r>
+        <w:rPr>
+          <w:rFonts w:ascii="Arial" w:hAnsi="Arial" w:eastAsia="Arial"/>
+          <w:b w:val="0"/>
+          <w:sz w:val="22"/>
+        </w:rPr>
+        <w:t>.</w:t>
+      </w:r>
+    </w:p>
+    <w:p>
+      <w:pPr>
+        <w:pStyle w:val="Heading2"/>
+        <w:jc w:val="right"/>
+        <w:bidi w:val="1"/>
+      </w:pPr>
+      <w:r>
+        <w:t>5.13 למידת גרפים — תוצאה שלילית</w:t>
       </w:r>
     </w:p>
     <w:p>
@@ -6699,69 +4355,23 @@
           <w:b w:val="0"/>
           <w:sz w:val="22"/>
         </w:rPr>
-        <w:t>העובדה שגם לאחר הסרת 500 תחנות הרכיב הגדול עדיין מכיל מעל 93% מהרשת מצביעה על עמידות גבוהה ברמה הארצית. עם זאת, מדד זה אינו מודד פגיעה בשירות מקומי, זמני נסיעה או נגישות לנוסעים. ייתכן שהסרה של תחנה אחת תפגע מאוד באזור מסוים, גם אם הרכיב הארצי נשאר גדול.</w:t>
+        <w:t xml:space="preserve">יישמנו Node2Vec לחיזוי קשרים. בגרסה הראשונית קיבלנו AUC של 0.9928, אך התברר שהאימון בוצע על הגרף המלא כולל הקשתות שנועדו לבדיקה — </w:t>
       </w:r>
-    </w:p>
-    <w:p>
-      <w:pPr>
-        <w:jc w:val="center"/>
-      </w:pPr>
-      <w:r>
-        <w:drawing>
-          <wp:inline xmlns:a="http://schemas.openxmlformats.org/drawingml/2006/main" xmlns:pic="http://schemas.openxmlformats.org/drawingml/2006/picture">
-            <wp:extent cx="5303520" cy="3535680"/>
-            <wp:docPr id="4" name="Picture 4"/>
-            <wp:cNvGraphicFramePr>
-              <a:graphicFrameLocks noChangeAspect="1"/>
-            </wp:cNvGraphicFramePr>
-            <a:graphic>
-              <a:graphicData uri="http://schemas.openxmlformats.org/drawingml/2006/picture">
-                <pic:pic>
-                  <pic:nvPicPr>
-                    <pic:cNvPr id="0" name="resilience_curve.png"/>
-                    <pic:cNvPicPr/>
-                  </pic:nvPicPr>
-                  <pic:blipFill>
-                    <a:blip r:embed="rId12"/>
-                    <a:stretch>
-                      <a:fillRect/>
-                    </a:stretch>
-                  </pic:blipFill>
-                  <pic:spPr>
-                    <a:xfrm>
-                      <a:off x="0" y="0"/>
-                      <a:ext cx="5303520" cy="3535680"/>
-                    </a:xfrm>
-                    <a:prstGeom prst="rect"/>
-                  </pic:spPr>
-                </pic:pic>
-              </a:graphicData>
-            </a:graphic>
-          </wp:inline>
-        </w:drawing>
-      </w:r>
-    </w:p>
-    <w:p>
-      <w:pPr>
-        <w:jc w:val="center"/>
-      </w:pPr>
       <w:r>
         <w:rPr>
           <w:rFonts w:ascii="Arial" w:hAnsi="Arial" w:eastAsia="Arial"/>
-          <w:i/>
-          <w:sz w:val="18"/>
+          <w:b/>
+          <w:sz w:val="22"/>
         </w:rPr>
-        <w:t>עקומת עמידות תחת הסרת תחנות</w:t>
+        <w:t>דליפת מידע</w:t>
       </w:r>
-    </w:p>
-    <w:p>
-      <w:pPr>
-        <w:pStyle w:val="Heading1"/>
-        <w:jc w:val="right"/>
-        <w:bidi w:val="1"/>
-      </w:pPr>
       <w:r>
-        <w:t>7. דיון</w:t>
+        <w:rPr>
+          <w:rFonts w:ascii="Arial" w:hAnsi="Arial" w:eastAsia="Arial"/>
+          <w:b w:val="0"/>
+          <w:sz w:val="22"/>
+        </w:rPr>
+        <w:t>. לאחר תיקון הפרוטוקול ירד ה-AUC ל-0.8284, ומול "שליליים קשים" אף ל-0.2361. גם מסווג התחנות הקריטיות נכשל: F1 של 0.29 מול 0.22 בניחוש אקראי, ו-0.35 למאפיינים פשוטים. אנו מדווחים זאת כתוצאה שלילית.</w:t>
       </w:r>
     </w:p>
     <w:p>
@@ -6775,7 +4385,85 @@
           <w:b w:val="0"/>
           <w:sz w:val="22"/>
         </w:rPr>
-        <w:t>התוצאות מצביעות על שלושה סוגי "קריטיות":</w:t>
+        <w:t>---</w:t>
+      </w:r>
+    </w:p>
+    <w:p>
+      <w:pPr>
+        <w:pStyle w:val="Heading1"/>
+        <w:jc w:val="right"/>
+        <w:bidi w:val="1"/>
+      </w:pPr>
+      <w:r>
+        <w:t>6. דיון</w:t>
+      </w:r>
+    </w:p>
+    <w:p>
+      <w:pPr>
+        <w:jc w:val="right"/>
+        <w:bidi w:val="1"/>
+      </w:pPr>
+      <w:r>
+        <w:rPr>
+          <w:rFonts w:ascii="Arial" w:hAnsi="Arial" w:eastAsia="Arial"/>
+          <w:b w:val="0"/>
+          <w:sz w:val="22"/>
+        </w:rPr>
+        <w:t xml:space="preserve">התמונה המצטברת היא של רשת </w:t>
+      </w:r>
+      <w:r>
+        <w:rPr>
+          <w:rFonts w:ascii="Arial" w:hAnsi="Arial" w:eastAsia="Arial"/>
+          <w:b/>
+          <w:sz w:val="22"/>
+        </w:rPr>
+        <w:t>חסונה גלובלית אך שברירית מקומית</w:t>
+      </w:r>
+      <w:r>
+        <w:rPr>
+          <w:rFonts w:ascii="Arial" w:hAnsi="Arial" w:eastAsia="Arial"/>
+          <w:b w:val="0"/>
+          <w:sz w:val="22"/>
+        </w:rPr>
+        <w:t>. ברמה הארצית, הסרת עשרות תחנות כמעט אינה משנה את הרכיב הקשיר הגדול, והעיכוב החציוני בעקבות השבתה נמדד בדקה אחת. אך ברזולוציה מקומית קיימות 900 נקודות חיתוך, וברכבת הקלה כל קשת היא נקודת כשל יחידה.</w:t>
+      </w:r>
+    </w:p>
+    <w:p>
+      <w:pPr>
+        <w:jc w:val="right"/>
+        <w:bidi w:val="1"/>
+      </w:pPr>
+      <w:r>
+        <w:rPr>
+          <w:rFonts w:ascii="Arial" w:hAnsi="Arial" w:eastAsia="Arial"/>
+          <w:b w:val="0"/>
+          <w:sz w:val="22"/>
+        </w:rPr>
+        <w:t>הממצא בעל ההשלכות המעשיות הגדולות ביותר הוא חוסר ההסכמה בין הגדרות הקריטיות. גוף תכנון שיבחר להגן על "התחנות העמוסות ביותר" יגן על קבוצה שאינה חופפת כמעט לקבוצה שהטופולוגיה מצביעה עליה, ושתיהן שונות מהקבוצה שהיינו בוחרים לפי עלות זמן-נוסע בפועל.</w:t>
+      </w:r>
+    </w:p>
+    <w:p>
+      <w:pPr>
+        <w:jc w:val="right"/>
+        <w:bidi w:val="1"/>
+      </w:pPr>
+      <w:r>
+        <w:rPr>
+          <w:rFonts w:ascii="Arial" w:hAnsi="Arial" w:eastAsia="Arial"/>
+          <w:b w:val="0"/>
+          <w:sz w:val="22"/>
+        </w:rPr>
+        <w:t>---</w:t>
+      </w:r>
+    </w:p>
+    <w:p>
+      <w:pPr>
+        <w:pStyle w:val="Heading1"/>
+        <w:jc w:val="right"/>
+        <w:bidi w:val="1"/>
+      </w:pPr>
+      <w:r>
+        <w:t>7. מגבלות</w:t>
       </w:r>
     </w:p>
     <w:p>
@@ -6797,7 +4485,7 @@
           <w:b/>
           <w:sz w:val="22"/>
         </w:rPr>
-        <w:t>קריטיות תפעולית</w:t>
+        <w:t>שירות מתוכנן ולא ביקוש בפועל.</w:t>
       </w:r>
       <w:r>
         <w:rPr>
@@ -6805,7 +4493,7 @@
           <w:b w:val="0"/>
           <w:sz w:val="22"/>
         </w:rPr>
-        <w:t>: תחנות עם תדירות שירות גבוהה, כמו קניון עזריאלי/דרך מנחם בגין, דרך נמיר וגשר המיתרים. תחנות אלו חשובות משום שכמות גדולה של נסיעות עוברת דרכן.</w:t>
+        <w:t xml:space="preserve"> משקלי הקשתות סופרים נסיעות בלוח הזמנים. אין בידינו נתוני עלייה לאוטובוס, ושקלול הביקוש מבוסס פרוקסי אוכלוסייה בלבד.</w:t>
       </w:r>
     </w:p>
     <w:p>
@@ -6827,7 +4515,7 @@
           <w:b/>
           <w:sz w:val="22"/>
         </w:rPr>
-        <w:t>קריטיות מבנית</w:t>
+        <w:t>מרחק כמספר קפיצות.</w:t>
       </w:r>
       <w:r>
         <w:rPr>
@@ -6835,7 +4523,7 @@
           <w:b w:val="0"/>
           <w:sz w:val="22"/>
         </w:rPr>
-        <w:t>: תחנות עם betweenness גבוה, נקודות חיתוך או גשרים. תחנות אלו חשובות משום שהן מחברות בין אזורים או רכיבים.</w:t>
+        <w:t xml:space="preserve"> רוב הניתוחים מניחים מקטעים שווי-אורך. סעיף 5.8 מכמת את המחיר: הסכמה של 0.33% בלבד עם ניתוב לפי זמן.</w:t>
       </w:r>
     </w:p>
     <w:p>
@@ -6857,7 +4545,7 @@
           <w:b/>
           <w:sz w:val="22"/>
         </w:rPr>
-        <w:t>קריטיות אזורית</w:t>
+        <w:t>betweenness מקורב.</w:t>
       </w:r>
       <w:r>
         <w:rPr>
@@ -6865,7 +4553,7 @@
           <w:b w:val="0"/>
           <w:sz w:val="22"/>
         </w:rPr>
-        <w:t>: תחנות מובילות בתוך קהילות Louvain, שעשויות להיות חשובות לתפקוד אזור מסוים גם אם אינן מדורגות גבוה ברמה הארצית.</w:t>
+        <w:t xml:space="preserve"> דגימת 300 מקורות מתוך 30 אלף צמתים. רצפת הרעש שנמדדה, 0.96, מגבילה את דיוק הדירוג.</w:t>
       </w:r>
     </w:p>
     <w:p>
@@ -6879,7 +4567,23 @@
           <w:b w:val="0"/>
           <w:sz w:val="22"/>
         </w:rPr>
-        <w:t>הפער בין weighted degree לבין betweenness משמעותי במיוחד. אם מקבל החלטות מתמקד רק בעומס או במספר נסיעות, הוא עלול לפספס תחנות שמחברות בין פריפריה למרכז או בין אזורים שאין ביניהם הרבה חלופות. מצד שני, אם מתמקדים רק ב-betweenness, עלולים לפספס תחנות עירוניות עמוסות שבהן השבתה תפגע במספר גדול של נוסעים, גם אם הגרף נשאר קשיר.</w:t>
+        <w:t xml:space="preserve">4. </w:t>
+      </w:r>
+      <w:r>
+        <w:rPr>
+          <w:rFonts w:ascii="Arial" w:hAnsi="Arial" w:eastAsia="Arial"/>
+          <w:b/>
+          <w:sz w:val="22"/>
+        </w:rPr>
+        <w:t>אין איחוד רציפים.</w:t>
+      </w:r>
+      <w:r>
+        <w:rPr>
+          <w:rFonts w:ascii="Arial" w:hAnsi="Arial" w:eastAsia="Arial"/>
+          <w:b w:val="0"/>
+          <w:sz w:val="22"/>
+        </w:rPr>
+        <w:t xml:space="preserve"> תחנות סמוכות המשרתות אותו מתחם נספרות בנפרד.</w:t>
       </w:r>
     </w:p>
     <w:p>
@@ -6893,17 +4597,23 @@
           <w:b w:val="0"/>
           <w:sz w:val="22"/>
         </w:rPr>
-        <w:t>לכן, המלצה מעשית היא להשתמש במדד משולב: תחנות בעדיפות גבוהה הן תחנות שמופיעות גבוה לפחות בשני סוגי מדדים, למשל weighted degree ו-articulation, או PageRank ו-betweenness. תחנות כמו גשר המיתרים ומחלף חמד הן דוגמאות טובות לכך שהן מופיעות במספר מדדים שונים ולכן חשובות במיוחד.</w:t>
+        <w:t xml:space="preserve">5. </w:t>
       </w:r>
-    </w:p>
-    <w:p>
-      <w:pPr>
-        <w:pStyle w:val="Heading1"/>
-        <w:jc w:val="right"/>
-        <w:bidi w:val="1"/>
-      </w:pPr>
       <w:r>
-        <w:t>8. מגבלות</w:t>
+        <w:rPr>
+          <w:rFonts w:ascii="Arial" w:hAnsi="Arial" w:eastAsia="Arial"/>
+          <w:b/>
+          <w:sz w:val="22"/>
+        </w:rPr>
+        <w:t>שיוך אזורי גס</w:t>
+      </w:r>
+      <w:r>
+        <w:rPr>
+          <w:rFonts w:ascii="Arial" w:hAnsi="Arial" w:eastAsia="Arial"/>
+          <w:b w:val="0"/>
+          <w:sz w:val="22"/>
+        </w:rPr>
+        <w:t xml:space="preserve"> לפי חתכי קו רוחב, ללא גבולות מנהליים.</w:t>
       </w:r>
     </w:p>
     <w:p>
@@ -6917,7 +4627,23 @@
           <w:b w:val="0"/>
           <w:sz w:val="22"/>
         </w:rPr>
-        <w:t>לפרויקט כמה מגבלות:</w:t>
+        <w:t xml:space="preserve">6. </w:t>
+      </w:r>
+      <w:r>
+        <w:rPr>
+          <w:rFonts w:ascii="Arial" w:hAnsi="Arial" w:eastAsia="Arial"/>
+          <w:b/>
+          <w:sz w:val="22"/>
+        </w:rPr>
+        <w:t>תחליפיות מרחבית בלבד</w:t>
+      </w:r>
+      <w:r>
+        <w:rPr>
+          <w:rFonts w:ascii="Arial" w:hAnsi="Arial" w:eastAsia="Arial"/>
+          <w:b w:val="0"/>
+          <w:sz w:val="22"/>
+        </w:rPr>
+        <w:t xml:space="preserve"> — סעיף 5.3 אינו בודק אם החלופה משרתת את אותם קווים.</w:t>
       </w:r>
     </w:p>
     <w:p>
@@ -6931,7 +4657,23 @@
           <w:b w:val="0"/>
           <w:sz w:val="22"/>
         </w:rPr>
-        <w:t>- הנתונים הם לוחות זמנים, לא נתוני נוסעים בפועל. לכן weighted degree מודד תדירות שירות ולא ביקוש.</w:t>
+        <w:t xml:space="preserve">7. </w:t>
+      </w:r>
+      <w:r>
+        <w:rPr>
+          <w:rFonts w:ascii="Arial" w:hAnsi="Arial" w:eastAsia="Arial"/>
+          <w:b/>
+          <w:sz w:val="22"/>
+        </w:rPr>
+        <w:t>תמונת מצב אחת</w:t>
+      </w:r>
+      <w:r>
+        <w:rPr>
+          <w:rFonts w:ascii="Arial" w:hAnsi="Arial" w:eastAsia="Arial"/>
+          <w:b w:val="0"/>
+          <w:sz w:val="22"/>
+        </w:rPr>
+        <w:t xml:space="preserve"> — חודש שירות אחד, ללא עונתיות.</w:t>
       </w:r>
     </w:p>
     <w:p>
@@ -6945,7 +4687,23 @@
           <w:b w:val="0"/>
           <w:sz w:val="22"/>
         </w:rPr>
-        <w:t>- הגרף מתייחס לתחנות כצמתים נפרדים. תחנות קרובות פיזית או רציפים שונים לא אוחדו לתחנת-על.</w:t>
+        <w:t xml:space="preserve">8. </w:t>
+      </w:r>
+      <w:r>
+        <w:rPr>
+          <w:rFonts w:ascii="Arial" w:hAnsi="Arial" w:eastAsia="Arial"/>
+          <w:b/>
+          <w:sz w:val="22"/>
+        </w:rPr>
+        <w:t>משקלים סופרים דפוסי שירות</w:t>
+      </w:r>
+      <w:r>
+        <w:rPr>
+          <w:rFonts w:ascii="Arial" w:hAnsi="Arial" w:eastAsia="Arial"/>
+          <w:b w:val="0"/>
+          <w:sz w:val="22"/>
+        </w:rPr>
+        <w:t xml:space="preserve"> ולא ימי פעילות: וריאנט שפועל ביום ראשון בלבד נספר כמו וריאנט יומיומי.</w:t>
       </w:r>
     </w:p>
     <w:p>
@@ -6959,7 +4717,17 @@
           <w:b w:val="0"/>
           <w:sz w:val="22"/>
         </w:rPr>
-        <w:t>- לא חושבו זמני הליכה, זמני המתנה, החלפות או זמני נסיעה בפועל.</w:t>
+        <w:t>---</w:t>
+      </w:r>
+    </w:p>
+    <w:p>
+      <w:pPr>
+        <w:pStyle w:val="Heading1"/>
+        <w:jc w:val="right"/>
+        <w:bidi w:val="1"/>
+      </w:pPr>
+      <w:r>
+        <w:t>8. מסקנות</w:t>
       </w:r>
     </w:p>
     <w:p>
@@ -6973,7 +4741,7 @@
           <w:b w:val="0"/>
           <w:sz w:val="22"/>
         </w:rPr>
-        <w:t>- betweenness חושב בקירוב בלבד, בגלל גודל הרשת.</w:t>
+        <w:t>1. רשת התחבורה הציבורית בישראל היא רשת דלילה, מקומית ומחוברת היטב, השונה מהותית מגרף אקראי.</w:t>
       </w:r>
     </w:p>
     <w:p>
@@ -6987,7 +4755,7 @@
           <w:b w:val="0"/>
           <w:sz w:val="22"/>
         </w:rPr>
-        <w:t>- ניתוח העמידות מודד קשירות גרפית, לא ירידה ברמת שירות, עומס חלופי או השפעה כלכלית.</w:t>
+        <w:t>2. אין הגדרה יחידה ל"תחנה קריטית". שמונה הגדרות מניבות שמונה תשובות שונות, עם חפיפה שנעה בין אפס לארבע תחנות מתוך חמישים.</w:t>
       </w:r>
     </w:p>
     <w:p>
@@ -7001,17 +4769,7 @@
           <w:b w:val="0"/>
           <w:sz w:val="22"/>
         </w:rPr>
-        <w:t>- `shapes.txt` לא שימש לבניית משקל מרחק גיאוגרפי בין תחנות. הוא יכול לשמש בהמשך לחישוב מרחקים לאורך מסלול.</w:t>
-      </w:r>
-    </w:p>
-    <w:p>
-      <w:pPr>
-        <w:pStyle w:val="Heading1"/>
-        <w:jc w:val="right"/>
-        <w:bidi w:val="1"/>
-      </w:pPr>
-      <w:r>
-        <w:t>9. מסקנות</w:t>
+        <w:t>3. תקיפה מכוונת מזיקה יותר מכשל אקראי, אך ברמה הארצית הנזק המוחלט מוגבל.</w:t>
       </w:r>
     </w:p>
     <w:p>
@@ -7025,7 +4783,7 @@
           <w:b w:val="0"/>
           <w:sz w:val="22"/>
         </w:rPr>
-        <w:t>הפרויקט מראה שניתן לנתח את התחבורה הציבורית בישראל כרשת גדולה ומעשית באמצעות GTFS ו-NetworkX. הרשת הארצית מחוברת מאוד: כמעט כל התחנות הפעילות נמצאות ברכיב קשיר אחד גדול. עם זאת, קיימים מאות נקודות חיתוך וגשרים, ולכן יש תחנות ומקטעים שהחשיבות שלהם לקישוריות גבוהה מהצפוי לפי תדירות השירות בלבד.</w:t>
+        <w:t>4. הפירוק לפי אופני תחבורה חושף שבריריות שהניתוח הארצי מסתיר: ברכבת הקלה כל קשת היא גשר.</w:t>
       </w:r>
     </w:p>
     <w:p>
@@ -7039,7 +4797,7 @@
           <w:b w:val="0"/>
           <w:sz w:val="22"/>
         </w:rPr>
-        <w:t>הממצא החשוב ביותר הוא שהגדרת "תחנה קריטית" תלויה במדד. תחנות עמוסות אינן בהכרח תחנות שמחזיקות את הקשירות של הרשת, ותחנות מבניות חשובות אינן בהכרח בעלות תדירות שירות גבוהה. לכן ניתוח רציני של תשתית תחבורה צריך לשלב מדדי תדירות, מדדים מכוונים, מדדי מסלולים קצרים, נקודות חיתוך וגילוי קהילות.</w:t>
+        <w:t>5. הקריטיות תלוית זמן: בלילה הרשת מאבדת 14% מתחנותיה והדירוגים משתנים מהותית.</w:t>
       </w:r>
     </w:p>
     <w:p>
@@ -7053,17 +4811,7 @@
           <w:b w:val="0"/>
           <w:sz w:val="22"/>
         </w:rPr>
-        <w:t>מבחינת עמידות, הרשת אינה מתפרקת במהירות גם לאחר הסרת 500 תחנות, אך הסרה ממוקדת של נקודות חיתוך פוגעת בה יותר מהסרה אקראית. המשמעות היא שיש ערך תכנוני בזיהוי תחנות גישור ובבניית חלופות סביבן.</w:t>
-      </w:r>
-    </w:p>
-    <w:p>
-      <w:pPr>
-        <w:pStyle w:val="Heading1"/>
-        <w:jc w:val="right"/>
-        <w:bidi w:val="1"/>
-      </w:pPr>
-      <w:r>
-        <w:t>10. עבודה עתידית</w:t>
+        <w:t>6. מעבר ממספר קפיצות לזמן נסיעה משנה את זהות התחנות הקריטיות — סייג מהותי לכל ניתוח טופולוגי.</w:t>
       </w:r>
     </w:p>
     <w:p>
@@ -7077,7 +4825,17 @@
           <w:b w:val="0"/>
           <w:sz w:val="22"/>
         </w:rPr>
-        <w:t>הרחבות אפשריות:</w:t>
+        <w:t>---</w:t>
+      </w:r>
+    </w:p>
+    <w:p>
+      <w:pPr>
+        <w:pStyle w:val="Heading1"/>
+        <w:jc w:val="right"/>
+        <w:bidi w:val="1"/>
+      </w:pPr>
+      <w:r>
+        <w:t>9. עבודה עתידית</w:t>
       </w:r>
     </w:p>
     <w:p>
@@ -7091,7 +4849,7 @@
           <w:b w:val="0"/>
           <w:sz w:val="22"/>
         </w:rPr>
-        <w:t>- איחוד תחנות קרובות פיזית לתחנות-על לפי רדיוס גיאוגרפי.</w:t>
+        <w:t>- שילוב נתוני ביקוש אמיתיים (כרטוס, סקרי נסיעות) במקום פרוקסי אוכלוסייה.</w:t>
       </w:r>
     </w:p>
     <w:p>
@@ -7105,7 +4863,7 @@
           <w:b w:val="0"/>
           <w:sz w:val="22"/>
         </w:rPr>
-        <w:t>- שימוש ב-`shapes.txt` לחישוב מרחקים לאורך מסלול ושקלול קשתות לפי זמן/מרחק.</w:t>
+        <w:t>- מודל דינמי מלא המשלב זמני המתנה והחלפות, ולא רק זמן נסיעה במקטע.</w:t>
       </w:r>
     </w:p>
     <w:p>
@@ -7119,7 +4877,7 @@
           <w:b w:val="0"/>
           <w:sz w:val="22"/>
         </w:rPr>
-        <w:t>- בניית גרף העברות שבו קשתות מייצגות אפשרות מעבר בין קווים באותה תחנה.</w:t>
+        <w:t>- איחוד רציפים לתחנות-על לפני הניתוח.</w:t>
       </w:r>
     </w:p>
     <w:p>
@@ -7133,7 +4891,7 @@
           <w:b w:val="0"/>
           <w:sz w:val="22"/>
         </w:rPr>
-        <w:t>- שילוב נתוני ביקוש או ספירות נוסעים, אם יהיו זמינים.</w:t>
+        <w:t>- בחינת עונתיות על פני מספר תמונות מצב.</w:t>
       </w:r>
     </w:p>
     <w:p>
@@ -7147,7 +4905,7 @@
           <w:b w:val="0"/>
           <w:sz w:val="22"/>
         </w:rPr>
-        <w:t>- חישוב מדדי נגישות לפי יישובים ואזורים סטטיסטיים.</w:t>
+        <w:t>- אופטימיזציה: אילו קשתות כדאי להוסיף כדי למזער את מספר הגשרים.</w:t>
       </w:r>
     </w:p>
     <w:p>
@@ -7161,7 +4919,7 @@
           <w:b w:val="0"/>
           <w:sz w:val="22"/>
         </w:rPr>
-        <w:t>- ניסוי עמידות לפי תרחישים ריאליים: סגירת תחנה מרכזית, חסימת ציר, השבתת קו רכבת או שינוי אזורי.</w:t>
+        <w:t>---</w:t>
       </w:r>
     </w:p>
     <w:p>
@@ -7171,7 +4929,7 @@
         <w:bidi w:val="1"/>
       </w:pPr>
       <w:r>
-        <w:t>11. תרומות אישיות</w:t>
+        <w:t>10. שחזור</w:t>
       </w:r>
     </w:p>
     <w:p>
@@ -7185,7 +4943,7 @@
           <w:b w:val="0"/>
           <w:sz w:val="22"/>
         </w:rPr>
-        <w:t>יש למלא לפני ההגשה הסופית לפי חברי הצוות האמיתיים:</w:t>
+        <w:t>הפרויקט כולו מיושם ב-25 מחברות Jupyter תחת `notebooks/`, הרצות לפי סדר מספרי (00–24). כל מחברת עצמאית: היא מתקינה את התלויות שלה, מאתרת את המאגר (או משכפלת אותו ב-Colab), ומורידה את נתוני ה-GTFS בעת הצורך. כל תוצרי הביניים נשמרים תחת `outputs/nb/&lt;שלב&gt;/`.</w:t>
       </w:r>
     </w:p>
     <w:p>
@@ -7199,7 +4957,7 @@
           <w:b w:val="0"/>
           <w:sz w:val="22"/>
         </w:rPr>
-        <w:t>- סטודנט/ית 1: איסוף והבנת נתוני GTFS, ניקוי נתונים, בדיקת מבנה הקבצים והכנת סטטיסטיקות ראשוניות.</w:t>
+        <w:t>כל 25 המחברות הורצו מקצה לקצה; זמן הריצה המלא הוא כ-20 דקות.</w:t>
       </w:r>
     </w:p>
     <w:p>
@@ -7213,563 +4971,7 @@
           <w:b w:val="0"/>
           <w:sz w:val="22"/>
         </w:rPr>
-        <w:t>- סטודנט/ית 2: בניית מודל הגרף, מימוש הפייפליין, חישוב מדדי מרכזיות ועמידות.</w:t>
-      </w:r>
-    </w:p>
-    <w:p>
-      <w:pPr>
-        <w:jc w:val="right"/>
-        <w:bidi w:val="1"/>
-      </w:pPr>
-      <w:r>
-        <w:rPr>
-          <w:rFonts w:ascii="Arial" w:hAnsi="Arial" w:eastAsia="Arial"/>
-          <w:b w:val="0"/>
-          <w:sz w:val="22"/>
-        </w:rPr>
-        <w:t>- סטודנט/ית 3: ניתוח תוצאות, הכנת גרפים וטבלאות, כתיבת הדוח והכנת המצגת.</w:t>
-      </w:r>
-    </w:p>
-    <w:p>
-      <w:pPr>
-        <w:pStyle w:val="Heading1"/>
-        <w:jc w:val="right"/>
-        <w:bidi w:val="1"/>
-      </w:pPr>
-      <w:r>
-        <w:t>12. הוראות הרצה ושחזור</w:t>
-      </w:r>
-    </w:p>
-    <w:p>
-      <w:pPr>
-        <w:jc w:val="right"/>
-        <w:bidi w:val="1"/>
-      </w:pPr>
-      <w:r>
-        <w:rPr>
-          <w:rFonts w:ascii="Arial" w:hAnsi="Arial" w:eastAsia="Arial"/>
-          <w:b w:val="0"/>
-          <w:sz w:val="22"/>
-        </w:rPr>
-        <w:t>התקנת תלויות:</w:t>
-      </w:r>
-    </w:p>
-    <w:p>
-      <w:pPr>
-        <w:jc w:val="left"/>
-      </w:pPr>
-      <w:r>
-        <w:rPr>
-          <w:rFonts w:ascii="Consolas" w:hAnsi="Consolas" w:eastAsia="Consolas"/>
-          <w:sz w:val="18"/>
-        </w:rPr>
-        <w:t>pip install -r requirements.txt</w:t>
-      </w:r>
-    </w:p>
-    <w:p>
-      <w:pPr>
-        <w:jc w:val="right"/>
-        <w:bidi w:val="1"/>
-      </w:pPr>
-      <w:r>
-        <w:rPr>
-          <w:rFonts w:ascii="Arial" w:hAnsi="Arial" w:eastAsia="Arial"/>
-          <w:b w:val="0"/>
-          <w:sz w:val="22"/>
-        </w:rPr>
-        <w:t>משיכת קובצי Git LFS גדולים:</w:t>
-      </w:r>
-    </w:p>
-    <w:p>
-      <w:pPr>
-        <w:jc w:val="left"/>
-      </w:pPr>
-      <w:r>
-        <w:rPr>
-          <w:rFonts w:ascii="Consolas" w:hAnsi="Consolas" w:eastAsia="Consolas"/>
-          <w:sz w:val="18"/>
-        </w:rPr>
-        <w:t>git lfs pull</w:t>
-      </w:r>
-    </w:p>
-    <w:p>
-      <w:pPr>
-        <w:jc w:val="right"/>
-        <w:bidi w:val="1"/>
-      </w:pPr>
-      <w:r>
-        <w:rPr>
-          <w:rFonts w:ascii="Arial" w:hAnsi="Arial" w:eastAsia="Arial"/>
-          <w:b w:val="0"/>
-          <w:sz w:val="22"/>
-        </w:rPr>
-        <w:t>הרצת הניתוח:</w:t>
-      </w:r>
-    </w:p>
-    <w:p>
-      <w:pPr>
-        <w:jc w:val="left"/>
-      </w:pPr>
-      <w:r>
-        <w:rPr>
-          <w:rFonts w:ascii="Consolas" w:hAnsi="Consolas" w:eastAsia="Consolas"/>
-          <w:sz w:val="18"/>
-        </w:rPr>
-        <w:t>python src\transit_network_analysis.py `</w:t>
-      </w:r>
-    </w:p>
-    <w:p>
-      <w:pPr>
-        <w:jc w:val="left"/>
-      </w:pPr>
-      <w:r>
-        <w:rPr>
-          <w:rFonts w:ascii="Consolas" w:hAnsi="Consolas" w:eastAsia="Consolas"/>
-          <w:sz w:val="18"/>
-        </w:rPr>
-        <w:t xml:space="preserve">  --data-dir israel-public-transportation `</w:t>
-      </w:r>
-    </w:p>
-    <w:p>
-      <w:pPr>
-        <w:jc w:val="left"/>
-      </w:pPr>
-      <w:r>
-        <w:rPr>
-          <w:rFonts w:ascii="Consolas" w:hAnsi="Consolas" w:eastAsia="Consolas"/>
-          <w:sz w:val="18"/>
-        </w:rPr>
-        <w:t xml:space="preserve">  --output-dir outputs `</w:t>
-      </w:r>
-    </w:p>
-    <w:p>
-      <w:pPr>
-        <w:jc w:val="left"/>
-      </w:pPr>
-      <w:r>
-        <w:rPr>
-          <w:rFonts w:ascii="Consolas" w:hAnsi="Consolas" w:eastAsia="Consolas"/>
-          <w:sz w:val="18"/>
-        </w:rPr>
-        <w:t xml:space="preserve">  --betweenness-samples 128 `</w:t>
-      </w:r>
-    </w:p>
-    <w:p>
-      <w:pPr>
-        <w:jc w:val="left"/>
-      </w:pPr>
-      <w:r>
-        <w:rPr>
-          <w:rFonts w:ascii="Consolas" w:hAnsi="Consolas" w:eastAsia="Consolas"/>
-          <w:sz w:val="18"/>
-        </w:rPr>
-        <w:t xml:space="preserve">  --harmonic-samples 512 `</w:t>
-      </w:r>
-    </w:p>
-    <w:p>
-      <w:pPr>
-        <w:jc w:val="left"/>
-      </w:pPr>
-      <w:r>
-        <w:rPr>
-          <w:rFonts w:ascii="Consolas" w:hAnsi="Consolas" w:eastAsia="Consolas"/>
-          <w:sz w:val="18"/>
-        </w:rPr>
-        <w:t xml:space="preserve">  --path-source-samples 128 `</w:t>
-      </w:r>
-    </w:p>
-    <w:p>
-      <w:pPr>
-        <w:jc w:val="left"/>
-      </w:pPr>
-      <w:r>
-        <w:rPr>
-          <w:rFonts w:ascii="Consolas" w:hAnsi="Consolas" w:eastAsia="Consolas"/>
-          <w:sz w:val="18"/>
-        </w:rPr>
-        <w:t xml:space="preserve">  --resilience-removals 500 `</w:t>
-      </w:r>
-    </w:p>
-    <w:p>
-      <w:pPr>
-        <w:jc w:val="left"/>
-      </w:pPr>
-      <w:r>
-        <w:rPr>
-          <w:rFonts w:ascii="Consolas" w:hAnsi="Consolas" w:eastAsia="Consolas"/>
-          <w:sz w:val="18"/>
-        </w:rPr>
-        <w:t xml:space="preserve">  --resilience-steps 25 `</w:t>
-      </w:r>
-    </w:p>
-    <w:p>
-      <w:pPr>
-        <w:jc w:val="left"/>
-      </w:pPr>
-      <w:r>
-        <w:rPr>
-          <w:rFonts w:ascii="Consolas" w:hAnsi="Consolas" w:eastAsia="Consolas"/>
-          <w:sz w:val="18"/>
-        </w:rPr>
-        <w:t xml:space="preserve">  --accessibility-pairs 300 `</w:t>
-      </w:r>
-    </w:p>
-    <w:p>
-      <w:pPr>
-        <w:jc w:val="left"/>
-      </w:pPr>
-      <w:r>
-        <w:rPr>
-          <w:rFonts w:ascii="Consolas" w:hAnsi="Consolas" w:eastAsia="Consolas"/>
-          <w:sz w:val="18"/>
-        </w:rPr>
-        <w:t xml:space="preserve">  --accessibility-removals 500 `</w:t>
-      </w:r>
-    </w:p>
-    <w:p>
-      <w:pPr>
-        <w:jc w:val="left"/>
-      </w:pPr>
-      <w:r>
-        <w:rPr>
-          <w:rFonts w:ascii="Consolas" w:hAnsi="Consolas" w:eastAsia="Consolas"/>
-          <w:sz w:val="18"/>
-        </w:rPr>
-        <w:t xml:space="preserve">  --accessibility-steps 10 `</w:t>
-      </w:r>
-    </w:p>
-    <w:p>
-      <w:pPr>
-        <w:jc w:val="left"/>
-      </w:pPr>
-      <w:r>
-        <w:rPr>
-          <w:rFonts w:ascii="Consolas" w:hAnsi="Consolas" w:eastAsia="Consolas"/>
-          <w:sz w:val="18"/>
-        </w:rPr>
-        <w:t xml:space="preserve">  --random-trials 5</w:t>
-      </w:r>
-    </w:p>
-    <w:p>
-      <w:pPr>
-        <w:jc w:val="right"/>
-        <w:bidi w:val="1"/>
-      </w:pPr>
-      <w:r>
-        <w:rPr>
-          <w:rFonts w:ascii="Arial" w:hAnsi="Arial" w:eastAsia="Arial"/>
-          <w:b w:val="0"/>
-          <w:sz w:val="22"/>
-        </w:rPr>
-        <w:t>תוצרי הדוח הקיימים בתיקיית `outputs/` הנוכחית:</w:t>
-      </w:r>
-    </w:p>
-    <w:p>
-      <w:pPr>
-        <w:jc w:val="right"/>
-        <w:bidi w:val="1"/>
-      </w:pPr>
-      <w:r>
-        <w:rPr>
-          <w:rFonts w:ascii="Arial" w:hAnsi="Arial" w:eastAsia="Arial"/>
-          <w:b w:val="0"/>
-          <w:sz w:val="22"/>
-        </w:rPr>
-        <w:t>- `outputs/tables/network_summary.csv`</w:t>
-      </w:r>
-    </w:p>
-    <w:p>
-      <w:pPr>
-        <w:jc w:val="right"/>
-        <w:bidi w:val="1"/>
-      </w:pPr>
-      <w:r>
-        <w:rPr>
-          <w:rFonts w:ascii="Arial" w:hAnsi="Arial" w:eastAsia="Arial"/>
-          <w:b w:val="0"/>
-          <w:sz w:val="22"/>
-        </w:rPr>
-        <w:t>- `outputs/tables/stop_metrics.csv`</w:t>
-      </w:r>
-    </w:p>
-    <w:p>
-      <w:pPr>
-        <w:jc w:val="right"/>
-        <w:bidi w:val="1"/>
-      </w:pPr>
-      <w:r>
-        <w:rPr>
-          <w:rFonts w:ascii="Arial" w:hAnsi="Arial" w:eastAsia="Arial"/>
-          <w:b w:val="0"/>
-          <w:sz w:val="22"/>
-        </w:rPr>
-        <w:t>- `outputs/tables/top_weighted_degree_stops.csv`</w:t>
-      </w:r>
-    </w:p>
-    <w:p>
-      <w:pPr>
-        <w:jc w:val="right"/>
-        <w:bidi w:val="1"/>
-      </w:pPr>
-      <w:r>
-        <w:rPr>
-          <w:rFonts w:ascii="Arial" w:hAnsi="Arial" w:eastAsia="Arial"/>
-          <w:b w:val="0"/>
-          <w:sz w:val="22"/>
-        </w:rPr>
-        <w:t>- `outputs/tables/top_pagerank_stops.csv`</w:t>
-      </w:r>
-    </w:p>
-    <w:p>
-      <w:pPr>
-        <w:jc w:val="right"/>
-        <w:bidi w:val="1"/>
-      </w:pPr>
-      <w:r>
-        <w:rPr>
-          <w:rFonts w:ascii="Arial" w:hAnsi="Arial" w:eastAsia="Arial"/>
-          <w:b w:val="0"/>
-          <w:sz w:val="22"/>
-        </w:rPr>
-        <w:t>- `outputs/tables/top_approx_betweenness_stops.csv`</w:t>
-      </w:r>
-    </w:p>
-    <w:p>
-      <w:pPr>
-        <w:jc w:val="right"/>
-        <w:bidi w:val="1"/>
-      </w:pPr>
-      <w:r>
-        <w:rPr>
-          <w:rFonts w:ascii="Arial" w:hAnsi="Arial" w:eastAsia="Arial"/>
-          <w:b w:val="0"/>
-          <w:sz w:val="22"/>
-        </w:rPr>
-        <w:t>- `outputs/tables/top_articulation_points.csv`</w:t>
-      </w:r>
-    </w:p>
-    <w:p>
-      <w:pPr>
-        <w:jc w:val="right"/>
-        <w:bidi w:val="1"/>
-      </w:pPr>
-      <w:r>
-        <w:rPr>
-          <w:rFonts w:ascii="Arial" w:hAnsi="Arial" w:eastAsia="Arial"/>
-          <w:b w:val="0"/>
-          <w:sz w:val="22"/>
-        </w:rPr>
-        <w:t>- `outputs/tables/community_summary.csv`</w:t>
-      </w:r>
-    </w:p>
-    <w:p>
-      <w:pPr>
-        <w:jc w:val="right"/>
-        <w:bidi w:val="1"/>
-      </w:pPr>
-      <w:r>
-        <w:rPr>
-          <w:rFonts w:ascii="Arial" w:hAnsi="Arial" w:eastAsia="Arial"/>
-          <w:b w:val="0"/>
-          <w:sz w:val="22"/>
-        </w:rPr>
-        <w:t>- `outputs/tables/resilience_random_vs_targeted.csv`</w:t>
-      </w:r>
-    </w:p>
-    <w:p>
-      <w:pPr>
-        <w:jc w:val="right"/>
-        <w:bidi w:val="1"/>
-      </w:pPr>
-      <w:r>
-        <w:rPr>
-          <w:rFonts w:ascii="Arial" w:hAnsi="Arial" w:eastAsia="Arial"/>
-          <w:b w:val="0"/>
-          <w:sz w:val="22"/>
-        </w:rPr>
-        <w:t>- `outputs/figures/active_stops_map.png`</w:t>
-      </w:r>
-    </w:p>
-    <w:p>
-      <w:pPr>
-        <w:jc w:val="right"/>
-        <w:bidi w:val="1"/>
-      </w:pPr>
-      <w:r>
-        <w:rPr>
-          <w:rFonts w:ascii="Arial" w:hAnsi="Arial" w:eastAsia="Arial"/>
-          <w:b w:val="0"/>
-          <w:sz w:val="22"/>
-        </w:rPr>
-        <w:t>- `outputs/figures/top_weighted_degree_stops.png`</w:t>
-      </w:r>
-    </w:p>
-    <w:p>
-      <w:pPr>
-        <w:jc w:val="right"/>
-        <w:bidi w:val="1"/>
-      </w:pPr>
-      <w:r>
-        <w:rPr>
-          <w:rFonts w:ascii="Arial" w:hAnsi="Arial" w:eastAsia="Arial"/>
-          <w:b w:val="0"/>
-          <w:sz w:val="22"/>
-        </w:rPr>
-        <w:t>- `outputs/figures/top_pagerank_stops.png`</w:t>
-      </w:r>
-    </w:p>
-    <w:p>
-      <w:pPr>
-        <w:jc w:val="right"/>
-        <w:bidi w:val="1"/>
-      </w:pPr>
-      <w:r>
-        <w:rPr>
-          <w:rFonts w:ascii="Arial" w:hAnsi="Arial" w:eastAsia="Arial"/>
-          <w:b w:val="0"/>
-          <w:sz w:val="22"/>
-        </w:rPr>
-        <w:t>- `outputs/figures/top_communities.png`</w:t>
-      </w:r>
-    </w:p>
-    <w:p>
-      <w:pPr>
-        <w:jc w:val="right"/>
-        <w:bidi w:val="1"/>
-      </w:pPr>
-      <w:r>
-        <w:rPr>
-          <w:rFonts w:ascii="Arial" w:hAnsi="Arial" w:eastAsia="Arial"/>
-          <w:b w:val="0"/>
-          <w:sz w:val="22"/>
-        </w:rPr>
-        <w:t>- `outputs/figures/resilience_curve.png`</w:t>
-      </w:r>
-    </w:p>
-    <w:p>
-      <w:pPr>
-        <w:jc w:val="right"/>
-        <w:bidi w:val="1"/>
-      </w:pPr>
-      <w:r>
-        <w:rPr>
-          <w:rFonts w:ascii="Arial" w:hAnsi="Arial" w:eastAsia="Arial"/>
-          <w:b w:val="0"/>
-          <w:sz w:val="22"/>
-        </w:rPr>
-        <w:t>הקוד הנוכחי כולל גם הרחבות שמייצרות בהרצה מלאה נוספת, לאחר שחזור `stop_times.txt`, את:</w:t>
-      </w:r>
-    </w:p>
-    <w:p>
-      <w:pPr>
-        <w:jc w:val="right"/>
-        <w:bidi w:val="1"/>
-      </w:pPr>
-      <w:r>
-        <w:rPr>
-          <w:rFonts w:ascii="Arial" w:hAnsi="Arial" w:eastAsia="Arial"/>
-          <w:b w:val="0"/>
-          <w:sz w:val="22"/>
-        </w:rPr>
-        <w:t>- `outputs/tables/top_approx_harmonic_stops.csv`</w:t>
-      </w:r>
-    </w:p>
-    <w:p>
-      <w:pPr>
-        <w:jc w:val="right"/>
-        <w:bidi w:val="1"/>
-      </w:pPr>
-      <w:r>
-        <w:rPr>
-          <w:rFonts w:ascii="Arial" w:hAnsi="Arial" w:eastAsia="Arial"/>
-          <w:b w:val="0"/>
-          <w:sz w:val="22"/>
-        </w:rPr>
-        <w:t>- `outputs/tables/accessibility_damage_by_removal.csv`</w:t>
-      </w:r>
-    </w:p>
-    <w:p>
-      <w:pPr>
-        <w:jc w:val="right"/>
-        <w:bidi w:val="1"/>
-      </w:pPr>
-      <w:r>
-        <w:rPr>
-          <w:rFonts w:ascii="Arial" w:hAnsi="Arial" w:eastAsia="Arial"/>
-          <w:b w:val="0"/>
-          <w:sz w:val="22"/>
-        </w:rPr>
-        <w:t>- `outputs/tables/degree_distribution.csv`</w:t>
-      </w:r>
-    </w:p>
-    <w:p>
-      <w:pPr>
-        <w:jc w:val="right"/>
-        <w:bidi w:val="1"/>
-      </w:pPr>
-      <w:r>
-        <w:rPr>
-          <w:rFonts w:ascii="Arial" w:hAnsi="Arial" w:eastAsia="Arial"/>
-          <w:b w:val="0"/>
-          <w:sz w:val="22"/>
-        </w:rPr>
-        <w:t>- `outputs/tables/network_model_comparison.csv`</w:t>
-      </w:r>
-    </w:p>
-    <w:p>
-      <w:pPr>
-        <w:jc w:val="right"/>
-        <w:bidi w:val="1"/>
-      </w:pPr>
-      <w:r>
-        <w:rPr>
-          <w:rFonts w:ascii="Arial" w:hAnsi="Arial" w:eastAsia="Arial"/>
-          <w:b w:val="0"/>
-          <w:sz w:val="22"/>
-        </w:rPr>
-        <w:t>- `outputs/figures/top_approx_harmonic_stops.png`</w:t>
-      </w:r>
-    </w:p>
-    <w:p>
-      <w:pPr>
-        <w:jc w:val="right"/>
-        <w:bidi w:val="1"/>
-      </w:pPr>
-      <w:r>
-        <w:rPr>
-          <w:rFonts w:ascii="Arial" w:hAnsi="Arial" w:eastAsia="Arial"/>
-          <w:b w:val="0"/>
-          <w:sz w:val="22"/>
-        </w:rPr>
-        <w:t>- `outputs/figures/accessibility_damage_curve.png`</w:t>
-      </w:r>
-    </w:p>
-    <w:p>
-      <w:pPr>
-        <w:jc w:val="right"/>
-        <w:bidi w:val="1"/>
-      </w:pPr>
-      <w:r>
-        <w:rPr>
-          <w:rFonts w:ascii="Arial" w:hAnsi="Arial" w:eastAsia="Arial"/>
-          <w:b w:val="0"/>
-          <w:sz w:val="22"/>
-        </w:rPr>
-        <w:t>- `outputs/figures/degree_distribution_loglog.png`</w:t>
-      </w:r>
-    </w:p>
-    <w:p>
-      <w:pPr>
-        <w:jc w:val="right"/>
-        <w:bidi w:val="1"/>
-      </w:pPr>
-      <w:r>
-        <w:rPr>
-          <w:rFonts w:ascii="Arial" w:hAnsi="Arial" w:eastAsia="Arial"/>
-          <w:b w:val="0"/>
-          <w:sz w:val="22"/>
-        </w:rPr>
-        <w:t>- `outputs/figures/network_model_comparison.png`</w:t>
+        <w:t>---</w:t>
       </w:r>
     </w:p>
     <w:p>
@@ -7793,7 +4995,7 @@
           <w:b w:val="0"/>
           <w:sz w:val="22"/>
         </w:rPr>
-        <w:t>1. MobilityData, General Transit Feed Specification Reference, revised April 27, 2026. https://gtfs.org/documentation/schedule/reference/</w:t>
+        <w:t>1. MobilityData, *General Transit Feed Specification Reference*, 2026. https://gtfs.org/</w:t>
       </w:r>
     </w:p>
     <w:p>
@@ -7807,7 +5009,7 @@
           <w:b w:val="0"/>
           <w:sz w:val="22"/>
         </w:rPr>
-        <w:t>2. NetworkX documentation, `betweenness_centrality`. https://networkx.org/documentation/stable/reference/algorithms/generated/networkx.algorithms.centrality.betweenness_centrality.html</w:t>
+        <w:t>2. Brandes, U. (2001). *A Faster Algorithm for Betweenness Centrality*. Journal of Mathematical Sociology, 25(2), 163–177.</w:t>
       </w:r>
     </w:p>
     <w:p>
@@ -7821,7 +5023,7 @@
           <w:b w:val="0"/>
           <w:sz w:val="22"/>
         </w:rPr>
-        <w:t>3. Brandes, U. (2001). A Faster Algorithm for Betweenness Centrality. Journal of Mathematical Sociology, 25(2), 163-177. DOI: https://doi.org/10.1080/0022250X.2001.9990249</w:t>
+        <w:t>3. Blondel, V. D., Guillaume, J.-L., Lambiotte, R., &amp; Lefebvre, E. (2008). *Fast unfolding of communities in large networks*. Journal of Statistical Mechanics.</w:t>
       </w:r>
     </w:p>
     <w:p>
@@ -7835,7 +5037,7 @@
           <w:b w:val="0"/>
           <w:sz w:val="22"/>
         </w:rPr>
-        <w:t>4. NetworkX documentation, `pagerank`. https://networkx.org/documentation/stable/reference/algorithms/generated/networkx.algorithms.link_analysis.pagerank_alg.pagerank.html</w:t>
+        <w:t>4. Newman, M. E. J. (2010). *Networks: An Introduction*. Oxford University Press.</w:t>
       </w:r>
     </w:p>
     <w:p>
@@ -7849,7 +5051,7 @@
           <w:b w:val="0"/>
           <w:sz w:val="22"/>
         </w:rPr>
-        <w:t>5. Page, L., Brin, S., Motwani, R., and Winograd, T. (1999). The PageRank Citation Ranking: Bringing Order to the Web.</w:t>
+        <w:t>5. Easley, D., &amp; Kleinberg, J. (2010). *Networks, Crowds, and Markets*. Cambridge University Press.</w:t>
       </w:r>
     </w:p>
     <w:p>
@@ -7863,7 +5065,7 @@
           <w:b w:val="0"/>
           <w:sz w:val="22"/>
         </w:rPr>
-        <w:t>6. NetworkX documentation, `louvain_communities`. https://networkx.org/documentation/stable/reference/algorithms/generated/networkx.algorithms.community.louvain.louvain_communities.html</w:t>
+        <w:t>6. Grover, A., &amp; Leskovec, J. (2016). *node2vec: Scalable Feature Learning for Networks*. KDD.</w:t>
       </w:r>
     </w:p>
     <w:p>
@@ -7877,7 +5079,7 @@
           <w:b w:val="0"/>
           <w:sz w:val="22"/>
         </w:rPr>
-        <w:t>7. Blondel, V. D., Guillaume, J.-L., Lambiotte, R., and Lefebvre, E. (2008). Fast unfolding of communities in large networks. Journal of Statistical Mechanics: Theory and Experiment. DOI: https://doi.org/10.1088/1742-5468/2008/10/P10008</w:t>
+        <w:t>7. Benjamini, Y., &amp; Hochberg, Y. (1995). *Controlling the False Discovery Rate*. JRSS-B, 57(1), 289–300.</w:t>
       </w:r>
     </w:p>
     <w:p>
@@ -7891,7 +5093,7 @@
           <w:b w:val="0"/>
           <w:sz w:val="22"/>
         </w:rPr>
-        <w:t>8. Newman, M. E. J. (2018). Networks: An Introduction. Oxford University Press.</w:t>
+        <w:t>8. NetworkX documentation. https://networkx.org/</w:t>
       </w:r>
     </w:p>
     <w:p>
@@ -7905,7 +5107,7 @@
           <w:b w:val="0"/>
           <w:sz w:val="22"/>
         </w:rPr>
-        <w:t>9. Easley, D., and Kleinberg, J. (2010). Networks, Crowds, and Markets: Reasoning about a Highly Connected World. Cambridge University Press.</w:t>
+        <w:t>9. הלשכה המרכזית לסטטיסטיקה, *אפיון יחידות גיאוגרפיות ודירוגן לפי הרמה החברתית-כלכלית של האוכלוסייה*, 2021.</w:t>
       </w:r>
     </w:p>
     <w:sectPr>

--- a/reports/final_report_he.docx
+++ b/reports/final_report_he.docx
@@ -5,82 +5,168 @@
     <w:p>
       <w:pPr>
         <w:bidi/>
+        <w:spacing w:before="1400" w:after="120"/>
         <w:jc w:val="center"/>
       </w:pPr>
       <w:r>
         <w:rPr>
-          <w:rFonts w:ascii="Arial" w:hAnsi="Arial" w:cs="Arial"/>
+          <w:rFonts w:ascii="David" w:hAnsi="David" w:cs="David"/>
           <w:b w:val="0"/>
           <w:i w:val="0"/>
-          <w:color w:val="5A6B7D"/>
-          <w:sz w:val="18"/>
-          <w:szCs w:val="18"/>
-          <w:rtl w:val="1"/>
-        </w:rPr>
-        <w:t>פרויקט גמר · אלגוריתמים ברשתות</w:t>
+          <w:color w:val="333333"/>
+          <w:sz w:val="24"/>
+          <w:szCs w:val="24"/>
+          <w:rtl w:val="1"/>
+        </w:rPr>
+        <w:t>‹שם המוסד / הפקולטה›</w:t>
       </w:r>
     </w:p>
     <w:p>
       <w:pPr>
         <w:bidi/>
+        <w:spacing w:before="0" w:after="120"/>
         <w:jc w:val="center"/>
       </w:pPr>
       <w:r>
         <w:rPr>
-          <w:rFonts w:ascii="Arial" w:hAnsi="Arial" w:cs="Arial"/>
-          <w:b/>
-          <w:i w:val="0"/>
-          <w:color w:val="0D2740"/>
-          <w:sz w:val="44"/>
-          <w:szCs w:val="44"/>
-          <w:rtl w:val="1"/>
-        </w:rPr>
-        <w:t>תחנות קריטיות</w:t>
+          <w:rFonts w:ascii="David" w:hAnsi="David" w:cs="David"/>
+          <w:b w:val="0"/>
+          <w:i w:val="0"/>
+          <w:color w:val="333333"/>
+          <w:sz w:val="24"/>
+          <w:szCs w:val="24"/>
+          <w:rtl w:val="1"/>
+        </w:rPr>
+        <w:t>פרויקט גמר · הקורס: אלגוריתמים בגרפים</w:t>
       </w:r>
     </w:p>
     <w:p>
       <w:pPr>
         <w:bidi/>
+        <w:spacing w:before="1900" w:after="120"/>
         <w:jc w:val="center"/>
       </w:pPr>
       <w:r>
         <w:rPr>
           <w:rFonts w:ascii="David" w:hAnsi="David" w:cs="David"/>
-          <w:b w:val="0"/>
-          <w:i w:val="0"/>
-          <w:color w:val="33475B"/>
-          <w:sz w:val="24"/>
-          <w:szCs w:val="24"/>
-          <w:rtl w:val="1"/>
-        </w:rPr>
-        <w:t>ניתוח מרכזיות ועמידוּת ברשת התחבורה הציבורית בישראל כרשת מורכבת</w:t>
+          <w:b/>
+          <w:i w:val="0"/>
+          <w:color w:val="000000"/>
+          <w:sz w:val="60"/>
+          <w:szCs w:val="60"/>
+          <w:rtl w:val="1"/>
+        </w:rPr>
+        <w:t>תחנות קריטיות</w:t>
       </w:r>
     </w:p>
     <w:p>
       <w:pPr>
         <w:bidi/>
+        <w:spacing w:before="80" w:after="160"/>
         <w:jc w:val="center"/>
       </w:pPr>
       <w:r>
         <w:rPr>
-          <w:rFonts w:ascii="Arial" w:hAnsi="Arial" w:cs="Arial"/>
+          <w:rFonts w:ascii="David" w:hAnsi="David" w:cs="David"/>
           <w:b w:val="0"/>
           <w:i w:val="0"/>
-          <w:color w:val="5A6B7D"/>
-          <w:sz w:val="18"/>
-          <w:szCs w:val="18"/>
-          <w:rtl w:val="1"/>
-        </w:rPr>
-        <w:t>קורס: אלגוריתמים בגרפים · מנחה: ד"ר אבנר פריאל · נתונים: GTFS משרד התחבורה (אפריל 2026) · יולי 2026</w:t>
+          <w:color w:val="000000"/>
+          <w:sz w:val="28"/>
+          <w:szCs w:val="28"/>
+          <w:rtl w:val="1"/>
+        </w:rPr>
+        <w:t>ניתוח מרכזיות ועמידוּת ברשת התחבורה הציבורית בישראל כרשת מורכבת</w:t>
       </w:r>
     </w:p>
     <w:p>
       <w:pPr>
+        <w:spacing w:after="80"/>
+        <w:jc w:val="center"/>
         <w:pBdr>
-          <w:bottom w:val="single" w:sz="10" w:space="2" w:color="12314F"/>
+          <w:bottom w:val="single" w:sz="8" w:space="2" w:color="000000"/>
         </w:pBdr>
-        <w:spacing w:after="120"/>
       </w:pPr>
+    </w:p>
+    <w:p>
+      <w:pPr>
+        <w:bidi/>
+        <w:spacing w:before="1600" w:after="120"/>
+        <w:jc w:val="center"/>
+      </w:pPr>
+      <w:r>
+        <w:rPr>
+          <w:rFonts w:ascii="David" w:hAnsi="David" w:cs="David"/>
+          <w:b w:val="0"/>
+          <w:i w:val="0"/>
+          <w:color w:val="000000"/>
+          <w:sz w:val="24"/>
+          <w:szCs w:val="24"/>
+          <w:rtl w:val="1"/>
+        </w:rPr>
+        <w:t>מגישים: ‹שם מלא›, ‹שם מלא›, ‹שם מלא›</w:t>
+      </w:r>
+    </w:p>
+    <w:p>
+      <w:pPr>
+        <w:bidi/>
+        <w:spacing w:before="0" w:after="120"/>
+        <w:jc w:val="center"/>
+      </w:pPr>
+      <w:r>
+        <w:rPr>
+          <w:rFonts w:ascii="David" w:hAnsi="David" w:cs="David"/>
+          <w:b w:val="0"/>
+          <w:i w:val="0"/>
+          <w:color w:val="000000"/>
+          <w:sz w:val="24"/>
+          <w:szCs w:val="24"/>
+          <w:rtl w:val="1"/>
+        </w:rPr>
+        <w:t>מנחה: ד"ר אבנר פריאל</w:t>
+      </w:r>
+    </w:p>
+    <w:p>
+      <w:pPr>
+        <w:bidi/>
+        <w:spacing w:before="120" w:after="120"/>
+        <w:jc w:val="center"/>
+      </w:pPr>
+      <w:r>
+        <w:rPr>
+          <w:rFonts w:ascii="David" w:hAnsi="David" w:cs="David"/>
+          <w:b w:val="0"/>
+          <w:i w:val="0"/>
+          <w:color w:val="333333"/>
+          <w:sz w:val="22"/>
+          <w:szCs w:val="22"/>
+          <w:rtl w:val="1"/>
+        </w:rPr>
+        <w:t>מקור הנתונים: פיד ה-GTFS של משרד התחבורה (אפריל 2026)</w:t>
+      </w:r>
+    </w:p>
+    <w:p>
+      <w:pPr>
+        <w:bidi/>
+        <w:spacing w:before="520" w:after="120"/>
+        <w:jc w:val="center"/>
+      </w:pPr>
+      <w:r>
+        <w:rPr>
+          <w:rFonts w:ascii="David" w:hAnsi="David" w:cs="David"/>
+          <w:b w:val="0"/>
+          <w:i w:val="0"/>
+          <w:color w:val="000000"/>
+          <w:sz w:val="24"/>
+          <w:szCs w:val="24"/>
+          <w:rtl w:val="1"/>
+        </w:rPr>
+        <w:t>יולי 2026</w:t>
+      </w:r>
+    </w:p>
+    <w:p>
+      <w:r>
+        <w:br w:type="page"/>
+      </w:r>
     </w:p>
     <w:p>
       <w:pPr>
@@ -293,15 +379,15 @@
         <w:spacing w:before="240" w:after="80"/>
         <w:jc w:val="right"/>
         <w:pBdr>
-          <w:bottom w:val="single" w:sz="10" w:space="2" w:color="12314F"/>
+          <w:bottom w:val="single" w:sz="8" w:space="2" w:color="000000"/>
         </w:pBdr>
       </w:pPr>
       <w:r>
         <w:rPr>
-          <w:rFonts w:ascii="Arial" w:hAnsi="Arial" w:cs="Arial"/>
+          <w:rFonts w:ascii="David" w:hAnsi="David" w:cs="David"/>
           <w:b/>
           <w:i w:val="0"/>
-          <w:color w:val="12314F"/>
+          <w:color w:val="000000"/>
           <w:sz w:val="27"/>
           <w:szCs w:val="27"/>
           <w:rtl w:val="1"/>
@@ -377,15 +463,15 @@
         <w:spacing w:before="240" w:after="80"/>
         <w:jc w:val="right"/>
         <w:pBdr>
-          <w:bottom w:val="single" w:sz="10" w:space="2" w:color="12314F"/>
+          <w:bottom w:val="single" w:sz="8" w:space="2" w:color="000000"/>
         </w:pBdr>
       </w:pPr>
       <w:r>
         <w:rPr>
-          <w:rFonts w:ascii="Arial" w:hAnsi="Arial" w:cs="Arial"/>
+          <w:rFonts w:ascii="David" w:hAnsi="David" w:cs="David"/>
           <w:b/>
           <w:i w:val="0"/>
-          <w:color w:val="12314F"/>
+          <w:color w:val="000000"/>
           <w:sz w:val="27"/>
           <w:szCs w:val="27"/>
           <w:rtl w:val="1"/>
@@ -642,7 +728,7 @@
           <w:rFonts w:ascii="Arial" w:hAnsi="Arial" w:cs="Arial"/>
           <w:b/>
           <w:i w:val="0"/>
-          <w:color w:val="12314F"/>
+          <w:color w:val="000000"/>
           <w:sz w:val="20"/>
           <w:szCs w:val="20"/>
           <w:rtl w:val="1"/>
@@ -670,7 +756,7 @@
         <w:tc>
           <w:tcPr>
             <w:tcW w:type="dxa" w:w="1662"/>
-            <w:shd w:fill="12314F"/>
+            <w:shd w:fill="D9D9D9"/>
           </w:tcPr>
           <w:p>
             <w:pPr>
@@ -682,7 +768,7 @@
                 <w:rFonts w:ascii="David" w:hAnsi="David" w:cs="David"/>
                 <w:b/>
                 <w:i w:val="0"/>
-                <w:color w:val="FFFFFF"/>
+                <w:color w:val="000000"/>
                 <w:sz w:val="20"/>
                 <w:szCs w:val="20"/>
                 <w:rtl w:val="1"/>
@@ -694,7 +780,7 @@
         <w:tc>
           <w:tcPr>
             <w:tcW w:type="dxa" w:w="1662"/>
-            <w:shd w:fill="12314F"/>
+            <w:shd w:fill="D9D9D9"/>
           </w:tcPr>
           <w:p>
             <w:pPr>
@@ -706,7 +792,7 @@
                 <w:rFonts w:ascii="David" w:hAnsi="David" w:cs="David"/>
                 <w:b/>
                 <w:i w:val="0"/>
-                <w:color w:val="FFFFFF"/>
+                <w:color w:val="000000"/>
                 <w:sz w:val="20"/>
                 <w:szCs w:val="20"/>
                 <w:rtl w:val="1"/>
@@ -718,7 +804,7 @@
         <w:tc>
           <w:tcPr>
             <w:tcW w:type="dxa" w:w="1662"/>
-            <w:shd w:fill="12314F"/>
+            <w:shd w:fill="D9D9D9"/>
           </w:tcPr>
           <w:p>
             <w:pPr>
@@ -730,7 +816,7 @@
                 <w:rFonts w:ascii="David" w:hAnsi="David" w:cs="David"/>
                 <w:b/>
                 <w:i w:val="0"/>
-                <w:color w:val="FFFFFF"/>
+                <w:color w:val="000000"/>
                 <w:sz w:val="20"/>
                 <w:szCs w:val="20"/>
                 <w:rtl w:val="1"/>
@@ -742,7 +828,7 @@
         <w:tc>
           <w:tcPr>
             <w:tcW w:type="dxa" w:w="1662"/>
-            <w:shd w:fill="12314F"/>
+            <w:shd w:fill="D9D9D9"/>
           </w:tcPr>
           <w:p>
             <w:pPr>
@@ -754,7 +840,7 @@
                 <w:rFonts w:ascii="David" w:hAnsi="David" w:cs="David"/>
                 <w:b/>
                 <w:i w:val="0"/>
-                <w:color w:val="FFFFFF"/>
+                <w:color w:val="000000"/>
                 <w:sz w:val="20"/>
                 <w:szCs w:val="20"/>
                 <w:rtl w:val="1"/>
@@ -766,7 +852,7 @@
         <w:tc>
           <w:tcPr>
             <w:tcW w:type="dxa" w:w="1662"/>
-            <w:shd w:fill="12314F"/>
+            <w:shd w:fill="D9D9D9"/>
           </w:tcPr>
           <w:p>
             <w:pPr>
@@ -778,7 +864,7 @@
                 <w:rFonts w:ascii="David" w:hAnsi="David" w:cs="David"/>
                 <w:b/>
                 <w:i w:val="0"/>
-                <w:color w:val="FFFFFF"/>
+                <w:color w:val="000000"/>
                 <w:sz w:val="20"/>
                 <w:szCs w:val="20"/>
                 <w:rtl w:val="1"/>
@@ -790,7 +876,7 @@
         <w:tc>
           <w:tcPr>
             <w:tcW w:type="dxa" w:w="1662"/>
-            <w:shd w:fill="12314F"/>
+            <w:shd w:fill="D9D9D9"/>
           </w:tcPr>
           <w:p>
             <w:pPr>
@@ -802,7 +888,7 @@
                 <w:rFonts w:ascii="David" w:hAnsi="David" w:cs="David"/>
                 <w:b/>
                 <w:i w:val="0"/>
-                <w:color w:val="FFFFFF"/>
+                <w:color w:val="000000"/>
                 <w:sz w:val="20"/>
                 <w:szCs w:val="20"/>
                 <w:rtl w:val="1"/>
@@ -1226,15 +1312,15 @@
         <w:spacing w:before="240" w:after="80"/>
         <w:jc w:val="right"/>
         <w:pBdr>
-          <w:bottom w:val="single" w:sz="10" w:space="2" w:color="12314F"/>
+          <w:bottom w:val="single" w:sz="8" w:space="2" w:color="000000"/>
         </w:pBdr>
       </w:pPr>
       <w:r>
         <w:rPr>
-          <w:rFonts w:ascii="Arial" w:hAnsi="Arial" w:cs="Arial"/>
+          <w:rFonts w:ascii="David" w:hAnsi="David" w:cs="David"/>
           <w:b/>
           <w:i w:val="0"/>
-          <w:color w:val="12314F"/>
+          <w:color w:val="000000"/>
           <w:sz w:val="27"/>
           <w:szCs w:val="27"/>
           <w:rtl w:val="1"/>
@@ -1597,7 +1683,7 @@
           <w:rFonts w:ascii="David" w:hAnsi="David" w:cs="David"/>
           <w:b/>
           <w:i w:val="0"/>
-          <w:color w:val="12314F"/>
+          <w:color w:val="000000"/>
           <w:sz w:val="19"/>
           <w:szCs w:val="19"/>
           <w:rtl w:val="1"/>
@@ -1743,15 +1829,15 @@
         <w:spacing w:before="240" w:after="80"/>
         <w:jc w:val="right"/>
         <w:pBdr>
-          <w:bottom w:val="single" w:sz="10" w:space="2" w:color="12314F"/>
+          <w:bottom w:val="single" w:sz="8" w:space="2" w:color="000000"/>
         </w:pBdr>
       </w:pPr>
       <w:r>
         <w:rPr>
-          <w:rFonts w:ascii="Arial" w:hAnsi="Arial" w:cs="Arial"/>
+          <w:rFonts w:ascii="David" w:hAnsi="David" w:cs="David"/>
           <w:b/>
           <w:i w:val="0"/>
-          <w:color w:val="12314F"/>
+          <w:color w:val="000000"/>
           <w:sz w:val="27"/>
           <w:szCs w:val="27"/>
           <w:rtl w:val="1"/>
@@ -2070,7 +2156,7 @@
           <w:rFonts w:ascii="David" w:hAnsi="David" w:cs="David"/>
           <w:b/>
           <w:i w:val="0"/>
-          <w:color w:val="12314F"/>
+          <w:color w:val="000000"/>
           <w:sz w:val="19"/>
           <w:szCs w:val="19"/>
           <w:rtl w:val="1"/>
@@ -2189,7 +2275,7 @@
           <w:rFonts w:ascii="David" w:hAnsi="David" w:cs="David"/>
           <w:b/>
           <w:i w:val="0"/>
-          <w:color w:val="12314F"/>
+          <w:color w:val="000000"/>
           <w:sz w:val="19"/>
           <w:szCs w:val="19"/>
           <w:rtl w:val="1"/>
@@ -2308,7 +2394,7 @@
           <w:rFonts w:ascii="David" w:hAnsi="David" w:cs="David"/>
           <w:b/>
           <w:i w:val="0"/>
-          <w:color w:val="12314F"/>
+          <w:color w:val="000000"/>
           <w:sz w:val="19"/>
           <w:szCs w:val="19"/>
           <w:rtl w:val="1"/>
@@ -2382,15 +2468,15 @@
         <w:spacing w:before="240" w:after="80"/>
         <w:jc w:val="right"/>
         <w:pBdr>
-          <w:bottom w:val="single" w:sz="10" w:space="2" w:color="12314F"/>
+          <w:bottom w:val="single" w:sz="8" w:space="2" w:color="000000"/>
         </w:pBdr>
       </w:pPr>
       <w:r>
         <w:rPr>
-          <w:rFonts w:ascii="Arial" w:hAnsi="Arial" w:cs="Arial"/>
+          <w:rFonts w:ascii="David" w:hAnsi="David" w:cs="David"/>
           <w:b/>
           <w:i w:val="0"/>
-          <w:color w:val="12314F"/>
+          <w:color w:val="000000"/>
           <w:sz w:val="27"/>
           <w:szCs w:val="27"/>
           <w:rtl w:val="1"/>
@@ -2731,7 +2817,7 @@
           <w:rFonts w:ascii="David" w:hAnsi="David" w:cs="David"/>
           <w:b/>
           <w:i w:val="0"/>
-          <w:color w:val="12314F"/>
+          <w:color w:val="000000"/>
           <w:sz w:val="19"/>
           <w:szCs w:val="19"/>
           <w:rtl w:val="1"/>
@@ -2829,15 +2915,15 @@
         <w:spacing w:before="240" w:after="80"/>
         <w:jc w:val="right"/>
         <w:pBdr>
-          <w:bottom w:val="single" w:sz="10" w:space="2" w:color="12314F"/>
+          <w:bottom w:val="single" w:sz="8" w:space="2" w:color="000000"/>
         </w:pBdr>
       </w:pPr>
       <w:r>
         <w:rPr>
-          <w:rFonts w:ascii="Arial" w:hAnsi="Arial" w:cs="Arial"/>
+          <w:rFonts w:ascii="David" w:hAnsi="David" w:cs="David"/>
           <w:b/>
           <w:i w:val="0"/>
-          <w:color w:val="12314F"/>
+          <w:color w:val="000000"/>
           <w:sz w:val="27"/>
           <w:szCs w:val="27"/>
           <w:rtl w:val="1"/>
@@ -3222,7 +3308,7 @@
           <w:rFonts w:ascii="David" w:hAnsi="David" w:cs="David"/>
           <w:b/>
           <w:i w:val="0"/>
-          <w:color w:val="12314F"/>
+          <w:color w:val="000000"/>
           <w:sz w:val="19"/>
           <w:szCs w:val="19"/>
           <w:rtl w:val="1"/>
@@ -3320,15 +3406,15 @@
         <w:spacing w:before="240" w:after="80"/>
         <w:jc w:val="right"/>
         <w:pBdr>
-          <w:bottom w:val="single" w:sz="10" w:space="2" w:color="12314F"/>
+          <w:bottom w:val="single" w:sz="8" w:space="2" w:color="000000"/>
         </w:pBdr>
       </w:pPr>
       <w:r>
         <w:rPr>
-          <w:rFonts w:ascii="Arial" w:hAnsi="Arial" w:cs="Arial"/>
+          <w:rFonts w:ascii="David" w:hAnsi="David" w:cs="David"/>
           <w:b/>
           <w:i w:val="0"/>
-          <w:color w:val="12314F"/>
+          <w:color w:val="000000"/>
           <w:sz w:val="27"/>
           <w:szCs w:val="27"/>
           <w:rtl w:val="1"/>
@@ -3669,7 +3755,7 @@
           <w:rFonts w:ascii="David" w:hAnsi="David" w:cs="David"/>
           <w:b/>
           <w:i w:val="0"/>
-          <w:color w:val="12314F"/>
+          <w:color w:val="000000"/>
           <w:sz w:val="19"/>
           <w:szCs w:val="19"/>
           <w:rtl w:val="1"/>
@@ -3695,15 +3781,15 @@
         <w:spacing w:before="240" w:after="80"/>
         <w:jc w:val="right"/>
         <w:pBdr>
-          <w:bottom w:val="single" w:sz="10" w:space="2" w:color="12314F"/>
+          <w:bottom w:val="single" w:sz="8" w:space="2" w:color="000000"/>
         </w:pBdr>
       </w:pPr>
       <w:r>
         <w:rPr>
-          <w:rFonts w:ascii="Arial" w:hAnsi="Arial" w:cs="Arial"/>
+          <w:rFonts w:ascii="David" w:hAnsi="David" w:cs="David"/>
           <w:b/>
           <w:i w:val="0"/>
-          <w:color w:val="12314F"/>
+          <w:color w:val="000000"/>
           <w:sz w:val="27"/>
           <w:szCs w:val="27"/>
           <w:rtl w:val="1"/>
@@ -4132,7 +4218,7 @@
           <w:rFonts w:ascii="David" w:hAnsi="David" w:cs="David"/>
           <w:b/>
           <w:i w:val="0"/>
-          <w:color w:val="12314F"/>
+          <w:color w:val="000000"/>
           <w:sz w:val="19"/>
           <w:szCs w:val="19"/>
           <w:rtl w:val="1"/>
@@ -4251,7 +4337,7 @@
           <w:rFonts w:ascii="David" w:hAnsi="David" w:cs="David"/>
           <w:b/>
           <w:i w:val="0"/>
-          <w:color w:val="12314F"/>
+          <w:color w:val="000000"/>
           <w:sz w:val="19"/>
           <w:szCs w:val="19"/>
           <w:rtl w:val="1"/>
@@ -4349,15 +4435,15 @@
         <w:spacing w:before="240" w:after="80"/>
         <w:jc w:val="right"/>
         <w:pBdr>
-          <w:bottom w:val="single" w:sz="10" w:space="2" w:color="12314F"/>
+          <w:bottom w:val="single" w:sz="8" w:space="2" w:color="000000"/>
         </w:pBdr>
       </w:pPr>
       <w:r>
         <w:rPr>
-          <w:rFonts w:ascii="Arial" w:hAnsi="Arial" w:cs="Arial"/>
+          <w:rFonts w:ascii="David" w:hAnsi="David" w:cs="David"/>
           <w:b/>
           <w:i w:val="0"/>
-          <w:color w:val="12314F"/>
+          <w:color w:val="000000"/>
           <w:sz w:val="27"/>
           <w:szCs w:val="27"/>
           <w:rtl w:val="1"/>
@@ -4522,7 +4608,7 @@
           <w:rFonts w:ascii="David" w:hAnsi="David" w:cs="David"/>
           <w:b/>
           <w:i w:val="0"/>
-          <w:color w:val="12314F"/>
+          <w:color w:val="000000"/>
           <w:sz w:val="19"/>
           <w:szCs w:val="19"/>
           <w:rtl w:val="1"/>
@@ -4572,15 +4658,15 @@
         <w:spacing w:before="240" w:after="80"/>
         <w:jc w:val="right"/>
         <w:pBdr>
-          <w:bottom w:val="single" w:sz="10" w:space="2" w:color="12314F"/>
+          <w:bottom w:val="single" w:sz="8" w:space="2" w:color="000000"/>
         </w:pBdr>
       </w:pPr>
       <w:r>
         <w:rPr>
-          <w:rFonts w:ascii="Arial" w:hAnsi="Arial" w:cs="Arial"/>
+          <w:rFonts w:ascii="David" w:hAnsi="David" w:cs="David"/>
           <w:b/>
           <w:i w:val="0"/>
-          <w:color w:val="12314F"/>
+          <w:color w:val="000000"/>
           <w:sz w:val="27"/>
           <w:szCs w:val="27"/>
           <w:rtl w:val="1"/>
@@ -4999,7 +5085,7 @@
           <w:rFonts w:ascii="David" w:hAnsi="David" w:cs="David"/>
           <w:b w:val="0"/>
           <w:i w:val="0"/>
-          <w:color w:val="5A6B7D"/>
+          <w:color w:val="333333"/>
           <w:sz w:val="19"/>
           <w:szCs w:val="19"/>
           <w:rtl w:val="1"/>
@@ -5011,7 +5097,7 @@
           <w:rFonts w:ascii="David" w:hAnsi="David" w:cs="David"/>
           <w:b w:val="0"/>
           <w:i w:val="0"/>
-          <w:color w:val="5A6B7D"/>
+          <w:color w:val="333333"/>
           <w:sz w:val="19"/>
           <w:szCs w:val="19"/>
           <w:rtl w:val="1"/>
@@ -5023,7 +5109,7 @@
           <w:rFonts w:ascii="David" w:hAnsi="David" w:cs="David"/>
           <w:b w:val="0"/>
           <w:i w:val="0"/>
-          <w:color w:val="5A6B7D"/>
+          <w:color w:val="333333"/>
           <w:sz w:val="19"/>
           <w:szCs w:val="19"/>
           <w:rtl w:val="1"/>
@@ -5035,7 +5121,7 @@
           <w:rFonts w:ascii="David" w:hAnsi="David" w:cs="David"/>
           <w:b w:val="0"/>
           <w:i w:val="0"/>
-          <w:color w:val="5A6B7D"/>
+          <w:color w:val="333333"/>
           <w:sz w:val="19"/>
           <w:szCs w:val="19"/>
           <w:rtl w:val="1"/>

--- a/reports/final_report_he.docx
+++ b/reports/final_report_he.docx
@@ -56,7 +56,7 @@
           <w:szCs w:val="60"/>
           <w:rtl w:val="1"/>
         </w:rPr>
-        <w:t>תחנות קריטיות</w:t>
+        <w:t>מהי תחנה קריטית?</w:t>
       </w:r>
     </w:p>
     <w:p>
@@ -75,7 +75,7 @@
           <w:szCs w:val="28"/>
           <w:rtl w:val="1"/>
         </w:rPr>
-        <w:t>ניתוח מרכזיות ועמידוּת ברשת התחבורה הציבורית בישראל כרשת מורכבת</w:t>
+        <w:t>מסגרת השוואתית לניתוח מרכזיות ועמידוּת ברשת התחבורה הציבורית בישראל</w:t>
       </w:r>
     </w:p>
     <w:p>

--- a/reports/final_report_he.docx
+++ b/reports/final_report_he.docx
@@ -75,7 +75,7 @@
           <w:szCs w:val="28"/>
           <w:rtl w:val="1"/>
         </w:rPr>
-        <w:t>מסגרת השוואתית לניתוח מרכזיות ועמידוּת ברשת התחבורה הציבורית בישראל</w:t>
+        <w:t>מסגרת השוואתית לניתוח מרכזיות ועמידות ברשת התחבורה הציבורית בישראל</w:t>
       </w:r>
     </w:p>
     <w:p>
@@ -271,7 +271,7 @@
           <w:szCs w:val="22"/>
           <w:rtl w:val="1"/>
         </w:rPr>
-        <w:t>אילו תחנות הן הקריטיות ביותר</w:t>
+        <w:t>אילו תחנות הן הקריטיות ביותר לשמירה על עמידות הרשת, כלומר על יכולתה להוסיף ולחבר בין מוצא ליעד</w:t>
       </w:r>
       <w:r>
         <w:rPr>
@@ -714,7 +714,7 @@
           <w:szCs w:val="24"/>
           <w:rtl w:val="1"/>
         </w:rPr>
-        <w:t>), הפרה זניחה אך מדוּוחת.</w:t>
+        <w:t>), הפרה זניחה אך מדווחת.</w:t>
       </w:r>
     </w:p>
     <w:p>
@@ -1541,7 +1541,7 @@
           <w:szCs w:val="24"/>
           <w:rtl w:val="1"/>
         </w:rPr>
-        <w:t xml:space="preserve">). ההצמדוּת לגאוגרפיה אף </w:t>
+        <w:t xml:space="preserve">). ההצמדות לגאוגרפיה אף </w:t>
       </w:r>
       <w:r>
         <w:rPr>
@@ -2025,7 +2025,7 @@
           <w:szCs w:val="24"/>
           <w:rtl w:val="1"/>
         </w:rPr>
-        <w:t>98.2% ברוֹת-החלפה</w:t>
+        <w:t>98.2% ברות-החלפה</w:t>
       </w:r>
       <w:r>
         <w:rPr>
@@ -2435,7 +2435,7 @@
           <w:szCs w:val="19"/>
           <w:rtl w:val="1"/>
         </w:rPr>
-        <w:t xml:space="preserve"> ברוֹת-החלפה) מגמדות את שלוש האדומות (</w:t>
+        <w:t xml:space="preserve"> ברות-החלפה) מגמדות את שלוש האדומות (</w:t>
       </w:r>
       <w:r>
         <w:rPr>
@@ -2481,7 +2481,7 @@
           <w:szCs w:val="27"/>
           <w:rtl w:val="1"/>
         </w:rPr>
-        <w:t>5. עמידוּת: חסינה-אך-שבירה</w:t>
+        <w:t>5. עמידות: חסינה-אך-שבירה</w:t>
       </w:r>
     </w:p>
     <w:p>
@@ -2565,7 +2565,7 @@
           <w:szCs w:val="24"/>
           <w:rtl w:val="1"/>
         </w:rPr>
-        <w:t xml:space="preserve"> (איור 5). מפתיע: התקיפה היעילה ביותר לחישוב, לפי דרגה, היא גם ההרסנית ביותר במצטבר. הפגיעוּת האזורית מלמדת ש"פגיעוּת" אינה מושג יחיד: הצפון מוביל בצווארי-בקבוק (</w:t>
+        <w:t xml:space="preserve"> (איור 5). מפתיע: התקיפה היעילה ביותר לחישוב, לפי דרגה, היא גם ההרסנית ביותר במצטבר. הפגיעות האזורית מלמדת ש"פגיעות" אינה מושג יחיד: הצפון מוביל בצווארי-בקבוק (</w:t>
       </w:r>
       <w:r>
         <w:rPr>
@@ -2609,7 +2609,7 @@
           <w:szCs w:val="24"/>
           <w:rtl w:val="1"/>
         </w:rPr>
-        <w:t xml:space="preserve"> חריגה במבנה עצי דל-יתירוּת (</w:t>
+        <w:t xml:space="preserve"> חריגה במבנה עצי דל-יתירות (</w:t>
       </w:r>
       <w:r>
         <w:rPr>
@@ -2928,7 +2928,7 @@
           <w:szCs w:val="27"/>
           <w:rtl w:val="1"/>
         </w:rPr>
-        <w:t>6. קהילות ושוויוניוּת: פרדוקס Simpson</w:t>
+        <w:t>6. קהילות ושוויוניות: פרדוקס Simpson</w:t>
       </w:r>
     </w:p>
     <w:p>
@@ -2968,7 +2968,7 @@
           <w:szCs w:val="24"/>
           <w:rtl w:val="1"/>
         </w:rPr>
-        <w:t xml:space="preserve"> קהילות עם מודולריוּת קיצונית (</w:t>
+        <w:t xml:space="preserve"> קהילות עם מודולריות קיצונית (</w:t>
       </w:r>
       <w:r>
         <w:rPr>
@@ -3254,7 +3254,7 @@
           <w:szCs w:val="24"/>
           <w:rtl w:val="1"/>
         </w:rPr>
-        <w:t>. שוויוניוּת התחבורה היא תכונה מקומית ותלוית-מדד, לא ארצית.</w:t>
+        <w:t>. שוויוניות התחבורה היא תכונה מקומית ותלוית-מדד, לא ארצית.</w:t>
       </w:r>
     </w:p>
     <w:p>
@@ -3437,7 +3437,7 @@
           <w:szCs w:val="24"/>
           <w:rtl w:val="1"/>
         </w:rPr>
-        <w:t xml:space="preserve">הרשת הארצית מסתירה שונוּת מבנית עצומה. האוטובוס מהווה </w:t>
+        <w:t xml:space="preserve">הרשת הארצית מסתירה שונות מבנית עצומה. האוטובוס מהווה </w:t>
       </w:r>
       <w:r>
         <w:rPr>
@@ -3525,7 +3525,7 @@
           <w:szCs w:val="24"/>
           <w:rtl w:val="1"/>
         </w:rPr>
-        <w:t xml:space="preserve"> — טופולוגיית מסלול חסרת-יתירוּת שבה כל מקטע הוא נקודת-כשל. גם "צומת מעבר רב-אופני" תלוי-מדד: לפי הגדרת ה-GTFS המחמירה (</w:t>
+        <w:t xml:space="preserve"> — טופולוגיית מסלול חסרת-יתירות שבה כל מקטע הוא נקודת-כשל. גם "צומת מעבר רב-אופני" תלוי-מדד: לפי הגדרת ה-GTFS המחמירה (</w:t>
       </w:r>
       <w:r>
         <w:rPr>
@@ -3772,7 +3772,7 @@
           <w:szCs w:val="19"/>
           <w:rtl w:val="1"/>
         </w:rPr>
-        <w:t xml:space="preserve"> גרף תלות-הדדית בין מודים (משקל הקשת = מספר התחנות המשותפות). בהגדרה המחמירה (משמאל) קשת אחת בלבד; בהגדרת ההליכתיוּת (מימין) האוטובוס משמש מרכז לרשת-כוכב. מעבר רב-אופני הוא תופעה של קרבה מרחבית, לא של רציף משותף.</w:t>
+        <w:t xml:space="preserve"> גרף תלות-הדדית בין מודים (משקל הקשת = מספר התחנות המשותפות). בהגדרה המחמירה (משמאל) קשת אחת בלבד; בהגדרת ההליכתיות (מימין) האוטובוס משמש מרכז לרשת-כוכב. מעבר רב-אופני הוא תופעה של קרבה מרחבית, לא של רציף משותף.</w:t>
       </w:r>
     </w:p>
     <w:p>
@@ -4164,7 +4164,7 @@
           <w:szCs w:val="24"/>
           <w:rtl w:val="1"/>
         </w:rPr>
-        <w:t xml:space="preserve"> (איור 9). ההטמעות מודדות את קלוּת ה-negatives, לא מבנה נלמד — תוצאה שלילית מבוקרת.</w:t>
+        <w:t xml:space="preserve"> (איור 9). ההטמעות מודדות את קלות ה-negatives, לא מבנה נלמד — תוצאה שלילית מבוקרת.</w:t>
       </w:r>
     </w:p>
     <w:p>
@@ -4426,7 +4426,7 @@
           <w:szCs w:val="19"/>
           <w:rtl w:val="1"/>
         </w:rPr>
-        <w:t>. ה-AUC ה"מרשים" נבע מקלוּת ה-negatives.</w:t>
+        <w:t>. ה-AUC ה"מרשים" נבע מקלות ה-negatives.</w:t>
       </w:r>
     </w:p>
     <w:p>
@@ -4510,7 +4510,7 @@
           <w:szCs w:val="24"/>
           <w:rtl w:val="1"/>
         </w:rPr>
-        <w:t xml:space="preserve"> בלבד (איור 10): הגדרות השבירוּת המבנית מציגות מתאם אפסי-עד-שלילי מול הגדרת העומס, בעוד betweenness, ביקוש ושעת-שיא מתלכדות. מתוך </w:t>
+        <w:t xml:space="preserve"> בלבד (איור 10): הגדרות השבירות המבנית מציגות מתאם אפסי-עד-שלילי מול הגדרת העומס, בעוד betweenness, ביקוש ושעת-שיא מתלכדות. מתוך </w:t>
       </w:r>
       <w:r>
         <w:rPr>
@@ -4649,7 +4649,7 @@
           <w:szCs w:val="19"/>
           <w:rtl w:val="1"/>
         </w:rPr>
-        <w:t xml:space="preserve"> בלבד; הגדרות השבירוּת המבנית מול הגדרת העומס באפס-עד-שלילי, בעוד betweenness/ביקוש/שעת-שיא מתלכדות — הממצא המרכזי.</w:t>
+        <w:t xml:space="preserve"> בלבד; הגדרות השבירות המבנית מול הגדרת העומס באפס-עד-שלילי, בעוד betweenness/ביקוש/שעת-שיא מתלכדות — הממצא המרכזי.</w:t>
       </w:r>
     </w:p>
     <w:p>
@@ -4882,7 +4882,7 @@
           <w:szCs w:val="24"/>
           <w:rtl w:val="1"/>
         </w:rPr>
-        <w:t xml:space="preserve"> ופגיעוּת עצמה מתפצלת — הצפון מוביל בצווארי-בקבוק, ירושלים במבנה עצי דל-יתירוּת.</w:t>
+        <w:t xml:space="preserve"> ופגיעות עצמה מתפצלת — הצפון מוביל בצווארי-בקבוק, ירושלים במבנה עצי דל-יתירות.</w:t>
       </w:r>
     </w:p>
     <w:p>
@@ -4912,7 +4912,7 @@
           <w:szCs w:val="24"/>
           <w:rtl w:val="1"/>
         </w:rPr>
-        <w:t>שוויוניוּת מקומית ותלוית-מדד:</w:t>
+        <w:t>שוויוניות מקומית ותלוית-מדד:</w:t>
       </w:r>
       <w:r>
         <w:rPr>
@@ -5008,7 +5008,7 @@
           <w:szCs w:val="24"/>
           <w:rtl w:val="1"/>
         </w:rPr>
-        <w:t xml:space="preserve"> אך המודים הקטנים חסרי-יתירוּת והמעבר הרב-אופני נסתר במודל הנתונים.</w:t>
+        <w:t xml:space="preserve"> אך המודים הקטנים חסרי-יתירות והמעבר הרב-אופני נסתר במודל הנתונים.</w:t>
       </w:r>
     </w:p>
     <w:p>
@@ -5090,7 +5090,7 @@
           <w:szCs w:val="19"/>
           <w:rtl w:val="1"/>
         </w:rPr>
-        <w:t xml:space="preserve">מגבלות: משקלים סופרים שירות מתוכנן ולא ביקוש; betweenness מקורב; תחליפיוּת מרחבית בלבד; תמונת-מצב של חודש אחד. פירוט מלא של הניתוחים והרחבות עתידיות במחברות </w:t>
+        <w:t xml:space="preserve">מגבלות: משקלים סופרים שירות מתוכנן ולא ביקוש; betweenness מקורב; תחליפיות מרחבית בלבד; תמונת-מצב של חודש אחד. פירוט מלא של הניתוחים והרחבות עתידיות במחברות </w:t>
       </w:r>
       <w:r>
         <w:rPr>
